--- a/pc_package/PCP-009_virus_filtration.docx
+++ b/pc_package/PCP-009_virus_filtration.docx
@@ -814,85 +814,73 @@
         <w:pStyle w:val="FirstParagraph"/>
       </w:pPr>
       <w:r>
-        <w:t xml:space="preserve">ALCOA+, attributable, legible, contemporaneous, original, accurate and complete;</w:t>
-      </w:r>
-      <w:r>
-        <w:t xml:space="preserve"> </w:t>
-      </w:r>
-      <w:r>
-        <w:t xml:space="preserve">AMV, analytical method validation; BLA, Biologics License Application; CCD, central</w:t>
-      </w:r>
-      <w:r>
-        <w:t xml:space="preserve"> </w:t>
-      </w:r>
-      <w:r>
-        <w:t xml:space="preserve">composite design; Cpk, process capability index; CPP, critical process parameter;</w:t>
-      </w:r>
-      <w:r>
-        <w:t xml:space="preserve"> </w:t>
-      </w:r>
-      <w:r>
-        <w:t xml:space="preserve">CQA, critical quality attribute; DoE, design of experiments; DS, drug substance;</w:t>
-      </w:r>
-      <w:r>
-        <w:t xml:space="preserve"> </w:t>
-      </w:r>
-      <w:r>
-        <w:t xml:space="preserve">GPP, general process parameter; ICH, International Council for Harmonisation;</w:t>
-      </w:r>
-      <w:r>
-        <w:t xml:space="preserve"> </w:t>
-      </w:r>
-      <w:r>
-        <w:t xml:space="preserve">KPP, key process parameter; LRF, log reduction factor; MSAT, Manufacturing Science</w:t>
-      </w:r>
-      <w:r>
-        <w:t xml:space="preserve"> </w:t>
-      </w:r>
-      <w:r>
-        <w:t xml:space="preserve">and Technology; MVM, minute virus of mice; NOR, normal operating range; OLS, ordinary</w:t>
-      </w:r>
-      <w:r>
-        <w:t xml:space="preserve"> </w:t>
-      </w:r>
-      <w:r>
-        <w:t xml:space="preserve">least squares; PAR, proven acceptable range; PCP, Process Characterization Plan;</w:t>
-      </w:r>
-      <w:r>
-        <w:t xml:space="preserve"> </w:t>
-      </w:r>
-      <w:r>
-        <w:t xml:space="preserve">PCR, Process Characterization Report; PPQ, process performance qualification;</w:t>
-      </w:r>
-      <w:r>
-        <w:t xml:space="preserve"> </w:t>
-      </w:r>
-      <w:r>
-        <w:t xml:space="preserve">PRESS, predicted residual error sum of squares; QbD, quality by design; qPCR,</w:t>
-      </w:r>
-      <w:r>
-        <w:t xml:space="preserve"> </w:t>
-      </w:r>
-      <w:r>
-        <w:t xml:space="preserve">quantitative polymerase chain reaction; RSM, response-surface methodology; SDM,</w:t>
-      </w:r>
-      <w:r>
-        <w:t xml:space="preserve"> </w:t>
-      </w:r>
-      <w:r>
-        <w:t xml:space="preserve">scale-down model; SOP, standard operating procedure; TCID50, fifty-percent tissue</w:t>
-      </w:r>
-      <w:r>
-        <w:t xml:space="preserve"> </w:t>
-      </w:r>
-      <w:r>
-        <w:t xml:space="preserve">culture infectious dose; WC-CPP, well-controlled critical process parameter;</w:t>
-      </w:r>
-      <w:r>
-        <w:t xml:space="preserve"> </w:t>
-      </w:r>
-      <w:r>
-        <w:t xml:space="preserve">XMuLV, xenotropic murine leukaemia virus.</w:t>
+        <w:t xml:space="preserve">AEX, anion exchange chromatography; ALCOA+, attributable, legible, contemporaneous, original</w:t>
+      </w:r>
+      <w:r>
+        <w:t xml:space="preserve"> </w:t>
+      </w:r>
+      <w:r>
+        <w:t xml:space="preserve">and accurate, plus complete, consistent, enduring and available; AMV, analytical method</w:t>
+      </w:r>
+      <w:r>
+        <w:t xml:space="preserve"> </w:t>
+      </w:r>
+      <w:r>
+        <w:t xml:space="preserve">validation; BLA, Biologics License Application; CPP, critical process parameter; CQA,</w:t>
+      </w:r>
+      <w:r>
+        <w:t xml:space="preserve"> </w:t>
+      </w:r>
+      <w:r>
+        <w:t xml:space="preserve">critical quality attribute; DoE, design of experiments; DS, drug substance; ELN, electronic</w:t>
+      </w:r>
+      <w:r>
+        <w:t xml:space="preserve"> </w:t>
+      </w:r>
+      <w:r>
+        <w:t xml:space="preserve">laboratory notebook; GPP, general process parameter; ICH, International Council for</w:t>
+      </w:r>
+      <w:r>
+        <w:t xml:space="preserve"> </w:t>
+      </w:r>
+      <w:r>
+        <w:t xml:space="preserve">Harmonisation; KPP, key process parameter; LIMS, laboratory information management system;</w:t>
+      </w:r>
+      <w:r>
+        <w:t xml:space="preserve"> </w:t>
+      </w:r>
+      <w:r>
+        <w:t xml:space="preserve">LRF, log reduction factor; MSAT, Manufacturing Science and Technology; MVM, minute virus of</w:t>
+      </w:r>
+      <w:r>
+        <w:t xml:space="preserve"> </w:t>
+      </w:r>
+      <w:r>
+        <w:t xml:space="preserve">mice; NOR, normal operating range; PAR, proven acceptable range; PD, Process Development;</w:t>
+      </w:r>
+      <w:r>
+        <w:t xml:space="preserve"> </w:t>
+      </w:r>
+      <w:r>
+        <w:t xml:space="preserve">QA, Quality Assurance; qPCR, quantitative polymerase chain reaction; RSM, response surface</w:t>
+      </w:r>
+      <w:r>
+        <w:t xml:space="preserve"> </w:t>
+      </w:r>
+      <w:r>
+        <w:t xml:space="preserve">methodology; SDM, scale-down model; SOP, standard operating procedure; TCID50, fifty percent</w:t>
+      </w:r>
+      <w:r>
+        <w:t xml:space="preserve"> </w:t>
+      </w:r>
+      <w:r>
+        <w:t xml:space="preserve">tissue culture infective dose; WC-CPP, well controlled critical process parameter; XMuLV,</w:t>
+      </w:r>
+      <w:r>
+        <w:t xml:space="preserve"> </w:t>
+      </w:r>
+      <w:r>
+        <w:t xml:space="preserve">xenotropic murine leukaemia virus.</w:t>
       </w:r>
     </w:p>
     <w:p>
@@ -915,67 +903,58 @@
         <w:pStyle w:val="FirstParagraph"/>
       </w:pPr>
       <w:r>
-        <w:t xml:space="preserve">Small-virus retentive filtration is the dedicated virus removal step of the A-Mab drug</w:t>
-      </w:r>
-      <w:r>
-        <w:t xml:space="preserve"> </w:t>
-      </w:r>
-      <w:r>
-        <w:t xml:space="preserve">substance process, and this plan defines the characterization study that will bound its</w:t>
-      </w:r>
-      <w:r>
-        <w:t xml:space="preserve"> </w:t>
-      </w:r>
-      <w:r>
-        <w:t xml:space="preserve">operating ranges. The step retains virus particles by size, and it is the principal</w:t>
-      </w:r>
-      <w:r>
-        <w:t xml:space="preserve"> </w:t>
-      </w:r>
-      <w:r>
-        <w:t xml:space="preserve">clearance step for minute virus of mice (MVM), the small non-enveloped parvovirus used as</w:t>
-      </w:r>
-      <w:r>
-        <w:t xml:space="preserve"> </w:t>
-      </w:r>
-      <w:r>
-        <w:t xml:space="preserve">the worst-case model virus for the platform. Prior platform experience shows that MVM</w:t>
-      </w:r>
-      <w:r>
-        <w:t xml:space="preserve"> </w:t>
-      </w:r>
-      <w:r>
-        <w:t xml:space="preserve">retention falls as the volumetric load on the filter rises, so the load limit is the</w:t>
-      </w:r>
-      <w:r>
-        <w:t xml:space="preserve"> </w:t>
-      </w:r>
-      <w:r>
-        <w:t xml:space="preserve">quantity that governs the clearance claim. The study will measure that relationship,</w:t>
-      </w:r>
-      <w:r>
-        <w:t xml:space="preserve"> </w:t>
-      </w:r>
-      <w:r>
-        <w:t xml:space="preserve">establish the load limit and the pressure range that supports it, and supply the ranges</w:t>
-      </w:r>
-      <w:r>
-        <w:t xml:space="preserve"> </w:t>
-      </w:r>
-      <w:r>
-        <w:t xml:space="preserve">and the parameter classification that PCR-009 carries into the control strategy. All work</w:t>
-      </w:r>
-      <w:r>
-        <w:t xml:space="preserve"> </w:t>
-      </w:r>
-      <w:r>
-        <w:t xml:space="preserve">will be performed on a qualified small-scale spiking model at the sending site under</w:t>
-      </w:r>
-      <w:r>
-        <w:t xml:space="preserve"> </w:t>
-      </w:r>
-      <w:r>
-        <w:t xml:space="preserve">SOP-1001 and SOP-2012.</w:t>
+        <w:t xml:space="preserve">The A-Mab drug substance process is being transferred from Novacyte Biologics — Cambridge, MA (Development) to</w:t>
+      </w:r>
+      <w:r>
+        <w:t xml:space="preserve"> </w:t>
+      </w:r>
+      <w:r>
+        <w:t xml:space="preserve">Novacyte Biologics — Grafton, WI (Commercial DS). Stage 1 process characterization supports that transfer by</w:t>
+      </w:r>
+      <w:r>
+        <w:t xml:space="preserve"> </w:t>
+      </w:r>
+      <w:r>
+        <w:t xml:space="preserve">establishing which process parameters affect product quality and by defining the ranges</w:t>
+      </w:r>
+      <w:r>
+        <w:t xml:space="preserve"> </w:t>
+      </w:r>
+      <w:r>
+        <w:t xml:space="preserve">within which the commercial process may be operated</w:t>
+      </w:r>
+      <w:r>
+        <w:t xml:space="preserve"> </w:t>
+      </w:r>
+      <w:r>
+        <w:t xml:space="preserve">(U.S. Food and Drug Administration 2011)</w:t>
+      </w:r>
+      <w:r>
+        <w:t xml:space="preserve">. This plan describes the</w:t>
+      </w:r>
+      <w:r>
+        <w:t xml:space="preserve"> </w:t>
+      </w:r>
+      <w:r>
+        <w:t xml:space="preserve">characterization study for Step 9 of the drug substance train, the</w:t>
+      </w:r>
+      <w:r>
+        <w:t xml:space="preserve"> </w:t>
+      </w:r>
+      <w:r>
+        <w:t xml:space="preserve">small virus retentive filtration step, and it is issued before any characterization data</w:t>
+      </w:r>
+      <w:r>
+        <w:t xml:space="preserve"> </w:t>
+      </w:r>
+      <w:r>
+        <w:t xml:space="preserve">have been generated. The commercial process runs at a production bioreactor scale of</w:t>
+      </w:r>
+      <w:r>
+        <w:t xml:space="preserve"> </w:t>
+      </w:r>
+      <w:r>
+        <w:t xml:space="preserve">15,000 L.</w:t>
       </w:r>
     </w:p>
     <w:p>
@@ -983,64 +962,124 @@
         <w:pStyle w:val="BodyText"/>
       </w:pPr>
       <w:r>
-        <w:t xml:space="preserve">The scope is the filtration step as operated on the anion-exchange flow-through pool from</w:t>
-      </w:r>
-      <w:r>
-        <w:t xml:space="preserve"> </w:t>
-      </w:r>
-      <w:r>
-        <w:t xml:space="preserve">Step 8, from the pre-use flush through the post-use integrity test, and it covers the</w:t>
-      </w:r>
-      <w:r>
-        <w:t xml:space="preserve"> </w:t>
-      </w:r>
-      <w:r>
-        <w:t xml:space="preserve">buffer chase that follows the product load, the two model viruses used for the platform</w:t>
-      </w:r>
-      <w:r>
-        <w:t xml:space="preserve"> </w:t>
-      </w:r>
-      <w:r>
-        <w:t xml:space="preserve">claim (MVM and xenotropic murine leukaemia virus, XMuLV), and step yield. Step yield is a</w:t>
-      </w:r>
-      <w:r>
-        <w:t xml:space="preserve"> </w:t>
-      </w:r>
-      <w:r>
-        <w:t xml:space="preserve">process performance attribute and not a quality attribute. The clearance credited to the</w:t>
-      </w:r>
-      <w:r>
-        <w:t xml:space="preserve"> </w:t>
-      </w:r>
-      <w:r>
-        <w:t xml:space="preserve">low-pH hold (Step 6) and to anion exchange (Step 8) is outside this plan. It is</w:t>
-      </w:r>
-      <w:r>
-        <w:t xml:space="preserve"> </w:t>
-      </w:r>
-      <w:r>
-        <w:t xml:space="preserve">characterized in PCR-006 and PCR-008 and consolidated in PCMR-001. Adventitious agent</w:t>
-      </w:r>
-      <w:r>
-        <w:t xml:space="preserve"> </w:t>
-      </w:r>
-      <w:r>
-        <w:t xml:space="preserve">testing, filter supplier qualification and the Stage 2</w:t>
-      </w:r>
-      <w:r>
-        <w:t xml:space="preserve"> </w:t>
-      </w:r>
-      <w:r>
-        <w:t xml:space="preserve">process performance qualification are also outside the scope of this plan</w:t>
-      </w:r>
-      <w:r>
-        <w:t xml:space="preserve"> </w:t>
-      </w:r>
-      <w:r>
-        <w:t xml:space="preserve">(U.S. Food and Drug Administration 2011)</w:t>
-      </w:r>
-      <w:r>
-        <w:t xml:space="preserve">.</w:t>
+        <w:t xml:space="preserve">The step is the dedicated small virus removal operation of the purification train and the</w:t>
+      </w:r>
+      <w:r>
+        <w:t xml:space="preserve"> </w:t>
+      </w:r>
+      <w:r>
+        <w:t xml:space="preserve">principal source of MVM clearance. Its clearance is orthogonal to the two other viral</w:t>
+      </w:r>
+      <w:r>
+        <w:t xml:space="preserve"> </w:t>
+      </w:r>
+      <w:r>
+        <w:t xml:space="preserve">safety steps, low pH inactivation (Step 6) and anion exchange chromatography (Step 8),</w:t>
+      </w:r>
+      <w:r>
+        <w:t xml:space="preserve"> </w:t>
+      </w:r>
+      <w:r>
+        <w:t xml:space="preserve">because it removes virus by size rather than by inactivation or by binding</w:t>
+      </w:r>
+      <w:r>
+        <w:t xml:space="preserve"> </w:t>
+      </w:r>
+      <w:r>
+        <w:t xml:space="preserve">(International Council for Harmonisation 2023a)</w:t>
+      </w:r>
+      <w:r>
+        <w:t xml:space="preserve">. The</w:t>
+      </w:r>
+      <w:r>
+        <w:t xml:space="preserve"> </w:t>
+      </w:r>
+      <w:r>
+        <w:t xml:space="preserve">study covers the 2 process parameters of the step and the</w:t>
+      </w:r>
+      <w:r>
+        <w:t xml:space="preserve"> </w:t>
+      </w:r>
+      <w:r>
+        <w:t xml:space="preserve">3 responses listed in</w:t>
+      </w:r>
+      <w:r>
+        <w:t xml:space="preserve"> </w:t>
+      </w:r>
+      <w:hyperlink w:anchor="tbl-crit">
+        <w:r>
+          <w:rPr>
+            <w:rStyle w:val="Hyperlink"/>
+          </w:rPr>
+          <w:t xml:space="preserve">Table 8</w:t>
+        </w:r>
+      </w:hyperlink>
+      <w:r>
+        <w:t xml:space="preserve">. It will be executed on a qualified</w:t>
+      </w:r>
+      <w:r>
+        <w:t xml:space="preserve"> </w:t>
+      </w:r>
+      <w:r>
+        <w:t xml:space="preserve">scale-down model, on load material representative of the anion exchange pool that feeds</w:t>
+      </w:r>
+      <w:r>
+        <w:t xml:space="preserve"> </w:t>
+      </w:r>
+      <w:r>
+        <w:t xml:space="preserve">the step at commercial scale.</w:t>
+      </w:r>
+    </w:p>
+    <w:p>
+      <w:pPr>
+        <w:pStyle w:val="BodyText"/>
+      </w:pPr>
+      <w:r>
+        <w:t xml:space="preserve">Three things are outside the scope of this plan. Qualification of the membrane itself is</w:t>
+      </w:r>
+      <w:r>
+        <w:t xml:space="preserve"> </w:t>
+      </w:r>
+      <w:r>
+        <w:t xml:space="preserve">held by the filter manufacturer and is not repeated here. The cumulative viral clearance</w:t>
+      </w:r>
+      <w:r>
+        <w:t xml:space="preserve"> </w:t>
+      </w:r>
+      <w:r>
+        <w:t xml:space="preserve">claim for the drug substance is consolidated across all three viral safety steps in</w:t>
+      </w:r>
+      <w:r>
+        <w:t xml:space="preserve"> </w:t>
+      </w:r>
+      <w:r>
+        <w:t xml:space="preserve">PCMR-001, and this study establishes only the contribution of Step</w:t>
+      </w:r>
+      <w:r>
+        <w:t xml:space="preserve"> </w:t>
+      </w:r>
+      <w:r>
+        <w:t xml:space="preserve">9. Process validation at commercial scale is covered by the</w:t>
+      </w:r>
+      <w:r>
+        <w:t xml:space="preserve"> </w:t>
+      </w:r>
+      <w:r>
+        <w:t xml:space="preserve">validation programme and not by this study.</w:t>
+      </w:r>
+    </w:p>
+    <w:p>
+      <w:pPr>
+        <w:pStyle w:val="BodyText"/>
+      </w:pPr>
+      <w:r>
+        <w:t xml:space="preserve">The deliverable of the study is PCR-009, the process characterization report for this</w:t>
+      </w:r>
+      <w:r>
+        <w:t xml:space="preserve"> </w:t>
+      </w:r>
+      <w:r>
+        <w:t xml:space="preserve">step.</w:t>
       </w:r>
     </w:p>
     <w:bookmarkEnd w:id="12"/>
@@ -1058,7 +1097,7 @@
         <w:pStyle w:val="FirstParagraph"/>
       </w:pPr>
       <w:r>
-        <w:t xml:space="preserve">The study has five objectives.</w:t>
+        <w:t xml:space="preserve">The study has the following objectives.</w:t>
       </w:r>
     </w:p>
     <w:p>
@@ -1070,13 +1109,19 @@
         </w:numPr>
       </w:pPr>
       <w:r>
-        <w:t xml:space="preserve">Measure the effect of volumetric load and filtration pressure on the log reduction</w:t>
-      </w:r>
-      <w:r>
-        <w:t xml:space="preserve"> </w:t>
-      </w:r>
-      <w:r>
-        <w:t xml:space="preserve">achieved for MVM and for XMuLV over the characterization ranges given in §6.</w:t>
+        <w:t xml:space="preserve">Qualify a scale-down model of the small virus retentive filtration step, and show that</w:t>
+      </w:r>
+      <w:r>
+        <w:t xml:space="preserve"> </w:t>
+      </w:r>
+      <w:r>
+        <w:t xml:space="preserve">it represents the commercial step for virus retention, for flux decay and for step</w:t>
+      </w:r>
+      <w:r>
+        <w:t xml:space="preserve"> </w:t>
+      </w:r>
+      <w:r>
+        <w:t xml:space="preserve">yield.</w:t>
       </w:r>
     </w:p>
     <w:p>
@@ -1088,13 +1133,30 @@
         </w:numPr>
       </w:pPr>
       <w:r>
-        <w:t xml:space="preserve">Establish the maximum volumetric load at which the step still meets its required log</w:t>
-      </w:r>
-      <w:r>
-        <w:t xml:space="preserve"> </w:t>
-      </w:r>
-      <w:r>
-        <w:t xml:space="preserve">reduction, and confirm that the limit holds at the least favourable pressure.</w:t>
+        <w:t xml:space="preserve">Determine which of the parameters in</w:t>
+      </w:r>
+      <w:r>
+        <w:t xml:space="preserve"> </w:t>
+      </w:r>
+      <w:hyperlink w:anchor="tbl-params">
+        <w:r>
+          <w:rPr>
+            <w:rStyle w:val="Hyperlink"/>
+          </w:rPr>
+          <w:t xml:space="preserve">Table 6</w:t>
+        </w:r>
+      </w:hyperlink>
+      <w:r>
+        <w:t xml:space="preserve"> </w:t>
+      </w:r>
+      <w:r>
+        <w:t xml:space="preserve">affect the two viral clearance</w:t>
+      </w:r>
+      <w:r>
+        <w:t xml:space="preserve"> </w:t>
+      </w:r>
+      <w:r>
+        <w:t xml:space="preserve">responses and the step yield, in what direction and by how much.</w:t>
       </w:r>
     </w:p>
     <w:p>
@@ -1106,13 +1168,13 @@
         </w:numPr>
       </w:pPr>
       <w:r>
-        <w:t xml:space="preserve">Determine whether step yield and filtrate flux change over the ranges studied, and</w:t>
-      </w:r>
-      <w:r>
-        <w:t xml:space="preserve"> </w:t>
-      </w:r>
-      <w:r>
-        <w:t xml:space="preserve">quantify any change that is found.</w:t>
+        <w:t xml:space="preserve">Fit a response-surface model for each response over the characterization ranges, and</w:t>
+      </w:r>
+      <w:r>
+        <w:t xml:space="preserve"> </w:t>
+      </w:r>
+      <w:r>
+        <w:t xml:space="preserve">establish whether it predicts the mean response adequately.</w:t>
       </w:r>
     </w:p>
     <w:p>
@@ -1124,19 +1186,13 @@
         </w:numPr>
       </w:pPr>
       <w:r>
-        <w:t xml:space="preserve">Determine a proven acceptable range for each parameter against the step acceptance</w:t>
-      </w:r>
-      <w:r>
-        <w:t xml:space="preserve"> </w:t>
-      </w:r>
-      <w:r>
-        <w:t xml:space="preserve">criteria, both with the other parameter at its set-point and with it varying inside its</w:t>
-      </w:r>
-      <w:r>
-        <w:t xml:space="preserve"> </w:t>
-      </w:r>
-      <w:r>
-        <w:t xml:space="preserve">normal operating range.</w:t>
+        <w:t xml:space="preserve">Derive a proven acceptable range for each parameter against each of the two viral</w:t>
+      </w:r>
+      <w:r>
+        <w:t xml:space="preserve"> </w:t>
+      </w:r>
+      <w:r>
+        <w:t xml:space="preserve">clearance responses, using the criteria in §7 and the method in §8.</w:t>
       </w:r>
     </w:p>
     <w:p>
@@ -1148,13 +1204,33 @@
         </w:numPr>
       </w:pPr>
       <w:r>
-        <w:t xml:space="preserve">Classify each parameter and define the operating ranges and in-process controls that</w:t>
-      </w:r>
-      <w:r>
-        <w:t xml:space="preserve"> </w:t>
-      </w:r>
-      <w:r>
-        <w:t xml:space="preserve">PCR-009 carries into the control strategy for the transfer to the receiving site.</w:t>
+        <w:t xml:space="preserve">Classify each parameter under SOP-4001 and define what the step contributes to the</w:t>
+      </w:r>
+      <w:r>
+        <w:t xml:space="preserve"> </w:t>
+      </w:r>
+      <w:r>
+        <w:t xml:space="preserve">control strategy and to the modular viral clearance claim.</w:t>
+      </w:r>
+    </w:p>
+    <w:p>
+      <w:pPr>
+        <w:pStyle w:val="FirstParagraph"/>
+      </w:pPr>
+      <w:r>
+        <w:t xml:space="preserve">The screening design identifies the parameters that have an effect. The response-surface</w:t>
+      </w:r>
+      <w:r>
+        <w:t xml:space="preserve"> </w:t>
+      </w:r>
+      <w:r>
+        <w:t xml:space="preserve">model is the predictive model, and every range claimed in PCR-009 will be derived from</w:t>
+      </w:r>
+      <w:r>
+        <w:t xml:space="preserve"> </w:t>
+      </w:r>
+      <w:r>
+        <w:t xml:space="preserve">it.</w:t>
       </w:r>
     </w:p>
     <w:bookmarkEnd w:id="13"/>
@@ -1171,15 +1247,6 @@
       <w:pPr>
         <w:pStyle w:val="FirstParagraph"/>
       </w:pPr>
-      <w:r>
-        <w:t xml:space="preserve">This plan sits under the transfer plan PTP-001, the master plan PCMP-001 and the risk</w:t>
-      </w:r>
-      <w:r>
-        <w:t xml:space="preserve"> </w:t>
-      </w:r>
-      <w:r>
-        <w:t xml:space="preserve">assessment RA-001, and its paired report is PCR-009 (</w:t>
-      </w:r>
       <w:hyperlink w:anchor="tbl-rel">
         <w:r>
           <w:rPr>
@@ -1189,7 +1256,22 @@
         </w:r>
       </w:hyperlink>
       <w:r>
-        <w:t xml:space="preserve">).</w:t>
+        <w:t xml:space="preserve"> </w:t>
+      </w:r>
+      <w:r>
+        <w:t xml:space="preserve">lists the documents that scope this plan and the documents that depend on it.</w:t>
+      </w:r>
+      <w:r>
+        <w:t xml:space="preserve"> </w:t>
+      </w:r>
+      <w:r>
+        <w:t xml:space="preserve">RA-001 sets the study scope, PCP-009 plans the study and PCR-009 reports it, and PCR-009</w:t>
+      </w:r>
+      <w:r>
+        <w:t xml:space="preserve"> </w:t>
+      </w:r>
+      <w:r>
+        <w:t xml:space="preserve">rolls up into PCMR-001.</w:t>
       </w:r>
     </w:p>
     <w:tbl>
@@ -1490,13 +1572,7 @@
       <w:pPr>
         <w:pStyle w:val="BodyText"/>
       </w:pPr>
-      <w:r>
-        <w:t xml:space="preserve">The procedures and the validated analytical methods that govern the study are listed in</w:t>
-      </w:r>
-      <w:r>
-        <w:t xml:space="preserve"> </w:t>
-      </w:r>
-      <w:hyperlink w:anchor="tbl-sops">
+      <w:hyperlink w:anchor="tbl-sop">
         <w:r>
           <w:rPr>
             <w:rStyle w:val="Hyperlink"/>
@@ -1505,7 +1581,28 @@
         </w:r>
       </w:hyperlink>
       <w:r>
-        <w:t xml:space="preserve">.</w:t>
+        <w:t xml:space="preserve"> </w:t>
+      </w:r>
+      <w:r>
+        <w:t xml:space="preserve">lists the controlled procedures and validated analytical methods the study will</w:t>
+      </w:r>
+      <w:r>
+        <w:t xml:space="preserve"> </w:t>
+      </w:r>
+      <w:r>
+        <w:t xml:space="preserve">be executed under. SOP-2012 governs operation of the step and the pre-use and post-use</w:t>
+      </w:r>
+      <w:r>
+        <w:t xml:space="preserve"> </w:t>
+      </w:r>
+      <w:r>
+        <w:t xml:space="preserve">integrity tests, and the two method validations cover the infectivity assays for the model</w:t>
+      </w:r>
+      <w:r>
+        <w:t xml:space="preserve"> </w:t>
+      </w:r>
+      <w:r>
+        <w:t xml:space="preserve">viruses.</w:t>
       </w:r>
     </w:p>
     <w:tbl>
@@ -1521,7 +1618,7 @@
       <w:tr>
         <w:tc>
           <w:tcPr/>
-          <w:bookmarkStart w:id="15" w:name="tbl-sops"/>
+          <w:bookmarkStart w:id="15" w:name="tbl-sop"/>
           <w:p>
             <w:pPr>
               <w:jc w:val="center"/>
@@ -1532,7 +1629,7 @@
               <w:pStyle w:val="ImageCaption"/>
             </w:pPr>
             <w:r>
-              <w:t xml:space="preserve">Table 3: Controlled procedures and validated methods applicable to this study.</w:t>
+              <w:t xml:space="preserve">Table 3: Controlled procedures and analytical methods for the study.</w:t>
             </w:r>
           </w:p>
           <w:tbl>
@@ -1867,55 +1964,31 @@
         <w:pStyle w:val="FirstParagraph"/>
       </w:pPr>
       <w:r>
-        <w:t xml:space="preserve">Small-virus retentive filtration is the last purification operation before formulation,</w:t>
-      </w:r>
-      <w:r>
-        <w:t xml:space="preserve"> </w:t>
-      </w:r>
-      <w:r>
-        <w:t xml:space="preserve">and its only purpose is virus removal. The antibody passes through a membrane whose pore</w:t>
-      </w:r>
-      <w:r>
-        <w:t xml:space="preserve"> </w:t>
-      </w:r>
-      <w:r>
-        <w:t xml:space="preserve">structure retains virus particles by size, so clearance is mechanistic and does not depend</w:t>
-      </w:r>
-      <w:r>
-        <w:t xml:space="preserve"> </w:t>
-      </w:r>
-      <w:r>
-        <w:t xml:space="preserve">on solution chemistry in the way that the low-pH and anion-exchange steps do. Retention is</w:t>
-      </w:r>
-      <w:r>
-        <w:t xml:space="preserve"> </w:t>
-      </w:r>
-      <w:r>
-        <w:t xml:space="preserve">expected to be robust to the composition of the feed delivered by anion exchange. The step</w:t>
-      </w:r>
-      <w:r>
-        <w:t xml:space="preserve"> </w:t>
-      </w:r>
-      <w:r>
-        <w:t xml:space="preserve">is operated in a single pass at constant pressure, and the product load is followed by a</w:t>
-      </w:r>
-      <w:r>
-        <w:t xml:space="preserve"> </w:t>
-      </w:r>
-      <w:r>
-        <w:t xml:space="preserve">buffer chase that recovers antibody held up in the device. It provides the largest single</w:t>
-      </w:r>
-      <w:r>
-        <w:t xml:space="preserve"> </w:t>
-      </w:r>
-      <w:r>
-        <w:t xml:space="preserve">MVM reduction in the train and a substantial XMuLV reduction. No clearance of host cell</w:t>
-      </w:r>
-      <w:r>
-        <w:t xml:space="preserve"> </w:t>
-      </w:r>
-      <w:r>
-        <w:t xml:space="preserve">protein, DNA or leached Protein A is claimed for this step.</w:t>
+        <w:t xml:space="preserve">The step removes virus by size. The membrane carries a pore size distribution chosen to</w:t>
+      </w:r>
+      <w:r>
+        <w:t xml:space="preserve"> </w:t>
+      </w:r>
+      <w:r>
+        <w:t xml:space="preserve">retain the smallest viruses of concern, the parvoviruses, while the antibody passes</w:t>
+      </w:r>
+      <w:r>
+        <w:t xml:space="preserve"> </w:t>
+      </w:r>
+      <w:r>
+        <w:t xml:space="preserve">through. Retention is a sieving mechanism, so it depends on the integrity of the pore</w:t>
+      </w:r>
+      <w:r>
+        <w:t xml:space="preserve"> </w:t>
+      </w:r>
+      <w:r>
+        <w:t xml:space="preserve">structure and on how the effective pore size of the membrane changes as it fouls over the</w:t>
+      </w:r>
+      <w:r>
+        <w:t xml:space="preserve"> </w:t>
+      </w:r>
+      <w:r>
+        <w:t xml:space="preserve">course of a batch.</w:t>
       </w:r>
     </w:p>
     <w:p>
@@ -1923,73 +1996,49 @@
         <w:pStyle w:val="BodyText"/>
       </w:pPr>
       <w:r>
-        <w:t xml:space="preserve">The filter type proposed for A-Mab is a platform device that has been used at commercial</w:t>
-      </w:r>
-      <w:r>
-        <w:t xml:space="preserve"> </w:t>
-      </w:r>
-      <w:r>
-        <w:t xml:space="preserve">scale for three prior humanized IgG1 products (X-Mab, Y-Mab and Z-Mab). Characterization</w:t>
-      </w:r>
-      <w:r>
-        <w:t xml:space="preserve"> </w:t>
-      </w:r>
-      <w:r>
-        <w:t xml:space="preserve">of those products established the two behaviours that shape the present study. First, the</w:t>
-      </w:r>
-      <w:r>
-        <w:t xml:space="preserve"> </w:t>
-      </w:r>
-      <w:r>
-        <w:t xml:space="preserve">log reduction achieved for MVM falls as the volumetric load rises, because retention</w:t>
-      </w:r>
-      <w:r>
-        <w:t xml:space="preserve"> </w:t>
-      </w:r>
-      <w:r>
-        <w:t xml:space="preserve">capacity is consumed as the membrane is loaded. Second, XMuLV is retained with a wide</w:t>
-      </w:r>
-      <w:r>
-        <w:t xml:space="preserve"> </w:t>
-      </w:r>
-      <w:r>
-        <w:t xml:space="preserve">margin at every load examined, since the enveloped particle is much larger than the</w:t>
-      </w:r>
-      <w:r>
-        <w:t xml:space="preserve"> </w:t>
-      </w:r>
-      <w:r>
-        <w:t xml:space="preserve">retention rating of the membrane. This prior knowledge can be applied to A-Mab because the</w:t>
-      </w:r>
-      <w:r>
-        <w:t xml:space="preserve"> </w:t>
-      </w:r>
-      <w:r>
-        <w:t xml:space="preserve">removal mechanism is size exclusion, the device is unchanged, and the feed presented to</w:t>
-      </w:r>
-      <w:r>
-        <w:t xml:space="preserve"> </w:t>
-      </w:r>
-      <w:r>
-        <w:t xml:space="preserve">the filter is a polished flow-through pool of comparable composition and turbidity. It is</w:t>
-      </w:r>
-      <w:r>
-        <w:t xml:space="preserve"> </w:t>
-      </w:r>
-      <w:r>
-        <w:t xml:space="preserve">not sufficient on its own. The load limit is product specific, A-Mab has not previously</w:t>
-      </w:r>
-      <w:r>
-        <w:t xml:space="preserve"> </w:t>
-      </w:r>
-      <w:r>
-        <w:t xml:space="preserve">been filtered at the loads proposed for commercial operation, and the limit is therefore</w:t>
-      </w:r>
-      <w:r>
-        <w:t xml:space="preserve"> </w:t>
-      </w:r>
-      <w:r>
-        <w:t xml:space="preserve">established here.</w:t>
+        <w:t xml:space="preserve">MVM sits close to the pore size cut-off, and its retention depends on the fraction of</w:t>
+      </w:r>
+      <w:r>
+        <w:t xml:space="preserve"> </w:t>
+      </w:r>
+      <w:r>
+        <w:t xml:space="preserve">pores at the large end of the distribution and on the flow through them. As the membrane</w:t>
+      </w:r>
+      <w:r>
+        <w:t xml:space="preserve"> </w:t>
+      </w:r>
+      <w:r>
+        <w:t xml:space="preserve">fouls with product and with residual impurity, flux redistributes toward the least fouled</w:t>
+      </w:r>
+      <w:r>
+        <w:t xml:space="preserve"> </w:t>
+      </w:r>
+      <w:r>
+        <w:t xml:space="preserve">and largest pores, and small virus can pass. MVM breakthrough therefore rises with the</w:t>
+      </w:r>
+      <w:r>
+        <w:t xml:space="preserve"> </w:t>
+      </w:r>
+      <w:r>
+        <w:t xml:space="preserve">volume filtered per unit area, and the highest load of a batch is the point at which</w:t>
+      </w:r>
+      <w:r>
+        <w:t xml:space="preserve"> </w:t>
+      </w:r>
+      <w:r>
+        <w:t xml:space="preserve">retention is weakest. A low transmembrane pressure or an interruption of flow can also allow</w:t>
+      </w:r>
+      <w:r>
+        <w:t xml:space="preserve"> </w:t>
+      </w:r>
+      <w:r>
+        <w:t xml:space="preserve">virus held within the pore structure to diffuse through, so pressure is controlled as well</w:t>
+      </w:r>
+      <w:r>
+        <w:t xml:space="preserve"> </w:t>
+      </w:r>
+      <w:r>
+        <w:t xml:space="preserve">as volume.</w:t>
       </w:r>
     </w:p>
     <w:p>
@@ -1997,43 +2046,122 @@
         <w:pStyle w:val="BodyText"/>
       </w:pPr>
       <w:r>
-        <w:t xml:space="preserve">Pressure sets the flux and the time the product spends on the membrane. Platform data show</w:t>
-      </w:r>
-      <w:r>
-        <w:t xml:space="preserve"> </w:t>
-      </w:r>
-      <w:r>
-        <w:t xml:space="preserve">only modest flux decay across the load range of interest, which suggests that pore plugging</w:t>
-      </w:r>
-      <w:r>
-        <w:t xml:space="preserve"> </w:t>
-      </w:r>
-      <w:r>
-        <w:t xml:space="preserve">is limited and that pressure has little influence on retention. Pressure is nevertheless</w:t>
-      </w:r>
-      <w:r>
-        <w:t xml:space="preserve"> </w:t>
-      </w:r>
-      <w:r>
-        <w:t xml:space="preserve">carried into the design. An excursion above the operating limits of the device could</w:t>
-      </w:r>
-      <w:r>
-        <w:t xml:space="preserve"> </w:t>
-      </w:r>
-      <w:r>
-        <w:t xml:space="preserve">deform retained particles or the membrane itself, and the consequence would be a loss of</w:t>
-      </w:r>
-      <w:r>
-        <w:t xml:space="preserve"> </w:t>
-      </w:r>
-      <w:r>
-        <w:t xml:space="preserve">retention at the condition where the margin is already smallest, so the study is designed</w:t>
-      </w:r>
-      <w:r>
-        <w:t xml:space="preserve"> </w:t>
-      </w:r>
-      <w:r>
-        <w:t xml:space="preserve">to bound that possibility and not to assume it away.</w:t>
+        <w:t xml:space="preserve">XMuLV is many times larger than the pores. It is retained completely while the membrane is</w:t>
+      </w:r>
+      <w:r>
+        <w:t xml:space="preserve"> </w:t>
+      </w:r>
+      <w:r>
+        <w:t xml:space="preserve">intact, and its clearance is insensitive to the operating parameters over any range that</w:t>
+      </w:r>
+      <w:r>
+        <w:t xml:space="preserve"> </w:t>
+      </w:r>
+      <w:r>
+        <w:t xml:space="preserve">can be run. Membrane integrity is confirmed after each batch by the post-use integrity</w:t>
+      </w:r>
+      <w:r>
+        <w:t xml:space="preserve"> </w:t>
+      </w:r>
+      <w:r>
+        <w:t xml:space="preserve">test under SOP-2012, and a membrane that passes that test has no pore large enough to pass</w:t>
+      </w:r>
+      <w:r>
+        <w:t xml:space="preserve"> </w:t>
+      </w:r>
+      <w:r>
+        <w:t xml:space="preserve">a retrovirus.</w:t>
+      </w:r>
+    </w:p>
+    <w:p>
+      <w:pPr>
+        <w:pStyle w:val="BodyText"/>
+      </w:pPr>
+      <w:r>
+        <w:t xml:space="preserve">Step yield is limited only by product held up in the fouled membrane and in the system,</w:t>
+      </w:r>
+      <w:r>
+        <w:t xml:space="preserve"> </w:t>
+      </w:r>
+      <w:r>
+        <w:t xml:space="preserve">because the antibody is small enough to pass the pores freely. Yield is therefore expected</w:t>
+      </w:r>
+      <w:r>
+        <w:t xml:space="preserve"> </w:t>
+      </w:r>
+      <w:r>
+        <w:t xml:space="preserve">to be high and to fall slowly as the volumetric load rises.</w:t>
+      </w:r>
+    </w:p>
+    <w:p>
+      <w:pPr>
+        <w:pStyle w:val="BodyText"/>
+      </w:pPr>
+      <w:r>
+        <w:t xml:space="preserve">The step is a platform operation. It has been used to manufacture three previously</w:t>
+      </w:r>
+      <w:r>
+        <w:t xml:space="preserve"> </w:t>
+      </w:r>
+      <w:r>
+        <w:t xml:space="preserve">licensed humanized IgG1 antibodies, X-Mab, Y-Mab and Z-Mab, and to supply A-Mab clinical</w:t>
+      </w:r>
+      <w:r>
+        <w:t xml:space="preserve"> </w:t>
+      </w:r>
+      <w:r>
+        <w:t xml:space="preserve">material, with the same filter type and the same mode of operation</w:t>
+      </w:r>
+      <w:r>
+        <w:t xml:space="preserve"> </w:t>
+      </w:r>
+      <w:r>
+        <w:t xml:space="preserve">(CMC Biotech Working Group 2009)</w:t>
+      </w:r>
+      <w:r>
+        <w:t xml:space="preserve">. The</w:t>
+      </w:r>
+      <w:r>
+        <w:t xml:space="preserve"> </w:t>
+      </w:r>
+      <w:r>
+        <w:t xml:space="preserve">mechanism of removal is size exclusion and does not depend on the identity of the</w:t>
+      </w:r>
+      <w:r>
+        <w:t xml:space="preserve"> </w:t>
+      </w:r>
+      <w:r>
+        <w:t xml:space="preserve">antibody, so the platform experience justifies the ranges chosen in §6.1 and supports the</w:t>
+      </w:r>
+      <w:r>
+        <w:t xml:space="preserve"> </w:t>
+      </w:r>
+      <w:r>
+        <w:t xml:space="preserve">expectation that MVM retention falls with volumetric load while XMuLV retention does not.</w:t>
+      </w:r>
+      <w:r>
+        <w:t xml:space="preserve"> </w:t>
+      </w:r>
+      <w:r>
+        <w:t xml:space="preserve">Prior knowledge does not remove the need for the study. The material presented to the</w:t>
+      </w:r>
+      <w:r>
+        <w:t xml:space="preserve"> </w:t>
+      </w:r>
+      <w:r>
+        <w:t xml:space="preserve">filter is the anion exchange flow-through pool of the A-Mab process, and how that pool</w:t>
+      </w:r>
+      <w:r>
+        <w:t xml:space="preserve"> </w:t>
+      </w:r>
+      <w:r>
+        <w:t xml:space="preserve">fouls the membrane is specific to the product, so the maximum load and the pressure range</w:t>
+      </w:r>
+      <w:r>
+        <w:t xml:space="preserve"> </w:t>
+      </w:r>
+      <w:r>
+        <w:t xml:space="preserve">will be established on A-Mab material.</w:t>
       </w:r>
     </w:p>
     <w:bookmarkEnd w:id="17"/>
@@ -2051,13 +2179,16 @@
         <w:pStyle w:val="FirstParagraph"/>
       </w:pPr>
       <w:r>
-        <w:t xml:space="preserve">The step governs the two viral clearance attributes of the drug substance, and both are of</w:t>
-      </w:r>
-      <w:r>
-        <w:t xml:space="preserve"> </w:t>
-      </w:r>
-      <w:r>
-        <w:t xml:space="preserve">very high criticality (</w:t>
+        <w:t xml:space="preserve">The step forms no quality attribute. It contributes log reduction to the two viral safety</w:t>
+      </w:r>
+      <w:r>
+        <w:t xml:space="preserve"> </w:t>
+      </w:r>
+      <w:r>
+        <w:t xml:space="preserve">attributes in</w:t>
+      </w:r>
+      <w:r>
+        <w:t xml:space="preserve"> </w:t>
       </w:r>
       <w:hyperlink w:anchor="tbl-cqa">
         <w:r>
@@ -2068,52 +2199,13 @@
         </w:r>
       </w:hyperlink>
       <w:r>
-        <w:t xml:space="preserve">). Their acceptance criteria apply to the purification train</w:t>
-      </w:r>
-      <w:r>
-        <w:t xml:space="preserve"> </w:t>
-      </w:r>
-      <w:r>
-        <w:t xml:space="preserve">as a whole and not to any single step, so this step’s own requirement is obtained by</w:t>
-      </w:r>
-      <w:r>
-        <w:t xml:space="preserve"> </w:t>
-      </w:r>
-      <w:r>
-        <w:t xml:space="preserve">subtracting the clearance credited to the other steps of the modular claim</w:t>
-      </w:r>
-      <w:r>
-        <w:t xml:space="preserve"> </w:t>
-      </w:r>
-      <w:r>
-        <w:t xml:space="preserve">(International Council for Harmonisation 2023)</w:t>
-      </w:r>
-      <w:r>
-        <w:t xml:space="preserve">. The</w:t>
-      </w:r>
-      <w:r>
-        <w:t xml:space="preserve"> </w:t>
-      </w:r>
-      <w:r>
-        <w:t xml:space="preserve">step requirement for each virus is stated in §7.2. MVM carries the lower cumulative</w:t>
-      </w:r>
-      <w:r>
-        <w:t xml:space="preserve"> </w:t>
-      </w:r>
-      <w:r>
-        <w:t xml:space="preserve">requirement of the two, and it is the harder of the two to meet, because the parvovirus is</w:t>
-      </w:r>
-      <w:r>
-        <w:t xml:space="preserve"> </w:t>
-      </w:r>
-      <w:r>
-        <w:t xml:space="preserve">close to the retention rating of the membrane and the low-pH hold contributes nothing to</w:t>
-      </w:r>
-      <w:r>
-        <w:t xml:space="preserve"> </w:t>
-      </w:r>
-      <w:r>
-        <w:t xml:space="preserve">its clearance.</w:t>
+        <w:t xml:space="preserve">, both of which are cumulative requirements on the drug substance</w:t>
+      </w:r>
+      <w:r>
+        <w:t xml:space="preserve"> </w:t>
+      </w:r>
+      <w:r>
+        <w:t xml:space="preserve">and are met by several steps together.</w:t>
       </w:r>
     </w:p>
     <w:tbl>
@@ -2140,7 +2232,7 @@
               <w:pStyle w:val="ImageCaption"/>
             </w:pPr>
             <w:r>
-              <w:t xml:space="preserve">Table 4: Quality attributes governed by the small-virus retentive filtration step.</w:t>
+              <w:t xml:space="preserve">Table 4: Quality attributes the step contributes clearance to.</w:t>
             </w:r>
           </w:p>
           <w:tbl>
@@ -2372,19 +2464,88 @@
         <w:pStyle w:val="BodyText"/>
       </w:pPr>
       <w:r>
-        <w:t xml:space="preserve">No product-quality attribute is formed or cleared at this step, so none is placed in scope.</w:t>
-      </w:r>
-      <w:r>
-        <w:t xml:space="preserve"> </w:t>
-      </w:r>
-      <w:r>
-        <w:t xml:space="preserve">The 3 responses measured in the study are the two log reduction</w:t>
-      </w:r>
-      <w:r>
-        <w:t xml:space="preserve"> </w:t>
-      </w:r>
-      <w:r>
-        <w:t xml:space="preserve">factors and the step yield.</w:t>
+        <w:t xml:space="preserve">Both attributes are of very high criticality, and the risk they carry is patient safety</w:t>
+      </w:r>
+      <w:r>
+        <w:t xml:space="preserve"> </w:t>
+      </w:r>
+      <w:r>
+        <w:t xml:space="preserve">rather than efficacy. MVM is the harder of the two for this step. The low pH inactivation</w:t>
+      </w:r>
+      <w:r>
+        <w:t xml:space="preserve"> </w:t>
+      </w:r>
+      <w:r>
+        <w:t xml:space="preserve">step is not credited with any MVM clearance, because MVM is non-enveloped and low pH acts</w:t>
+      </w:r>
+      <w:r>
+        <w:t xml:space="preserve"> </w:t>
+      </w:r>
+      <w:r>
+        <w:t xml:space="preserve">on the lipid envelope, so the cumulative MVM requirement rests on anion exchange</w:t>
+      </w:r>
+      <w:r>
+        <w:t xml:space="preserve"> </w:t>
+      </w:r>
+      <w:r>
+        <w:t xml:space="preserve">chromatography and on this step alone. XMuLV is cleared by all three viral safety steps</w:t>
+      </w:r>
+      <w:r>
+        <w:t xml:space="preserve"> </w:t>
+      </w:r>
+      <w:r>
+        <w:t xml:space="preserve">and by the chromatography steps that make no claim, so the cumulative XMuLV requirement is</w:t>
+      </w:r>
+      <w:r>
+        <w:t xml:space="preserve"> </w:t>
+      </w:r>
+      <w:r>
+        <w:t xml:space="preserve">met with a wide margin.</w:t>
+      </w:r>
+    </w:p>
+    <w:p>
+      <w:pPr>
+        <w:pStyle w:val="BodyText"/>
+      </w:pPr>
+      <w:r>
+        <w:t xml:space="preserve">The acceptance values in</w:t>
+      </w:r>
+      <w:r>
+        <w:t xml:space="preserve"> </w:t>
+      </w:r>
+      <w:hyperlink w:anchor="tbl-cqa">
+        <w:r>
+          <w:rPr>
+            <w:rStyle w:val="Hyperlink"/>
+          </w:rPr>
+          <w:t xml:space="preserve">Table 4</w:t>
+        </w:r>
+      </w:hyperlink>
+      <w:r>
+        <w:t xml:space="preserve"> </w:t>
+      </w:r>
+      <w:r>
+        <w:t xml:space="preserve">are cumulative across the process and cannot be applied</w:t>
+      </w:r>
+      <w:r>
+        <w:t xml:space="preserve"> </w:t>
+      </w:r>
+      <w:r>
+        <w:t xml:space="preserve">to one step. What this step must deliver is derived from them in §7.</w:t>
+      </w:r>
+    </w:p>
+    <w:p>
+      <w:pPr>
+        <w:pStyle w:val="BodyText"/>
+      </w:pPr>
+      <w:r>
+        <w:t xml:space="preserve">Step yield is a process performance response. No drug substance attribute maps to it, so</w:t>
+      </w:r>
+      <w:r>
+        <w:t xml:space="preserve"> </w:t>
+      </w:r>
+      <w:r>
+        <w:t xml:space="preserve">it will be measured and reported but judged against no quality criterion.</w:t>
       </w:r>
     </w:p>
     <w:bookmarkEnd w:id="19"/>
@@ -2402,55 +2563,40 @@
         <w:pStyle w:val="FirstParagraph"/>
       </w:pPr>
       <w:r>
-        <w:t xml:space="preserve">RA-001 assessed the parameters of this step before any characterization work and assigned</w:t>
-      </w:r>
-      <w:r>
-        <w:t xml:space="preserve"> </w:t>
-      </w:r>
-      <w:r>
-        <w:t xml:space="preserve">each one a study type. Two parameters were ranked high enough to require multivariate</w:t>
-      </w:r>
-      <w:r>
-        <w:t xml:space="preserve"> </w:t>
-      </w:r>
-      <w:r>
-        <w:t xml:space="preserve">evaluation, the volumetric load and the filtration pressure, and they are the</w:t>
-      </w:r>
-      <w:r>
-        <w:t xml:space="preserve"> </w:t>
-      </w:r>
-      <w:r>
-        <w:t xml:space="preserve">2 factors of the design described in §6. The load was ranked on the</w:t>
-      </w:r>
-      <w:r>
-        <w:t xml:space="preserve"> </w:t>
-      </w:r>
-      <w:r>
-        <w:t xml:space="preserve">failure mode that matters most at this step, which is a volumetric load above the routine</w:t>
-      </w:r>
-      <w:r>
-        <w:t xml:space="preserve"> </w:t>
-      </w:r>
-      <w:r>
-        <w:t xml:space="preserve">limit and the reduced MVM log reduction that follows from it. Pressure was ranked lower on</w:t>
-      </w:r>
-      <w:r>
-        <w:t xml:space="preserve"> </w:t>
-      </w:r>
-      <w:r>
-        <w:t xml:space="preserve">severity but retained in the design, because an excursion outside the operating limits of</w:t>
-      </w:r>
-      <w:r>
-        <w:t xml:space="preserve"> </w:t>
-      </w:r>
-      <w:r>
-        <w:t xml:space="preserve">the device could affect virus removal at high load, and because its interaction with load</w:t>
-      </w:r>
-      <w:r>
-        <w:t xml:space="preserve"> </w:t>
-      </w:r>
-      <w:r>
-        <w:t xml:space="preserve">cannot be assessed by varying one parameter at a time.</w:t>
+        <w:t xml:space="preserve">RA-001 ranked the parameters of every unit operation twice, once for the potential impact</w:t>
+      </w:r>
+      <w:r>
+        <w:t xml:space="preserve"> </w:t>
+      </w:r>
+      <w:r>
+        <w:t xml:space="preserve">of the parameter on quality attributes and once for its potential to interact with other</w:t>
+      </w:r>
+      <w:r>
+        <w:t xml:space="preserve"> </w:t>
+      </w:r>
+      <w:r>
+        <w:t xml:space="preserve">parameters</w:t>
+      </w:r>
+      <w:r>
+        <w:t xml:space="preserve"> </w:t>
+      </w:r>
+      <w:r>
+        <w:t xml:space="preserve">(International Council for Harmonisation 2023b)</w:t>
+      </w:r>
+      <w:r>
+        <w:t xml:space="preserve">. Parameters scoring high on either ranking were assigned to</w:t>
+      </w:r>
+      <w:r>
+        <w:t xml:space="preserve"> </w:t>
+      </w:r>
+      <w:r>
+        <w:t xml:space="preserve">multivariate study, parameters scoring lower were assigned to univariate study, and</w:t>
+      </w:r>
+      <w:r>
+        <w:t xml:space="preserve"> </w:t>
+      </w:r>
+      <w:r>
+        <w:t xml:space="preserve">parameters supported by platform knowledge alone were assigned to neither.</w:t>
       </w:r>
     </w:p>
     <w:p>
@@ -2458,31 +2604,61 @@
         <w:pStyle w:val="BodyText"/>
       </w:pPr>
       <w:r>
-        <w:t xml:space="preserve">The existing controls recognized in RA-001 are the volumetric load limit applied to the</w:t>
-      </w:r>
-      <w:r>
-        <w:t xml:space="preserve"> </w:t>
-      </w:r>
-      <w:r>
-        <w:t xml:space="preserve">product load and the chase together, the pressure limits of the device, and the pre-use and</w:t>
-      </w:r>
-      <w:r>
-        <w:t xml:space="preserve"> </w:t>
-      </w:r>
-      <w:r>
-        <w:t xml:space="preserve">post-use integrity tests (SOP-2012). These controls are the reason the step has operated</w:t>
-      </w:r>
-      <w:r>
-        <w:t xml:space="preserve"> </w:t>
-      </w:r>
-      <w:r>
-        <w:t xml:space="preserve">without incident on the platform. They are not evidence for the ranges proposed for A-Mab, and the</w:t>
-      </w:r>
-      <w:r>
-        <w:t xml:space="preserve"> </w:t>
-      </w:r>
-      <w:r>
-        <w:t xml:space="preserve">study is what supplies that evidence.</w:t>
+        <w:t xml:space="preserve">For this step the assessment placed 2 parameters in the multivariate</w:t>
+      </w:r>
+      <w:r>
+        <w:t xml:space="preserve"> </w:t>
+      </w:r>
+      <w:r>
+        <w:t xml:space="preserve">group and 0 in the univariate group. Filtration volume was ranked high</w:t>
+      </w:r>
+      <w:r>
+        <w:t xml:space="preserve"> </w:t>
+      </w:r>
+      <w:r>
+        <w:t xml:space="preserve">because MVM retention falls as the volume filtered per unit area rises, once fouling has</w:t>
+      </w:r>
+      <w:r>
+        <w:t xml:space="preserve"> </w:t>
+      </w:r>
+      <w:r>
+        <w:t xml:space="preserve">carried the flux onto the largest pores. Filtration pressure was ranked high because a</w:t>
+      </w:r>
+      <w:r>
+        <w:t xml:space="preserve"> </w:t>
+      </w:r>
+      <w:r>
+        <w:t xml:space="preserve">loss of pressure or a stop in flow lets MVM already held in the pore structure diffuse</w:t>
+      </w:r>
+      <w:r>
+        <w:t xml:space="preserve"> </w:t>
+      </w:r>
+      <w:r>
+        <w:t xml:space="preserve">forward into the filtrate, and because a rise in pressure drives more filtrate through the</w:t>
+      </w:r>
+      <w:r>
+        <w:t xml:space="preserve"> </w:t>
+      </w:r>
+      <w:r>
+        <w:t xml:space="preserve">pores that remain open. Filtration volume decides how much of the membrane is still open</w:t>
+      </w:r>
+      <w:r>
+        <w:t xml:space="preserve"> </w:t>
+      </w:r>
+      <w:r>
+        <w:t xml:space="preserve">and pressure decides how fast the filtrate crosses what is left, so the fall in MVM</w:t>
+      </w:r>
+      <w:r>
+        <w:t xml:space="preserve"> </w:t>
+      </w:r>
+      <w:r>
+        <w:t xml:space="preserve">retention with load is expected to be steeper at the top of the pressure range than at the</w:t>
+      </w:r>
+      <w:r>
+        <w:t xml:space="preserve"> </w:t>
+      </w:r>
+      <w:r>
+        <w:t xml:space="preserve">bottom. The designs must be able to estimate that interaction.</w:t>
       </w:r>
     </w:p>
     <w:p>
@@ -2490,31 +2666,25 @@
         <w:pStyle w:val="BodyText"/>
       </w:pPr>
       <w:r>
-        <w:t xml:space="preserve">The remaining operating conditions of the step are fixed by SOP-2012 and are treated as</w:t>
-      </w:r>
-      <w:r>
-        <w:t xml:space="preserve"> </w:t>
-      </w:r>
-      <w:r>
-        <w:t xml:space="preserve">controlled inputs. They include the filter type and effective area, the pre-use flush, the</w:t>
-      </w:r>
-      <w:r>
-        <w:t xml:space="preserve"> </w:t>
-      </w:r>
-      <w:r>
-        <w:t xml:space="preserve">buffer used for the chase, and the operating temperature of the suite. Each is verified</w:t>
-      </w:r>
-      <w:r>
-        <w:t xml:space="preserve"> </w:t>
-      </w:r>
-      <w:r>
-        <w:t xml:space="preserve">before every run and recorded, so that a change in any of them is visible in the study</w:t>
-      </w:r>
-      <w:r>
-        <w:t xml:space="preserve"> </w:t>
-      </w:r>
-      <w:r>
-        <w:t xml:space="preserve">record.</w:t>
+        <w:t xml:space="preserve">No parameter of this step was left out of the study on the basis of prior knowledge alone.</w:t>
+      </w:r>
+      <w:r>
+        <w:t xml:space="preserve"> </w:t>
+      </w:r>
+      <w:r>
+        <w:t xml:space="preserve">The risk assessment recorded that the platform claim for this step is a viral safety</w:t>
+      </w:r>
+      <w:r>
+        <w:t xml:space="preserve"> </w:t>
+      </w:r>
+      <w:r>
+        <w:t xml:space="preserve">claim, and that a claim of that kind should be supported by product specific data even</w:t>
+      </w:r>
+      <w:r>
+        <w:t xml:space="preserve"> </w:t>
+      </w:r>
+      <w:r>
+        <w:t xml:space="preserve">where the mechanism is well understood.</w:t>
       </w:r>
     </w:p>
     <w:bookmarkEnd w:id="20"/>
@@ -2542,55 +2712,61 @@
         <w:pStyle w:val="FirstParagraph"/>
       </w:pPr>
       <w:r>
-        <w:t xml:space="preserve">The study depends on a small-scale model that behaves like the commercial device, and</w:t>
-      </w:r>
-      <w:r>
-        <w:t xml:space="preserve"> </w:t>
-      </w:r>
-      <w:r>
-        <w:t xml:space="preserve">qualifying that model is the first activity of the plan. The model will use the same</w:t>
-      </w:r>
-      <w:r>
-        <w:t xml:space="preserve"> </w:t>
-      </w:r>
-      <w:r>
-        <w:t xml:space="preserve">membrane chemistry, the same filter construction and the same lot family as the commercial</w:t>
-      </w:r>
-      <w:r>
-        <w:t xml:space="preserve"> </w:t>
-      </w:r>
-      <w:r>
-        <w:t xml:space="preserve">device, at a reduced effective filtration area. Scaling is by area. The volumetric load,</w:t>
-      </w:r>
-      <w:r>
-        <w:t xml:space="preserve"> </w:t>
-      </w:r>
-      <w:r>
-        <w:t xml:space="preserve">expressed per unit area, and the filtration pressure will be held identical to the values</w:t>
-      </w:r>
-      <w:r>
-        <w:t xml:space="preserve"> </w:t>
-      </w:r>
-      <w:r>
-        <w:t xml:space="preserve">used at scale, so that flux and load per unit membrane are preserved. Qualification will</w:t>
-      </w:r>
-      <w:r>
-        <w:t xml:space="preserve"> </w:t>
-      </w:r>
-      <w:r>
-        <w:t xml:space="preserve">follow SOP-1001 and will compare the scale-down device with commercial-scale batches at</w:t>
-      </w:r>
-      <w:r>
-        <w:t xml:space="preserve"> </w:t>
-      </w:r>
-      <w:r>
-        <w:t xml:space="preserve">the centre condition on filtrate flux decay, step yield and post-use integrity. The</w:t>
-      </w:r>
-      <w:r>
-        <w:t xml:space="preserve"> </w:t>
-      </w:r>
-      <w:r>
-        <w:t xml:space="preserve">acceptance criteria for that comparison are given in §7.1.</w:t>
+        <w:t xml:space="preserve">The study will be run on a laboratory scale filtration system fitted with the same</w:t>
+      </w:r>
+      <w:r>
+        <w:t xml:space="preserve"> </w:t>
+      </w:r>
+      <w:r>
+        <w:t xml:space="preserve">membrane type and the same membrane chemistry as the commercial step. The model is scaled</w:t>
+      </w:r>
+      <w:r>
+        <w:t xml:space="preserve"> </w:t>
+      </w:r>
+      <w:r>
+        <w:t xml:space="preserve">on membrane area, so that the volumetric load in L/m2, the transmembrane pressure and the</w:t>
+      </w:r>
+      <w:r>
+        <w:t xml:space="preserve"> </w:t>
+      </w:r>
+      <w:r>
+        <w:t xml:space="preserve">flux per unit area are the same as at commercial scale. Load material will be matched</w:t>
+      </w:r>
+      <w:r>
+        <w:t xml:space="preserve"> </w:t>
+      </w:r>
+      <w:r>
+        <w:t xml:space="preserve">because the product and the residual impurity the pool carries are what foul the membrane,</w:t>
+      </w:r>
+      <w:r>
+        <w:t xml:space="preserve"> </w:t>
+      </w:r>
+      <w:r>
+        <w:t xml:space="preserve">and a cleaner pool fouls it more slowly. Filtration temperature will be matched because a</w:t>
+      </w:r>
+      <w:r>
+        <w:t xml:space="preserve"> </w:t>
+      </w:r>
+      <w:r>
+        <w:t xml:space="preserve">higher temperature lowers the viscosity of the pool and raises the flux at a given</w:t>
+      </w:r>
+      <w:r>
+        <w:t xml:space="preserve"> </w:t>
+      </w:r>
+      <w:r>
+        <w:t xml:space="preserve">pressure. The hold-up volume per unit area will be matched because it fixes how much</w:t>
+      </w:r>
+      <w:r>
+        <w:t xml:space="preserve"> </w:t>
+      </w:r>
+      <w:r>
+        <w:t xml:space="preserve">product is left wetting the membrane and the tubing at the end of a run, which is what</w:t>
+      </w:r>
+      <w:r>
+        <w:t xml:space="preserve"> </w:t>
+      </w:r>
+      <w:r>
+        <w:t xml:space="preserve">limits the step yield.</w:t>
       </w:r>
     </w:p>
     <w:p>
@@ -2598,70 +2774,95 @@
         <w:pStyle w:val="BodyText"/>
       </w:pPr>
       <w:r>
-        <w:t xml:space="preserve">Viral clearance studies are performed on spiked material, and the spike itself can</w:t>
-      </w:r>
-      <w:r>
-        <w:t xml:space="preserve"> </w:t>
-      </w:r>
-      <w:r>
-        <w:t xml:space="preserve">compromise the study if it is not controlled</w:t>
-      </w:r>
-      <w:r>
-        <w:t xml:space="preserve"> </w:t>
-      </w:r>
-      <w:r>
-        <w:t xml:space="preserve">(International Council for Harmonisation 2023)</w:t>
-      </w:r>
-      <w:r>
-        <w:t xml:space="preserve">. The virus stock will be filtered</w:t>
-      </w:r>
-      <w:r>
-        <w:t xml:space="preserve"> </w:t>
-      </w:r>
-      <w:r>
-        <w:t xml:space="preserve">before it is added, so that aggregates and cell culture debris carried in the stock do not</w:t>
-      </w:r>
-      <w:r>
-        <w:t xml:space="preserve"> </w:t>
-      </w:r>
-      <w:r>
-        <w:t xml:space="preserve">foul the membrane and produce a clearance result that the unspiked process would not</w:t>
-      </w:r>
-      <w:r>
-        <w:t xml:space="preserve"> </w:t>
-      </w:r>
-      <w:r>
-        <w:t xml:space="preserve">reproduce, and the filtered stock will be titrated before use. The spike will be added as</w:t>
-      </w:r>
-      <w:r>
-        <w:t xml:space="preserve"> </w:t>
-      </w:r>
-      <w:r>
-        <w:t xml:space="preserve">a small volume fraction of the load, and the spiked</w:t>
-      </w:r>
-      <w:r>
-        <w:t xml:space="preserve"> </w:t>
-      </w:r>
-      <w:r>
-        <w:t xml:space="preserve">load will be assayed after mixing to establish the actual challenge titre. An unspiked</w:t>
-      </w:r>
-      <w:r>
-        <w:t xml:space="preserve"> </w:t>
-      </w:r>
-      <w:r>
-        <w:t xml:space="preserve">control run at the centre condition will be executed alongside the spiked runs, and it</w:t>
-      </w:r>
-      <w:r>
-        <w:t xml:space="preserve"> </w:t>
-      </w:r>
-      <w:r>
-        <w:t xml:space="preserve">provides the flux and yield reference for the spiked material. The replicate centre runs</w:t>
-      </w:r>
-      <w:r>
-        <w:t xml:space="preserve"> </w:t>
-      </w:r>
-      <w:r>
-        <w:t xml:space="preserve">of each design provide the estimate of pure error that the lack-of-fit test needs.</w:t>
+        <w:t xml:space="preserve">Qualification will follow SOP-1001. Triplicate runs of the scale-down system will be</w:t>
+      </w:r>
+      <w:r>
+        <w:t xml:space="preserve"> </w:t>
+      </w:r>
+      <w:r>
+        <w:t xml:space="preserve">operated at the set-points in</w:t>
+      </w:r>
+      <w:r>
+        <w:t xml:space="preserve"> </w:t>
+      </w:r>
+      <w:hyperlink w:anchor="tbl-params">
+        <w:r>
+          <w:rPr>
+            <w:rStyle w:val="Hyperlink"/>
+          </w:rPr>
+          <w:t xml:space="preserve">Table 6</w:t>
+        </w:r>
+      </w:hyperlink>
+      <w:r>
+        <w:t xml:space="preserve"> </w:t>
+      </w:r>
+      <w:r>
+        <w:t xml:space="preserve">on representative anion exchange pool, and the</w:t>
+      </w:r>
+      <w:r>
+        <w:t xml:space="preserve"> </w:t>
+      </w:r>
+      <w:r>
+        <w:t xml:space="preserve">flux decay profile, the step yield and the post-use integrity test result will be compared</w:t>
+      </w:r>
+      <w:r>
+        <w:t xml:space="preserve"> </w:t>
+      </w:r>
+      <w:r>
+        <w:t xml:space="preserve">with the corresponding manufacturing scale records. The model will be accepted where no</w:t>
+      </w:r>
+      <w:r>
+        <w:t xml:space="preserve"> </w:t>
+      </w:r>
+      <w:r>
+        <w:t xml:space="preserve">statistically significant difference is found between the scales in yield or in flux decay</w:t>
+      </w:r>
+      <w:r>
+        <w:t xml:space="preserve"> </w:t>
+      </w:r>
+      <w:r>
+        <w:t xml:space="preserve">at the end of the load.</w:t>
+      </w:r>
+    </w:p>
+    <w:p>
+      <w:pPr>
+        <w:pStyle w:val="BodyText"/>
+      </w:pPr>
+      <w:r>
+        <w:t xml:space="preserve">Virus cannot be spiked into a manufacturing batch, so every clearance figure claimed for</w:t>
+      </w:r>
+      <w:r>
+        <w:t xml:space="preserve"> </w:t>
+      </w:r>
+      <w:r>
+        <w:t xml:space="preserve">this step comes from the scale-down model</w:t>
+      </w:r>
+      <w:r>
+        <w:t xml:space="preserve"> </w:t>
+      </w:r>
+      <w:r>
+        <w:t xml:space="preserve">(International Council for Harmonisation 2023a)</w:t>
+      </w:r>
+      <w:r>
+        <w:t xml:space="preserve">. The weight of the claim therefore</w:t>
+      </w:r>
+      <w:r>
+        <w:t xml:space="preserve"> </w:t>
+      </w:r>
+      <w:r>
+        <w:t xml:space="preserve">rests on this qualification. The qualification will be repeated if the membrane type, the</w:t>
+      </w:r>
+      <w:r>
+        <w:t xml:space="preserve"> </w:t>
+      </w:r>
+      <w:r>
+        <w:t xml:space="preserve">filtration temperature or the composition of the load material changes, and PCR-009 will</w:t>
+      </w:r>
+      <w:r>
+        <w:t xml:space="preserve"> </w:t>
+      </w:r>
+      <w:r>
+        <w:t xml:space="preserve">state the qualification result before it reports any log reduction.</w:t>
       </w:r>
     </w:p>
     <w:bookmarkEnd w:id="22"/>
@@ -2679,61 +2880,103 @@
         <w:pStyle w:val="FirstParagraph"/>
       </w:pPr>
       <w:r>
-        <w:t xml:space="preserve">The step will be operated as it is at commercial scale, under SOP-2012. The feed is the</w:t>
-      </w:r>
-      <w:r>
-        <w:t xml:space="preserve"> </w:t>
-      </w:r>
-      <w:r>
-        <w:t xml:space="preserve">anion-exchange flow-through pool of Step 8, adjusted to the platform protein concentration</w:t>
-      </w:r>
-      <w:r>
-        <w:t xml:space="preserve"> </w:t>
-      </w:r>
-      <w:r>
-        <w:t xml:space="preserve">and passed through the prefilter specified in the operating procedure (SOP-2012).</w:t>
-      </w:r>
-      <w:r>
-        <w:t xml:space="preserve"> </w:t>
-      </w:r>
-      <w:r>
-        <w:t xml:space="preserve">Filtration proceeds</w:t>
-      </w:r>
-      <w:r>
-        <w:t xml:space="preserve"> </w:t>
-      </w:r>
-      <w:r>
-        <w:t xml:space="preserve">in a single pass at constant pressure until the target volumetric load has been delivered,</w:t>
-      </w:r>
-      <w:r>
-        <w:t xml:space="preserve"> </w:t>
-      </w:r>
-      <w:r>
-        <w:t xml:space="preserve">and the product load is then followed by the buffer chase. The volumetric load recorded</w:t>
-      </w:r>
-      <w:r>
-        <w:t xml:space="preserve"> </w:t>
-      </w:r>
-      <w:r>
-        <w:t xml:space="preserve">for each run is the product load and the chase together, which is the quantity the control</w:t>
-      </w:r>
-      <w:r>
-        <w:t xml:space="preserve"> </w:t>
-      </w:r>
-      <w:r>
-        <w:t xml:space="preserve">strategy limits. A post-use integrity test will be performed on every device. A run whose</w:t>
-      </w:r>
-      <w:r>
-        <w:t xml:space="preserve"> </w:t>
-      </w:r>
-      <w:r>
-        <w:t xml:space="preserve">device fails the post-use test is invalid, and it will be repeated on a new device once the</w:t>
-      </w:r>
-      <w:r>
-        <w:t xml:space="preserve"> </w:t>
-      </w:r>
-      <w:r>
-        <w:t xml:space="preserve">cause has been established.</w:t>
+        <w:t xml:space="preserve">The load is the flow-through pool of the anion exchange step. Each run will be operated at</w:t>
+      </w:r>
+      <w:r>
+        <w:t xml:space="preserve"> </w:t>
+      </w:r>
+      <w:r>
+        <w:t xml:space="preserve">constant transmembrane pressure to the volumetric load set by the design point, and the</w:t>
+      </w:r>
+      <w:r>
+        <w:t xml:space="preserve"> </w:t>
+      </w:r>
+      <w:r>
+        <w:t xml:space="preserve">filtrate will be collected in fractions across the load.</w:t>
+      </w:r>
+    </w:p>
+    <w:p>
+      <w:pPr>
+        <w:pStyle w:val="BodyText"/>
+      </w:pPr>
+      <w:r>
+        <w:t xml:space="preserve">Before each run the filter will be wetted and its integrity tested, and after each run the</w:t>
+      </w:r>
+      <w:r>
+        <w:t xml:space="preserve"> </w:t>
+      </w:r>
+      <w:r>
+        <w:t xml:space="preserve">post-use integrity test will be performed, both under SOP-2012. A run whose post-use</w:t>
+      </w:r>
+      <w:r>
+        <w:t xml:space="preserve"> </w:t>
+      </w:r>
+      <w:r>
+        <w:t xml:space="preserve">integrity test fails will be excluded from the analysis and recorded as a deviation,</w:t>
+      </w:r>
+      <w:r>
+        <w:t xml:space="preserve"> </w:t>
+      </w:r>
+      <w:r>
+        <w:t xml:space="preserve">because a failed integrity test means the membrane was not intact and the log reduction</w:t>
+      </w:r>
+      <w:r>
+        <w:t xml:space="preserve"> </w:t>
+      </w:r>
+      <w:r>
+        <w:t xml:space="preserve">measured across it says nothing about the step.</w:t>
+      </w:r>
+    </w:p>
+    <w:p>
+      <w:pPr>
+        <w:pStyle w:val="BodyText"/>
+      </w:pPr>
+      <w:r>
+        <w:t xml:space="preserve">Each design point will be executed once, with both model viruses spiked into the load</w:t>
+      </w:r>
+      <w:r>
+        <w:t xml:space="preserve"> </w:t>
+      </w:r>
+      <w:r>
+        <w:t xml:space="preserve">before filtration. Step yield will be determined from the same run by protein mass</w:t>
+      </w:r>
+      <w:r>
+        <w:t xml:space="preserve"> </w:t>
+      </w:r>
+      <w:r>
+        <w:t xml:space="preserve">balance, from the ultraviolet absorbance of the load and of the pooled filtrate. Runs will</w:t>
+      </w:r>
+      <w:r>
+        <w:t xml:space="preserve"> </w:t>
+      </w:r>
+      <w:r>
+        <w:t xml:space="preserve">be executed in randomized order within each design.</w:t>
+      </w:r>
+    </w:p>
+    <w:p>
+      <w:pPr>
+        <w:pStyle w:val="BodyText"/>
+      </w:pPr>
+      <w:r>
+        <w:t xml:space="preserve">Filtration will be continuous. The claim made from this study applies to uninterrupted</w:t>
+      </w:r>
+      <w:r>
+        <w:t xml:space="preserve"> </w:t>
+      </w:r>
+      <w:r>
+        <w:t xml:space="preserve">operation, because an interruption of flow allows virus held in the pore structure to</w:t>
+      </w:r>
+      <w:r>
+        <w:t xml:space="preserve"> </w:t>
+      </w:r>
+      <w:r>
+        <w:t xml:space="preserve">diffuse through it. An interruption at commercial scale is a deviation and lies outside</w:t>
+      </w:r>
+      <w:r>
+        <w:t xml:space="preserve"> </w:t>
+      </w:r>
+      <w:r>
+        <w:t xml:space="preserve">the operating region this study will define.</w:t>
       </w:r>
     </w:p>
     <w:bookmarkEnd w:id="23"/>
@@ -2751,7 +2994,10 @@
         <w:pStyle w:val="FirstParagraph"/>
       </w:pPr>
       <w:r>
-        <w:t xml:space="preserve">Two validated infectivity assays supply the clearance responses of the study (</w:t>
+        <w:t xml:space="preserve">Virus titre will be determined by the validated methods listed in</w:t>
+      </w:r>
+      <w:r>
+        <w:t xml:space="preserve"> </w:t>
       </w:r>
       <w:hyperlink w:anchor="tbl-amv">
         <w:r>
@@ -2762,57 +3008,13 @@
         </w:r>
       </w:hyperlink>
       <w:r>
-        <w:t xml:space="preserve">).</w:t>
-      </w:r>
-      <w:r>
-        <w:t xml:space="preserve"> </w:t>
-      </w:r>
-      <w:r>
-        <w:t xml:space="preserve">MVM is titrated by TCID50 with quantitative PCR confirmation under AMV-3018, and XMuLV is</w:t>
-      </w:r>
-      <w:r>
-        <w:t xml:space="preserve"> </w:t>
-      </w:r>
-      <w:r>
-        <w:t xml:space="preserve">titrated by TCID50 under AMV-3017. The log reduction factor for each run is calculated from</w:t>
-      </w:r>
-      <w:r>
-        <w:t xml:space="preserve"> </w:t>
-      </w:r>
-      <w:r>
-        <w:t xml:space="preserve">the total virus in the spiked load and the total virus in the pooled filtrate (the chase</w:t>
-      </w:r>
-      <w:r>
-        <w:t xml:space="preserve"> </w:t>
-      </w:r>
-      <w:r>
-        <w:t xml:space="preserve">included). Assay precision, the limit of detection and the qualification of the cell lines</w:t>
-      </w:r>
-      <w:r>
-        <w:t xml:space="preserve"> </w:t>
-      </w:r>
-      <w:r>
-        <w:t xml:space="preserve">used for titration are reported in the method validation packages listed in</w:t>
-      </w:r>
-      <w:r>
-        <w:t xml:space="preserve"> </w:t>
-      </w:r>
-      <w:hyperlink w:anchor="tbl-amv">
-        <w:r>
-          <w:rPr>
-            <w:rStyle w:val="Hyperlink"/>
-          </w:rPr>
-          <w:t xml:space="preserve">Table 5</w:t>
-        </w:r>
-      </w:hyperlink>
-      <w:r>
-        <w:t xml:space="preserve">, and</w:t>
-      </w:r>
-      <w:r>
-        <w:t xml:space="preserve"> </w:t>
-      </w:r>
-      <w:r>
-        <w:t xml:space="preserve">they are not repeated here.</w:t>
+        <w:t xml:space="preserve">. MVM will be</w:t>
+      </w:r>
+      <w:r>
+        <w:t xml:space="preserve"> </w:t>
+      </w:r>
+      <w:r>
+        <w:t xml:space="preserve">titred by TCID50 with qPCR confirmation, and XMuLV by TCID50.</w:t>
       </w:r>
     </w:p>
     <w:tbl>
@@ -2839,7 +3041,7 @@
               <w:pStyle w:val="ImageCaption"/>
             </w:pPr>
             <w:r>
-              <w:t xml:space="preserve">Table 5: Validated analytical methods for the study responses.</w:t>
+              <w:t xml:space="preserve">Table 5: Validated analytical methods for the viral clearance responses.</w:t>
             </w:r>
           </w:p>
           <w:tbl>
@@ -2991,31 +3193,66 @@
         <w:pStyle w:val="BodyText"/>
       </w:pPr>
       <w:r>
-        <w:t xml:space="preserve">Where no virus is recovered from the filtrate, the log reduction factor is reported as a</w:t>
-      </w:r>
-      <w:r>
-        <w:t xml:space="preserve"> </w:t>
-      </w:r>
-      <w:r>
-        <w:t xml:space="preserve">lower bound set by the detection limit of the assay, and the study will claim no more than</w:t>
-      </w:r>
-      <w:r>
-        <w:t xml:space="preserve"> </w:t>
-      </w:r>
-      <w:r>
-        <w:t xml:space="preserve">that bound. Step yield will be calculated by mass balance from the protein concentration of</w:t>
-      </w:r>
-      <w:r>
-        <w:t xml:space="preserve"> </w:t>
-      </w:r>
-      <w:r>
-        <w:t xml:space="preserve">the load and of the pooled filtrate, measured by the platform ultraviolet absorbance method</w:t>
-      </w:r>
-      <w:r>
-        <w:t xml:space="preserve"> </w:t>
-      </w:r>
-      <w:r>
-        <w:t xml:space="preserve">referenced in PCMP-001.</w:t>
+        <w:t xml:space="preserve">The log reduction factor of a run is the base ten logarithm of the total virus in the</w:t>
+      </w:r>
+      <w:r>
+        <w:t xml:space="preserve"> </w:t>
+      </w:r>
+      <w:r>
+        <w:t xml:space="preserve">spiked load divided by the total virus in the filtrate, with both totals taken over the</w:t>
+      </w:r>
+      <w:r>
+        <w:t xml:space="preserve"> </w:t>
+      </w:r>
+      <w:r>
+        <w:t xml:space="preserve">volume actually filtered. Cytotoxicity and interference controls will be run for the load</w:t>
+      </w:r>
+      <w:r>
+        <w:t xml:space="preserve"> </w:t>
+      </w:r>
+      <w:r>
+        <w:t xml:space="preserve">matrix and the filtrate matrix, and a spike recovery control will be run for each virus</w:t>
+      </w:r>
+      <w:r>
+        <w:t xml:space="preserve"> </w:t>
+      </w:r>
+      <w:r>
+        <w:t xml:space="preserve">stock</w:t>
+      </w:r>
+      <w:r>
+        <w:t xml:space="preserve"> </w:t>
+      </w:r>
+      <w:r>
+        <w:t xml:space="preserve">(International Council for Harmonisation 2023a)</w:t>
+      </w:r>
+      <w:r>
+        <w:t xml:space="preserve">.</w:t>
+      </w:r>
+    </w:p>
+    <w:p>
+      <w:pPr>
+        <w:pStyle w:val="BodyText"/>
+      </w:pPr>
+      <w:r>
+        <w:t xml:space="preserve">Where no virus is detected in the filtrate, the titre will be reported at the limit of</w:t>
+      </w:r>
+      <w:r>
+        <w:t xml:space="preserve"> </w:t>
+      </w:r>
+      <w:r>
+        <w:t xml:space="preserve">detection of the assay and the log reduction reported as a lower bound rather than as a</w:t>
+      </w:r>
+      <w:r>
+        <w:t xml:space="preserve"> </w:t>
+      </w:r>
+      <w:r>
+        <w:t xml:space="preserve">point value. The infectivity assays carry their own variability, and the acceptance</w:t>
+      </w:r>
+      <w:r>
+        <w:t xml:space="preserve"> </w:t>
+      </w:r>
+      <w:r>
+        <w:t xml:space="preserve">criteria in §7 allow 0.35 log10 for it.</w:t>
       </w:r>
     </w:p>
     <w:bookmarkEnd w:id="25"/>
@@ -3033,67 +3270,31 @@
         <w:pStyle w:val="FirstParagraph"/>
       </w:pPr>
       <w:r>
-        <w:t xml:space="preserve">Sampling is designed so that clearance can be reported as a function of load and not only</w:t>
-      </w:r>
-      <w:r>
-        <w:t xml:space="preserve"> </w:t>
-      </w:r>
-      <w:r>
-        <w:t xml:space="preserve">at the end of a run. The spiked load pool will be sampled after mixing and before</w:t>
-      </w:r>
-      <w:r>
-        <w:t xml:space="preserve"> </w:t>
-      </w:r>
-      <w:r>
-        <w:t xml:space="preserve">filtration. The filtrate will be collected in sequential fractions across the volumetric</w:t>
-      </w:r>
-      <w:r>
-        <w:t xml:space="preserve"> </w:t>
-      </w:r>
-      <w:r>
-        <w:t xml:space="preserve">load, and each fraction will be assayed for both model viruses (MVM and XMuLV). A pooled</w:t>
-      </w:r>
-      <w:r>
-        <w:t xml:space="preserve"> </w:t>
-      </w:r>
-      <w:r>
-        <w:t xml:space="preserve">filtrate sample, made by combining the fractions in proportion to their volume, gives the</w:t>
-      </w:r>
-      <w:r>
-        <w:t xml:space="preserve"> </w:t>
-      </w:r>
-      <w:r>
-        <w:t xml:space="preserve">log reduction factor reported for the run. The fraction data give the cumulative log</w:t>
-      </w:r>
-      <w:r>
-        <w:t xml:space="preserve"> </w:t>
-      </w:r>
-      <w:r>
-        <w:t xml:space="preserve">reduction at every load between the start of the run and the maximum load studied, so the</w:t>
-      </w:r>
-      <w:r>
-        <w:t xml:space="preserve"> </w:t>
-      </w:r>
-      <w:r>
-        <w:t xml:space="preserve">load at which clearance begins to fall can be read directly from the fractions and does</w:t>
-      </w:r>
-      <w:r>
-        <w:t xml:space="preserve"> </w:t>
-      </w:r>
-      <w:r>
-        <w:t xml:space="preserve">not depend only on the fitted model. Samples from the</w:t>
-      </w:r>
-      <w:r>
-        <w:t xml:space="preserve"> </w:t>
-      </w:r>
-      <w:r>
-        <w:t xml:space="preserve">unspiked control run will be retained for yield and for the filtrate quality checks named</w:t>
-      </w:r>
-      <w:r>
-        <w:t xml:space="preserve"> </w:t>
-      </w:r>
-      <w:r>
-        <w:t xml:space="preserve">in SOP-2012.</w:t>
+        <w:t xml:space="preserve">Samples will be taken from the load before spiking, from the spiked load, and from the</w:t>
+      </w:r>
+      <w:r>
+        <w:t xml:space="preserve"> </w:t>
+      </w:r>
+      <w:r>
+        <w:t xml:space="preserve">filtrate. The filtrate will be sampled as sequential fractions across the volumetric load</w:t>
+      </w:r>
+      <w:r>
+        <w:t xml:space="preserve"> </w:t>
+      </w:r>
+      <w:r>
+        <w:t xml:space="preserve">and as a pool at the end of the run. Fractionating the filtrate allows the log reduction</w:t>
+      </w:r>
+      <w:r>
+        <w:t xml:space="preserve"> </w:t>
+      </w:r>
+      <w:r>
+        <w:t xml:space="preserve">to be resolved against the volume filtered within a single run, which is the variable that</w:t>
+      </w:r>
+      <w:r>
+        <w:t xml:space="preserve"> </w:t>
+      </w:r>
+      <w:r>
+        <w:t xml:space="preserve">degrades MVM retention as the membrane fouls.</w:t>
       </w:r>
     </w:p>
     <w:p>
@@ -3101,19 +3302,39 @@
         <w:pStyle w:val="BodyText"/>
       </w:pPr>
       <w:r>
-        <w:t xml:space="preserve">The screening design includes 3 centre-point runs and the</w:t>
-      </w:r>
-      <w:r>
-        <w:t xml:space="preserve"> </w:t>
-      </w:r>
-      <w:r>
-        <w:t xml:space="preserve">response-surface design includes 4, and those replicates carry the</w:t>
-      </w:r>
-      <w:r>
-        <w:t xml:space="preserve"> </w:t>
-      </w:r>
-      <w:r>
-        <w:t xml:space="preserve">pure error estimate for both designs.</w:t>
+        <w:t xml:space="preserve">Each spiked load sample and each filtrate sample will be assayed for both model viruses.</w:t>
+      </w:r>
+      <w:r>
+        <w:t xml:space="preserve"> </w:t>
+      </w:r>
+      <w:r>
+        <w:t xml:space="preserve">The unspiked load and the unspiked filtrate pool will be assayed for protein concentration</w:t>
+      </w:r>
+      <w:r>
+        <w:t xml:space="preserve"> </w:t>
+      </w:r>
+      <w:r>
+        <w:t xml:space="preserve">for the yield calculation. Samples may be held frozen before assay where the method</w:t>
+      </w:r>
+      <w:r>
+        <w:t xml:space="preserve"> </w:t>
+      </w:r>
+      <w:r>
+        <w:t xml:space="preserve">validation supports it.</w:t>
+      </w:r>
+    </w:p>
+    <w:p>
+      <w:pPr>
+        <w:pStyle w:val="BodyText"/>
+      </w:pPr>
+      <w:r>
+        <w:t xml:space="preserve">Every sample will be identified by run number and by the volumetric load at which it was</w:t>
+      </w:r>
+      <w:r>
+        <w:t xml:space="preserve"> </w:t>
+      </w:r>
+      <w:r>
+        <w:t xml:space="preserve">taken, and the identity will be recorded at the time of sampling.</w:t>
       </w:r>
     </w:p>
     <w:bookmarkEnd w:id="26"/>
@@ -3131,119 +3352,10 @@
         <w:pStyle w:val="FirstParagraph"/>
       </w:pPr>
       <w:r>
-        <w:t xml:space="preserve">Analysis will follow SOP-1002. Each factor will be coded so that the coded levels −1 and</w:t>
-      </w:r>
-      <w:r>
-        <w:t xml:space="preserve"> </w:t>
-      </w:r>
-      <w:r>
-        <w:t xml:space="preserve">+1 are the edges of its characterization range and 0 is the midpoint. The design centre</w:t>
-      </w:r>
-      <w:r>
-        <w:t xml:space="preserve"> </w:t>
-      </w:r>
-      <w:r>
-        <w:t xml:space="preserve">is the midpoint of the characterization range, at 95</w:t>
-      </w:r>
-      <w:r>
-        <w:t xml:space="preserve"> </w:t>
-      </w:r>
-      <w:r>
-        <w:t xml:space="preserve">L/m2 and 19 psi, and it is not</w:t>
-      </w:r>
-      <w:r>
-        <w:t xml:space="preserve"> </w:t>
-      </w:r>
-      <w:r>
-        <w:t xml:space="preserve">the set-point of either parameter. Performance at the set-point will be predicted from the</w:t>
-      </w:r>
-      <w:r>
-        <w:t xml:space="preserve"> </w:t>
-      </w:r>
-      <w:r>
-        <w:t xml:space="preserve">fitted model and not read off the centre runs.</w:t>
-      </w:r>
-    </w:p>
-    <w:p>
-      <w:pPr>
-        <w:pStyle w:val="BodyText"/>
-      </w:pPr>
-      <w:r>
-        <w:t xml:space="preserve">The screening data will be fitted by ordinary least squares as a model in both main effects</w:t>
-      </w:r>
-      <w:r>
-        <w:t xml:space="preserve"> </w:t>
-      </w:r>
-      <w:r>
-        <w:t xml:space="preserve">and their interaction, with the effect of a term reported as twice its coded coefficient,</w:t>
-      </w:r>
-      <w:r>
-        <w:t xml:space="preserve"> </w:t>
-      </w:r>
-      <w:r>
-        <w:t xml:space="preserve">and the response-surface data will be fitted as a full quadratic model in the same</w:t>
-      </w:r>
-      <w:r>
-        <w:t xml:space="preserve"> </w:t>
-      </w:r>
-      <w:r>
-        <w:t xml:space="preserve">2 factors. Terms will be judged at α = 0.05. Model adequacy will be</w:t>
-      </w:r>
-      <w:r>
-        <w:t xml:space="preserve"> </w:t>
-      </w:r>
-      <w:r>
-        <w:t xml:space="preserve">judged on R², adjusted R², predicted R² from the PRESS statistic, and the analysis of</w:t>
-      </w:r>
-      <w:r>
-        <w:t xml:space="preserve"> </w:t>
-      </w:r>
-      <w:r>
-        <w:t xml:space="preserve">variance partition of the residual into lack of fit and pure error. A response for which no</w:t>
-      </w:r>
-      <w:r>
-        <w:t xml:space="preserve"> </w:t>
-      </w:r>
-      <w:r>
-        <w:t xml:space="preserve">term is significant will be reported as robust over the ranges studied, and no predictive</w:t>
-      </w:r>
-      <w:r>
-        <w:t xml:space="preserve"> </w:t>
-      </w:r>
-      <w:r>
-        <w:t xml:space="preserve">model will be claimed for it. The screening design identifies which effects are active. The</w:t>
-      </w:r>
-      <w:r>
-        <w:t xml:space="preserve"> </w:t>
-      </w:r>
-      <w:r>
-        <w:t xml:space="preserve">response-surface model is the predictive model, and the operating region, the proven</w:t>
-      </w:r>
-      <w:r>
-        <w:t xml:space="preserve"> </w:t>
-      </w:r>
-      <w:r>
-        <w:t xml:space="preserve">acceptable ranges and the load limit will all be derived from it.</w:t>
-      </w:r>
-    </w:p>
-    <w:p>
-      <w:pPr>
-        <w:pStyle w:val="BodyText"/>
-      </w:pPr>
-      <w:r>
-        <w:t xml:space="preserve">Commercial-scale capability will be estimated by Monte-Carlo simulation of</w:t>
-      </w:r>
-      <w:r>
-        <w:t xml:space="preserve"> </w:t>
-      </w:r>
-      <w:r>
-        <w:t xml:space="preserve">2,000 batches with both parameters sampled inside their normal operating</w:t>
-      </w:r>
-      <w:r>
-        <w:t xml:space="preserve"> </w:t>
-      </w:r>
-      <w:r>
-        <w:t xml:space="preserve">ranges (</w:t>
+        <w:t xml:space="preserve">Both factors will be coded to the interval -1 to +1 across the characterization ranges in</w:t>
+      </w:r>
+      <w:r>
+        <w:t xml:space="preserve"> </w:t>
       </w:r>
       <w:hyperlink w:anchor="tbl-params">
         <w:r>
@@ -3254,13 +3366,103 @@
         </w:r>
       </w:hyperlink>
       <w:r>
-        <w:t xml:space="preserve">), and reported as a one-sided Cpk against the step acceptance criterion</w:t>
-      </w:r>
-      <w:r>
-        <w:t xml:space="preserve"> </w:t>
-      </w:r>
-      <w:r>
-        <w:t xml:space="preserve">of §7.2.</w:t>
+        <w:t xml:space="preserve">, so that the estimated effects are comparable between the two factors and</w:t>
+      </w:r>
+      <w:r>
+        <w:t xml:space="preserve"> </w:t>
+      </w:r>
+      <w:r>
+        <w:t xml:space="preserve">between the two designs. Effects will be reported as the change in the response over half</w:t>
+      </w:r>
+      <w:r>
+        <w:t xml:space="preserve"> </w:t>
+      </w:r>
+      <w:r>
+        <w:t xml:space="preserve">the characterization range.</w:t>
+      </w:r>
+    </w:p>
+    <w:p>
+      <w:pPr>
+        <w:pStyle w:val="BodyText"/>
+      </w:pPr>
+      <w:r>
+        <w:t xml:space="preserve">The screening design will be analysed with a model carrying both main effects and their</w:t>
+      </w:r>
+      <w:r>
+        <w:t xml:space="preserve"> </w:t>
+      </w:r>
+      <w:r>
+        <w:t xml:space="preserve">interaction. The response-surface design will be analysed with the full quadratic model in</w:t>
+      </w:r>
+      <w:r>
+        <w:t xml:space="preserve"> </w:t>
+      </w:r>
+      <w:r>
+        <w:t xml:space="preserve">both factors. Coefficients will be reported with their standard errors and p-values, and</w:t>
+      </w:r>
+      <w:r>
+        <w:t xml:space="preserve"> </w:t>
+      </w:r>
+      <w:r>
+        <w:t xml:space="preserve">effects significant at α = 0.05 will be treated as real.</w:t>
+      </w:r>
+    </w:p>
+    <w:p>
+      <w:pPr>
+        <w:pStyle w:val="BodyText"/>
+      </w:pPr>
+      <w:r>
+        <w:t xml:space="preserve">Model adequacy will be judged from three things. The lack of fit will be tested against</w:t>
+      </w:r>
+      <w:r>
+        <w:t xml:space="preserve"> </w:t>
+      </w:r>
+      <w:r>
+        <w:t xml:space="preserve">the pure error estimated from the centre point replicates. The residuals will be plotted</w:t>
+      </w:r>
+      <w:r>
+        <w:t xml:space="preserve"> </w:t>
+      </w:r>
+      <w:r>
+        <w:t xml:space="preserve">against the predicted value and on a normal quantile plot. The coefficient of</w:t>
+      </w:r>
+      <w:r>
+        <w:t xml:space="preserve"> </w:t>
+      </w:r>
+      <w:r>
+        <w:t xml:space="preserve">determination and the residual standard error will be reported for each response. The</w:t>
+      </w:r>
+      <w:r>
+        <w:t xml:space="preserve"> </w:t>
+      </w:r>
+      <w:r>
+        <w:t xml:space="preserve">centre point replicates also give the reproducibility of each response, which will be</w:t>
+      </w:r>
+      <w:r>
+        <w:t xml:space="preserve"> </w:t>
+      </w:r>
+      <w:r>
+        <w:t xml:space="preserve">reported as a coefficient of variation and used as the pure error term.</w:t>
+      </w:r>
+    </w:p>
+    <w:p>
+      <w:pPr>
+        <w:pStyle w:val="BodyText"/>
+      </w:pPr>
+      <w:r>
+        <w:t xml:space="preserve">Analyses will be performed under SOP-1002. The analysis will be run from a script under</w:t>
+      </w:r>
+      <w:r>
+        <w:t xml:space="preserve"> </w:t>
+      </w:r>
+      <w:r>
+        <w:t xml:space="preserve">version control with a fixed random seed, so that every number in PCR-009 can be</w:t>
+      </w:r>
+      <w:r>
+        <w:t xml:space="preserve"> </w:t>
+      </w:r>
+      <w:r>
+        <w:t xml:space="preserve">regenerated from the raw data.</w:t>
       </w:r>
     </w:p>
     <w:bookmarkEnd w:id="27"/>
@@ -3287,15 +3489,6 @@
       <w:pPr>
         <w:pStyle w:val="FirstParagraph"/>
       </w:pPr>
-      <w:r>
-        <w:t xml:space="preserve">The design covers the two parameters that RA-001 assigned to multivariate study, over</w:t>
-      </w:r>
-      <w:r>
-        <w:t xml:space="preserve"> </w:t>
-      </w:r>
-      <w:r>
-        <w:t xml:space="preserve">ranges wider than routine operation (</w:t>
-      </w:r>
       <w:hyperlink w:anchor="tbl-params">
         <w:r>
           <w:rPr>
@@ -3305,27 +3498,16 @@
         </w:r>
       </w:hyperlink>
       <w:r>
-        <w:t xml:space="preserve">). The coded letters used in the design</w:t>
-      </w:r>
-      <w:r>
-        <w:t xml:space="preserve"> </w:t>
-      </w:r>
-      <w:r>
-        <w:t xml:space="preserve">matrices and in the analysis are given in</w:t>
-      </w:r>
-      <w:r>
-        <w:t xml:space="preserve"> </w:t>
-      </w:r>
-      <w:hyperlink w:anchor="tbl-legend">
-        <w:r>
-          <w:rPr>
-            <w:rStyle w:val="Hyperlink"/>
-          </w:rPr>
-          <w:t xml:space="preserve">Table 7</w:t>
-        </w:r>
-      </w:hyperlink>
-      <w:r>
-        <w:t xml:space="preserve">.</w:t>
+        <w:t xml:space="preserve"> </w:t>
+      </w:r>
+      <w:r>
+        <w:t xml:space="preserve">lists the parameters of the step, their set-points, the ranges that will be</w:t>
+      </w:r>
+      <w:r>
+        <w:t xml:space="preserve"> </w:t>
+      </w:r>
+      <w:r>
+        <w:t xml:space="preserve">studied and the normal operating ranges.</w:t>
       </w:r>
     </w:p>
     <w:tbl>
@@ -3352,7 +3534,7 @@
               <w:pStyle w:val="ImageCaption"/>
             </w:pPr>
             <w:r>
-              <w:t xml:space="preserve">Table 6: Parameters to be studied, with set-points, characterization ranges and normal operating ranges.</w:t>
+              <w:t xml:space="preserve">Table 6: Parameters, characterization ranges and normal operating ranges.</w:t>
             </w:r>
           </w:p>
           <w:tbl>
@@ -3624,7 +3806,130 @@
         <w:pStyle w:val="BodyText"/>
       </w:pPr>
       <w:r>
-        <w:t xml:space="preserve"> </w:t>
+        <w:t xml:space="preserve">Both parameters will be studied multivariately. The characterization range for the</w:t>
+      </w:r>
+      <w:r>
+        <w:t xml:space="preserve"> </w:t>
+      </w:r>
+      <w:r>
+        <w:t xml:space="preserve">filtration volume runs from the lower NOR edge to 140</w:t>
+      </w:r>
+      <w:r>
+        <w:t xml:space="preserve"> </w:t>
+      </w:r>
+      <w:r>
+        <w:t xml:space="preserve">L/m2, which lies above the upper NOR edge of</w:t>
+      </w:r>
+      <w:r>
+        <w:t xml:space="preserve"> </w:t>
+      </w:r>
+      <w:r>
+        <w:t xml:space="preserve">105 L/m2. The range was</w:t>
+      </w:r>
+      <w:r>
+        <w:t xml:space="preserve"> </w:t>
+      </w:r>
+      <w:r>
+        <w:t xml:space="preserve">widened upward only, because MVM retention falls as the volumetric load rises and holds</w:t>
+      </w:r>
+      <w:r>
+        <w:t xml:space="preserve"> </w:t>
+      </w:r>
+      <w:r>
+        <w:t xml:space="preserve">steady below the set-point. The edge of acceptable performance therefore lies above the NOR and</w:t>
+      </w:r>
+      <w:r>
+        <w:t xml:space="preserve"> </w:t>
+      </w:r>
+      <w:r>
+        <w:t xml:space="preserve">not below it, and a range extended downward would consume runs where nothing changes.</w:t>
+      </w:r>
+    </w:p>
+    <w:p>
+      <w:pPr>
+        <w:pStyle w:val="BodyText"/>
+      </w:pPr>
+      <w:r>
+        <w:t xml:space="preserve">The pressure range runs from 8 to</w:t>
+      </w:r>
+      <w:r>
+        <w:t xml:space="preserve"> </w:t>
+      </w:r>
+      <w:r>
+        <w:t xml:space="preserve">30 psi and is widened on both sides of the</w:t>
+      </w:r>
+      <w:r>
+        <w:t xml:space="preserve"> </w:t>
+      </w:r>
+      <w:r>
+        <w:t xml:space="preserve">NOR of 10 to 20</w:t>
+      </w:r>
+      <w:r>
+        <w:t xml:space="preserve"> </w:t>
+      </w:r>
+      <w:r>
+        <w:t xml:space="preserve">psi. Low pressures are</w:t>
+      </w:r>
+      <w:r>
+        <w:t xml:space="preserve"> </w:t>
+      </w:r>
+      <w:r>
+        <w:t xml:space="preserve">included because a low transmembrane pressure allows retained virus to diffuse through the</w:t>
+      </w:r>
+      <w:r>
+        <w:t xml:space="preserve"> </w:t>
+      </w:r>
+      <w:r>
+        <w:t xml:space="preserve">pore structure. High pressures are included because they raise the flux and compress the</w:t>
+      </w:r>
+      <w:r>
+        <w:t xml:space="preserve"> </w:t>
+      </w:r>
+      <w:r>
+        <w:t xml:space="preserve">fouling layer, so more filtrate passes through the largest open pores and MVM retention is</w:t>
+      </w:r>
+      <w:r>
+        <w:t xml:space="preserve"> </w:t>
+      </w:r>
+      <w:r>
+        <w:t xml:space="preserve">expected to fall. Both edges are reachable</w:t>
+      </w:r>
+      <w:r>
+        <w:t xml:space="preserve"> </w:t>
+      </w:r>
+      <w:r>
+        <w:t xml:space="preserve">by the commercial equipment, so a range that covers them supports the deviation assessment</w:t>
+      </w:r>
+      <w:r>
+        <w:t xml:space="preserve"> </w:t>
+      </w:r>
+      <w:r>
+        <w:t xml:space="preserve">as well as the operating limits.</w:t>
+      </w:r>
+    </w:p>
+    <w:p>
+      <w:pPr>
+        <w:pStyle w:val="BodyText"/>
+      </w:pPr>
+      <w:hyperlink w:anchor="tbl-legend">
+        <w:r>
+          <w:rPr>
+            <w:rStyle w:val="Hyperlink"/>
+          </w:rPr>
+          <w:t xml:space="preserve">Table 7</w:t>
+        </w:r>
+      </w:hyperlink>
+      <w:r>
+        <w:t xml:space="preserve"> </w:t>
+      </w:r>
+      <w:r>
+        <w:t xml:space="preserve">gives the letters used for the two factors in the design matrices of</w:t>
+      </w:r>
+      <w:r>
+        <w:t xml:space="preserve"> </w:t>
+      </w:r>
+      <w:r>
+        <w:t xml:space="preserve">Appendices A and B and in the effect tables of PCR-009.</w:t>
       </w:r>
     </w:p>
     <w:tbl>
@@ -3651,7 +3956,7 @@
               <w:pStyle w:val="ImageCaption"/>
             </w:pPr>
             <w:r>
-              <w:t xml:space="preserve">Table 7: Coded factor legend for the screening and response-surface designs.</w:t>
+              <w:t xml:space="preserve">Table 7: Coded factor legend.</w:t>
             </w:r>
           </w:p>
           <w:tbl>
@@ -3837,54 +4142,78 @@
         </w:tc>
       </w:tr>
     </w:tbl>
+    <w:bookmarkEnd w:id="31"/>
+    <w:bookmarkStart w:id="32" w:name="screening-design"/>
+    <w:p>
+      <w:pPr>
+        <w:pStyle w:val="Heading2"/>
+      </w:pPr>
+      <w:r>
+        <w:t xml:space="preserve">6.2 Screening design</w:t>
+      </w:r>
+    </w:p>
+    <w:p>
+      <w:pPr>
+        <w:pStyle w:val="FirstParagraph"/>
+      </w:pPr>
+      <w:r>
+        <w:t xml:space="preserve">The screening study will be a two-level factorial in both factors with centre point</w:t>
+      </w:r>
+      <w:r>
+        <w:t xml:space="preserve"> </w:t>
+      </w:r>
+      <w:r>
+        <w:t xml:space="preserve">replicates, 7 runs in total. 4 runs are the</w:t>
+      </w:r>
+      <w:r>
+        <w:t xml:space="preserve"> </w:t>
+      </w:r>
+      <w:r>
+        <w:t xml:space="preserve">factorial points at the corners of the characterization ranges and</w:t>
+      </w:r>
+      <w:r>
+        <w:t xml:space="preserve"> </w:t>
+      </w:r>
+      <w:r>
+        <w:t xml:space="preserve">3 are replicates of the centre point.</w:t>
+      </w:r>
+    </w:p>
     <w:p>
       <w:pPr>
         <w:pStyle w:val="BodyText"/>
       </w:pPr>
       <w:r>
-        <w:t xml:space="preserve">Volumetric load will be studied from 50 to</w:t>
-      </w:r>
-      <w:r>
-        <w:t xml:space="preserve"> </w:t>
-      </w:r>
-      <w:r>
-        <w:t xml:space="preserve">140 L/m2, and the upper edge is</w:t>
-      </w:r>
-      <w:r>
-        <w:t xml:space="preserve"> </w:t>
-      </w:r>
-      <w:r>
-        <w:t xml:space="preserve">1.33 times the upper edge of its normal operating range. The range</w:t>
-      </w:r>
-      <w:r>
-        <w:t xml:space="preserve"> </w:t>
-      </w:r>
-      <w:r>
-        <w:t xml:space="preserve">extends upward only. Risk to retention increases with load, and a load below the routine</w:t>
-      </w:r>
-      <w:r>
-        <w:t xml:space="preserve"> </w:t>
-      </w:r>
-      <w:r>
-        <w:t xml:space="preserve">range offers no mechanism by which retention could be lost, so widening the range downward</w:t>
-      </w:r>
-      <w:r>
-        <w:t xml:space="preserve"> </w:t>
-      </w:r>
-      <w:r>
-        <w:t xml:space="preserve">would consume runs without adding knowledge. The upper edge was chosen so that the study</w:t>
-      </w:r>
-      <w:r>
-        <w:t xml:space="preserve"> </w:t>
-      </w:r>
-      <w:r>
-        <w:t xml:space="preserve">can locate the load at which the acceptance criterion is no longer met, if that load lies</w:t>
-      </w:r>
-      <w:r>
-        <w:t xml:space="preserve"> </w:t>
-      </w:r>
-      <w:r>
-        <w:t xml:space="preserve">within reach of the operation proposed for commercial manufacture.</w:t>
+        <w:t xml:space="preserve">With 2 factors the full factorial is executed, so both main effects</w:t>
+      </w:r>
+      <w:r>
+        <w:t xml:space="preserve"> </w:t>
+      </w:r>
+      <w:r>
+        <w:t xml:space="preserve">and the interaction are estimated free of aliasing. A two-level design carries no estimate</w:t>
+      </w:r>
+      <w:r>
+        <w:t xml:space="preserve"> </w:t>
+      </w:r>
+      <w:r>
+        <w:t xml:space="preserve">of curvature, which is tested at the response-surface stage. The screening runs establish</w:t>
+      </w:r>
+      <w:r>
+        <w:t xml:space="preserve"> </w:t>
+      </w:r>
+      <w:r>
+        <w:t xml:space="preserve">the size and direction of the two effects, and the reproducibility of the infectivity</w:t>
+      </w:r>
+      <w:r>
+        <w:t xml:space="preserve"> </w:t>
+      </w:r>
+      <w:r>
+        <w:t xml:space="preserve">assays from the centre point replicates, before the response-surface runs are</w:t>
+      </w:r>
+      <w:r>
+        <w:t xml:space="preserve"> </w:t>
+      </w:r>
+      <w:r>
+        <w:t xml:space="preserve">committed.</w:t>
       </w:r>
     </w:p>
     <w:p>
@@ -3892,49 +4221,66 @@
         <w:pStyle w:val="BodyText"/>
       </w:pPr>
       <w:r>
-        <w:t xml:space="preserve">Filtration pressure will be studied from 8 to</w:t>
-      </w:r>
-      <w:r>
-        <w:t xml:space="preserve"> </w:t>
-      </w:r>
-      <w:r>
-        <w:t xml:space="preserve">30 psi, a span 2.2 times the</w:t>
-      </w:r>
-      <w:r>
-        <w:t xml:space="preserve"> </w:t>
-      </w:r>
-      <w:r>
-        <w:t xml:space="preserve">width of its normal operating range, and it extends on both sides of that range. Low</w:t>
-      </w:r>
-      <w:r>
-        <w:t xml:space="preserve"> </w:t>
-      </w:r>
-      <w:r>
-        <w:t xml:space="preserve">pressure lengthens the filtration and is the condition under which a slow loss of retention</w:t>
-      </w:r>
-      <w:r>
-        <w:t xml:space="preserve"> </w:t>
-      </w:r>
-      <w:r>
-        <w:t xml:space="preserve">would appear. High pressure is the condition under which the membrane and the retained</w:t>
-      </w:r>
-      <w:r>
-        <w:t xml:space="preserve"> </w:t>
-      </w:r>
-      <w:r>
-        <w:t xml:space="preserve">particles are most stressed. Both edges were set within the pressure limits recorded for</w:t>
-      </w:r>
-      <w:r>
-        <w:t xml:space="preserve"> </w:t>
-      </w:r>
-      <w:r>
-        <w:t xml:space="preserve">the device in SOP-2012. The set-point of each parameter lies inside its normal operating</w:t>
-      </w:r>
-      <w:r>
-        <w:t xml:space="preserve"> </w:t>
-      </w:r>
-      <w:r>
-        <w:t xml:space="preserve">range and inside the characterization range (</w:t>
+        <w:t xml:space="preserve">The planned coded settings are given in Appendix A.</w:t>
+      </w:r>
+    </w:p>
+    <w:bookmarkEnd w:id="32"/>
+    <w:bookmarkStart w:id="33" w:name="response-surface-design"/>
+    <w:p>
+      <w:pPr>
+        <w:pStyle w:val="Heading2"/>
+      </w:pPr>
+      <w:r>
+        <w:t xml:space="preserve">6.3 Response-surface design</w:t>
+      </w:r>
+    </w:p>
+    <w:p>
+      <w:pPr>
+        <w:pStyle w:val="FirstParagraph"/>
+      </w:pPr>
+      <w:r>
+        <w:t xml:space="preserve">The response-surface study will be a face-centred central composite design in both</w:t>
+      </w:r>
+      <w:r>
+        <w:t xml:space="preserve"> </w:t>
+      </w:r>
+      <w:r>
+        <w:t xml:space="preserve">factors, 12 runs in total. It is made up of</w:t>
+      </w:r>
+      <w:r>
+        <w:t xml:space="preserve"> </w:t>
+      </w:r>
+      <w:r>
+        <w:t xml:space="preserve">4 factorial points, 4 axial points and</w:t>
+      </w:r>
+      <w:r>
+        <w:t xml:space="preserve"> </w:t>
+      </w:r>
+      <w:r>
+        <w:t xml:space="preserve">4 centre point replicates.</w:t>
+      </w:r>
+    </w:p>
+    <w:p>
+      <w:pPr>
+        <w:pStyle w:val="BodyText"/>
+      </w:pPr>
+      <w:r>
+        <w:t xml:space="preserve">The axial points sit on the edges of the characterization ranges rather than beyond them.</w:t>
+      </w:r>
+      <w:r>
+        <w:t xml:space="preserve"> </w:t>
+      </w:r>
+      <w:r>
+        <w:t xml:space="preserve">A rotatable design would place them outside those edges, and settings outside the ranges</w:t>
+      </w:r>
+      <w:r>
+        <w:t xml:space="preserve"> </w:t>
+      </w:r>
+      <w:r>
+        <w:t xml:space="preserve">in</w:t>
+      </w:r>
+      <w:r>
+        <w:t xml:space="preserve"> </w:t>
       </w:r>
       <w:hyperlink w:anchor="tbl-params">
         <w:r>
@@ -3945,139 +4291,54 @@
         </w:r>
       </w:hyperlink>
       <w:r>
-        <w:t xml:space="preserve">).</w:t>
-      </w:r>
-    </w:p>
-    <w:bookmarkEnd w:id="31"/>
-    <w:bookmarkStart w:id="32" w:name="screening-design"/>
-    <w:p>
-      <w:pPr>
-        <w:pStyle w:val="Heading2"/>
-      </w:pPr>
-      <w:r>
-        <w:t xml:space="preserve">6.2 Screening design</w:t>
-      </w:r>
-    </w:p>
-    <w:p>
-      <w:pPr>
-        <w:pStyle w:val="FirstParagraph"/>
-      </w:pPr>
-      <w:r>
-        <w:t xml:space="preserve">The screening design is a two-level full factorial in the two factors with</w:t>
-      </w:r>
-      <w:r>
-        <w:t xml:space="preserve"> </w:t>
-      </w:r>
-      <w:r>
-        <w:t xml:space="preserve">3 centre-point replicates, 7 runs in total</w:t>
-      </w:r>
-      <w:r>
-        <w:t xml:space="preserve"> </w:t>
-      </w:r>
-      <w:r>
-        <w:t xml:space="preserve">(Appendix A). With only two factors the design is not fractional, so both main effects and</w:t>
-      </w:r>
-      <w:r>
-        <w:t xml:space="preserve"> </w:t>
-      </w:r>
-      <w:r>
-        <w:t xml:space="preserve">the interaction are estimated free of aliasing. The centre replicates supply the pure error</w:t>
-      </w:r>
-      <w:r>
-        <w:t xml:space="preserve"> </w:t>
-      </w:r>
-      <w:r>
-        <w:t xml:space="preserve">estimate and a test for curvature. Runs will be executed in randomized order, and the run</w:t>
-      </w:r>
-      <w:r>
-        <w:t xml:space="preserve"> </w:t>
-      </w:r>
-      <w:r>
-        <w:t xml:space="preserve">order will be recorded with the data. The purpose of the screening stage is to identify</w:t>
-      </w:r>
-      <w:r>
-        <w:t xml:space="preserve"> </w:t>
-      </w:r>
-      <w:r>
-        <w:t xml:space="preserve">which effects are active and to confirm the direction and the approximate size of the load</w:t>
-      </w:r>
-      <w:r>
-        <w:t xml:space="preserve"> </w:t>
-      </w:r>
-      <w:r>
-        <w:t xml:space="preserve">effect before the response-surface runs are committed.</w:t>
-      </w:r>
-    </w:p>
-    <w:bookmarkEnd w:id="32"/>
-    <w:bookmarkStart w:id="33" w:name="response-surface-design"/>
-    <w:p>
-      <w:pPr>
-        <w:pStyle w:val="Heading2"/>
-      </w:pPr>
-      <w:r>
-        <w:t xml:space="preserve">6.3 Response-surface design</w:t>
-      </w:r>
-    </w:p>
-    <w:p>
-      <w:pPr>
-        <w:pStyle w:val="FirstParagraph"/>
-      </w:pPr>
-      <w:r>
-        <w:t xml:space="preserve">The response-surface design is a face-centred central composite design in the same two</w:t>
-      </w:r>
-      <w:r>
-        <w:t xml:space="preserve"> </w:t>
-      </w:r>
-      <w:r>
-        <w:t xml:space="preserve">factors, 12 runs in all. It comprises 4</w:t>
-      </w:r>
-      <w:r>
-        <w:t xml:space="preserve"> </w:t>
-      </w:r>
-      <w:r>
-        <w:t xml:space="preserve">factorial runs, 4 axial runs at the faces of the characterization</w:t>
-      </w:r>
-      <w:r>
-        <w:t xml:space="preserve"> </w:t>
-      </w:r>
-      <w:r>
-        <w:t xml:space="preserve">range and 4 centre replicates (Appendix B). The axial runs add the</w:t>
-      </w:r>
-      <w:r>
-        <w:t xml:space="preserve"> </w:t>
-      </w:r>
-      <w:r>
-        <w:t xml:space="preserve">quadratic terms. Curvature is what the load limit depends on, because a limit read from a</w:t>
-      </w:r>
-      <w:r>
-        <w:t xml:space="preserve"> </w:t>
-      </w:r>
-      <w:r>
-        <w:t xml:space="preserve">straight line fitted between two extremes would misplace the load at which clearance falls</w:t>
-      </w:r>
-      <w:r>
-        <w:t xml:space="preserve"> </w:t>
-      </w:r>
-      <w:r>
-        <w:t xml:space="preserve">below the criterion. The worst case for virus retention is the highest load, and the design</w:t>
-      </w:r>
-      <w:r>
-        <w:t xml:space="preserve"> </w:t>
-      </w:r>
-      <w:r>
-        <w:t xml:space="preserve">executes that corner directly at both edges of the pressure range. No separate confirmation</w:t>
-      </w:r>
-      <w:r>
-        <w:t xml:space="preserve"> </w:t>
-      </w:r>
-      <w:r>
-        <w:t xml:space="preserve">run at the worst-case corner is needed, because the corner is a design point in both stages</w:t>
-      </w:r>
-      <w:r>
-        <w:t xml:space="preserve"> </w:t>
-      </w:r>
-      <w:r>
-        <w:t xml:space="preserve">of the study.</w:t>
+        <w:t xml:space="preserve"> </w:t>
+      </w:r>
+      <w:r>
+        <w:t xml:space="preserve">are not settings the step may be claimed for, so the face-centred form is</w:t>
+      </w:r>
+      <w:r>
+        <w:t xml:space="preserve"> </w:t>
+      </w:r>
+      <w:r>
+        <w:t xml:space="preserve">used. The design supports the full quadratic model, which allows the response to curve</w:t>
+      </w:r>
+      <w:r>
+        <w:t xml:space="preserve"> </w:t>
+      </w:r>
+      <w:r>
+        <w:t xml:space="preserve">against the volumetric load. Curvature is expected there, because the flux redistribution</w:t>
+      </w:r>
+      <w:r>
+        <w:t xml:space="preserve"> </w:t>
+      </w:r>
+      <w:r>
+        <w:t xml:space="preserve">that lets small virus through accelerates as the membrane fouls, and a model that could</w:t>
+      </w:r>
+      <w:r>
+        <w:t xml:space="preserve"> </w:t>
+      </w:r>
+      <w:r>
+        <w:t xml:space="preserve">only fit a straight line would over-predict retention at the top of the range.</w:t>
+      </w:r>
+    </w:p>
+    <w:p>
+      <w:pPr>
+        <w:pStyle w:val="BodyText"/>
+      </w:pPr>
+      <w:r>
+        <w:t xml:space="preserve">Four replicates of the centre point give the pure error term for the lack of fit test in</w:t>
+      </w:r>
+      <w:r>
+        <w:t xml:space="preserve"> </w:t>
+      </w:r>
+      <w:r>
+        <w:t xml:space="preserve">§5.5 and an estimate of run to run reproducibility that does not depend on the model. The</w:t>
+      </w:r>
+      <w:r>
+        <w:t xml:space="preserve"> </w:t>
+      </w:r>
+      <w:r>
+        <w:t xml:space="preserve">planned coded and natural unit settings are given in Appendix B.</w:t>
       </w:r>
     </w:p>
     <w:bookmarkEnd w:id="33"/>
@@ -4095,301 +4356,10 @@
         <w:pStyle w:val="FirstParagraph"/>
       </w:pPr>
       <w:r>
-        <w:t xml:space="preserve">No parameter of this step is assigned to univariate study. RA-001 identified two parameters</w:t>
-      </w:r>
-      <w:r>
-        <w:t xml:space="preserve"> </w:t>
-      </w:r>
-      <w:r>
-        <w:t xml:space="preserve">for multivariate evaluation, and the remaining operating conditions are held at their</w:t>
-      </w:r>
-      <w:r>
-        <w:t xml:space="preserve"> </w:t>
-      </w:r>
-      <w:r>
-        <w:t xml:space="preserve">platform values and verified as inputs (§4.3). Two supporting evaluations will nevertheless</w:t>
-      </w:r>
-      <w:r>
-        <w:t xml:space="preserve"> </w:t>
-      </w:r>
-      <w:r>
-        <w:t xml:space="preserve">run alongside the designed experiments. The first is the unspiked control at the centre</w:t>
-      </w:r>
-      <w:r>
-        <w:t xml:space="preserve"> </w:t>
-      </w:r>
-      <w:r>
-        <w:t xml:space="preserve">condition, which provides the flux and yield reference described in §5.1. The second is the</w:t>
-      </w:r>
-      <w:r>
-        <w:t xml:space="preserve"> </w:t>
-      </w:r>
-      <w:r>
-        <w:t xml:space="preserve">post-use integrity test on every device, which is the direct check that the membrane was</w:t>
-      </w:r>
-      <w:r>
-        <w:t xml:space="preserve"> </w:t>
-      </w:r>
-      <w:r>
-        <w:t xml:space="preserve">intact for the run whose clearance is being claimed.</w:t>
-      </w:r>
-    </w:p>
-    <w:bookmarkEnd w:id="34"/>
-    <w:bookmarkEnd w:id="35"/>
-    <w:bookmarkStart w:id="41" w:name="acceptance-and-decision-criteria"/>
-    <w:p>
-      <w:pPr>
-        <w:pStyle w:val="Heading1"/>
-      </w:pPr>
-      <w:r>
-        <w:t xml:space="preserve">7. Acceptance and decision criteria</w:t>
-      </w:r>
-    </w:p>
-    <w:p>
-      <w:pPr>
-        <w:pStyle w:val="FirstParagraph"/>
-      </w:pPr>
-      <w:r>
-        <w:t xml:space="preserve">The criteria below are fixed before the data exist, so that the outcome of the study is</w:t>
-      </w:r>
-      <w:r>
-        <w:t xml:space="preserve"> </w:t>
-      </w:r>
-      <w:r>
-        <w:t xml:space="preserve">decided by rule and not by inspection</w:t>
-      </w:r>
-      <w:r>
-        <w:t xml:space="preserve"> </w:t>
-      </w:r>
-      <w:r>
-        <w:t xml:space="preserve">(U.S. Food and Drug Administration 2011)</w:t>
-      </w:r>
-      <w:r>
-        <w:t xml:space="preserve">.</w:t>
-      </w:r>
-    </w:p>
-    <w:bookmarkStart w:id="36" w:name="scale-down-model-qualification"/>
-    <w:p>
-      <w:pPr>
-        <w:pStyle w:val="Heading2"/>
-      </w:pPr>
-      <w:r>
-        <w:t xml:space="preserve">7.1 Scale-down model qualification</w:t>
-      </w:r>
-    </w:p>
-    <w:p>
-      <w:pPr>
-        <w:pStyle w:val="FirstParagraph"/>
-      </w:pPr>
-      <w:r>
-        <w:t xml:space="preserve">The scale-down model is qualified when its filtrate flux decay profile and its step yield</w:t>
-      </w:r>
-      <w:r>
-        <w:t xml:space="preserve"> </w:t>
-      </w:r>
-      <w:r>
-        <w:t xml:space="preserve">at the centre condition are not significantly different from the commercial-scale</w:t>
-      </w:r>
-      <w:r>
-        <w:t xml:space="preserve"> </w:t>
-      </w:r>
-      <w:r>
-        <w:t xml:space="preserve">reference under the test described in §5.5, and when every device used in the comparison</w:t>
-      </w:r>
-      <w:r>
-        <w:t xml:space="preserve"> </w:t>
-      </w:r>
-      <w:r>
-        <w:t xml:space="preserve">passes its post-use integrity test. A model that fails either criterion will be modified and requalified before</w:t>
-      </w:r>
-      <w:r>
-        <w:t xml:space="preserve"> </w:t>
-      </w:r>
-      <w:r>
-        <w:t xml:space="preserve">any spiked run is executed, and the modification will be described in PCR-009.</w:t>
-      </w:r>
-    </w:p>
-    <w:bookmarkEnd w:id="36"/>
-    <w:bookmarkStart w:id="37" w:name="clearance-acceptance"/>
-    <w:p>
-      <w:pPr>
-        <w:pStyle w:val="Heading2"/>
-      </w:pPr>
-      <w:r>
-        <w:t xml:space="preserve">7.2 Clearance acceptance</w:t>
-      </w:r>
-    </w:p>
-    <w:p>
-      <w:pPr>
-        <w:pStyle w:val="FirstParagraph"/>
-      </w:pPr>
-      <w:r>
-        <w:t xml:space="preserve">The acceptance criterion for this step is a step-level log reduction, back-calculated from</w:t>
-      </w:r>
-      <w:r>
-        <w:t xml:space="preserve"> </w:t>
-      </w:r>
-      <w:r>
-        <w:t xml:space="preserve">the cumulative requirement for the drug substance minus the clearance credited to the other</w:t>
-      </w:r>
-      <w:r>
-        <w:t xml:space="preserve"> </w:t>
-      </w:r>
-      <w:r>
-        <w:t xml:space="preserve">steps of the modular claim</w:t>
-      </w:r>
-      <w:r>
-        <w:t xml:space="preserve"> </w:t>
-      </w:r>
-      <w:r>
-        <w:t xml:space="preserve">(International Council for Harmonisation 2023)</w:t>
-      </w:r>
-      <w:r>
-        <w:t xml:space="preserve">. For MVM the cumulative requirement is</w:t>
-      </w:r>
-      <w:r>
-        <w:t xml:space="preserve"> </w:t>
-      </w:r>
-      <w:r>
-        <w:t xml:space="preserve">8.6 log₁₀, of which 4.71 log₁₀ is credited to the</w:t>
-      </w:r>
-      <w:r>
-        <w:t xml:space="preserve"> </w:t>
-      </w:r>
-      <w:r>
-        <w:t xml:space="preserve">other steps, so this step must achieve at least 3.89 log₁₀. For XMuLV</w:t>
-      </w:r>
-      <w:r>
-        <w:t xml:space="preserve"> </w:t>
-      </w:r>
-      <w:r>
-        <w:t xml:space="preserve">the same calculation gives a step requirement of 3.65 log₁₀ against a</w:t>
-      </w:r>
-      <w:r>
-        <w:t xml:space="preserve"> </w:t>
-      </w:r>
-      <w:r>
-        <w:t xml:space="preserve">cumulative requirement of 16.7 log₁₀. Every run must meet the step</w:t>
-      </w:r>
-      <w:r>
-        <w:t xml:space="preserve"> </w:t>
-      </w:r>
-      <w:r>
-        <w:t xml:space="preserve">criterion for both viruses, the criterion must also be met by the model prediction across</w:t>
-      </w:r>
-      <w:r>
-        <w:t xml:space="preserve"> </w:t>
-      </w:r>
-      <w:r>
-        <w:t xml:space="preserve">the whole of the region carried forward, and a run that fails it will be investigated</w:t>
-      </w:r>
-      <w:r>
-        <w:t xml:space="preserve"> </w:t>
-      </w:r>
-      <w:r>
-        <w:t xml:space="preserve">before the design is analysed. The clearance claimed in PCR-009 will be</w:t>
-      </w:r>
-      <w:r>
-        <w:t xml:space="preserve"> </w:t>
-      </w:r>
-      <w:r>
-        <w:t xml:space="preserve">the lower of the value demonstrated at the worst-case corner and the value predicted at the</w:t>
-      </w:r>
-      <w:r>
-        <w:t xml:space="preserve"> </w:t>
-      </w:r>
-      <w:r>
-        <w:t xml:space="preserve">maximum load, and it will not exceed the bound imposed by the detection limit of the assay.</w:t>
-      </w:r>
-    </w:p>
-    <w:bookmarkEnd w:id="37"/>
-    <w:bookmarkStart w:id="38" w:name="model-adequacy"/>
-    <w:p>
-      <w:pPr>
-        <w:pStyle w:val="Heading2"/>
-      </w:pPr>
-      <w:r>
-        <w:t xml:space="preserve">7.3 Model adequacy</w:t>
-      </w:r>
-    </w:p>
-    <w:p>
-      <w:pPr>
-        <w:pStyle w:val="FirstParagraph"/>
-      </w:pPr>
-      <w:r>
-        <w:t xml:space="preserve">A response-surface model will be used for prediction only when its lack-of-fit test is not</w:t>
-      </w:r>
-      <w:r>
-        <w:t xml:space="preserve"> </w:t>
-      </w:r>
-      <w:r>
-        <w:t xml:space="preserve">significant at the level stated in §5.5 and its adjusted and predicted R² support</w:t>
-      </w:r>
-      <w:r>
-        <w:t xml:space="preserve"> </w:t>
-      </w:r>
-      <w:r>
-        <w:t xml:space="preserve">prediction inside the design region. Where a response shows no significant term, it will be reported as robust</w:t>
-      </w:r>
-      <w:r>
-        <w:t xml:space="preserve"> </w:t>
-      </w:r>
-      <w:r>
-        <w:t xml:space="preserve">across the ranges studied, with those ranges stated, and no model will be fitted for</w:t>
-      </w:r>
-      <w:r>
-        <w:t xml:space="preserve"> </w:t>
-      </w:r>
-      <w:r>
-        <w:t xml:space="preserve">prediction. A robust response is a result of the study and is carried into the knowledge</w:t>
-      </w:r>
-      <w:r>
-        <w:t xml:space="preserve"> </w:t>
-      </w:r>
-      <w:r>
-        <w:t xml:space="preserve">space on that basis.</w:t>
-      </w:r>
-    </w:p>
-    <w:bookmarkEnd w:id="38"/>
-    <w:bookmarkStart w:id="39" w:name="load-limit-and-operating-region"/>
-    <w:p>
-      <w:pPr>
-        <w:pStyle w:val="Heading2"/>
-      </w:pPr>
-      <w:r>
-        <w:t xml:space="preserve">7.4 Load limit and operating region</w:t>
-      </w:r>
-    </w:p>
-    <w:p>
-      <w:pPr>
-        <w:pStyle w:val="FirstParagraph"/>
-      </w:pPr>
-      <w:r>
-        <w:t xml:space="preserve">The operating region is the set of load and pressure combinations at which both step</w:t>
-      </w:r>
-      <w:r>
-        <w:t xml:space="preserve"> </w:t>
-      </w:r>
-      <w:r>
-        <w:t xml:space="preserve">criteria are predicted to be met while the other parameter varies inside its normal</w:t>
-      </w:r>
-      <w:r>
-        <w:t xml:space="preserve"> </w:t>
-      </w:r>
-      <w:r>
-        <w:t xml:space="preserve">operating range. The maximum volumetric load carried into the control strategy will be the</w:t>
-      </w:r>
-      <w:r>
-        <w:t xml:space="preserve"> </w:t>
-      </w:r>
-      <w:r>
-        <w:t xml:space="preserve">largest load at which the MVM criterion is met under that analysis, capped at the upper</w:t>
-      </w:r>
-      <w:r>
-        <w:t xml:space="preserve"> </w:t>
-      </w:r>
-      <w:r>
-        <w:t xml:space="preserve">edge of the characterized range (</w:t>
+        <w:t xml:space="preserve">No parameter of this step is assigned to univariate study. Both parameters in</w:t>
+      </w:r>
+      <w:r>
+        <w:t xml:space="preserve"> </w:t>
       </w:r>
       <w:hyperlink w:anchor="tbl-params">
         <w:r>
@@ -4400,53 +4370,53 @@
         </w:r>
       </w:hyperlink>
       <w:r>
-        <w:t xml:space="preserve">). The worst case the region must satisfy is</w:t>
-      </w:r>
-      <w:r>
-        <w:t xml:space="preserve"> </w:t>
-      </w:r>
-      <w:r>
-        <w:t xml:space="preserve">the maximum load</w:t>
-      </w:r>
-      <w:r>
-        <w:t xml:space="preserve"> </w:t>
-      </w:r>
-      <w:r>
-        <w:t xml:space="preserve">combined with the least favourable pressure, and the region will be declared only if that</w:t>
-      </w:r>
-      <w:r>
-        <w:t xml:space="preserve"> </w:t>
-      </w:r>
-      <w:r>
-        <w:t xml:space="preserve">corner meets both criteria. If the MVM criterion fails at a load inside the normal</w:t>
-      </w:r>
-      <w:r>
-        <w:t xml:space="preserve"> </w:t>
-      </w:r>
-      <w:r>
-        <w:t xml:space="preserve">operating range, the normal operating range will be reduced to the demonstrated limit. That</w:t>
-      </w:r>
-      <w:r>
-        <w:t xml:space="preserve"> </w:t>
-      </w:r>
-      <w:r>
-        <w:t xml:space="preserve">outcome would be recorded as a deviation from the assumptions of this plan, and PCR-009</w:t>
-      </w:r>
-      <w:r>
-        <w:t xml:space="preserve"> </w:t>
-      </w:r>
-      <w:r>
-        <w:t xml:space="preserve">would state the reduced limit and its consequence for the modular clearance claim.</w:t>
-      </w:r>
-    </w:p>
-    <w:bookmarkEnd w:id="39"/>
-    <w:bookmarkStart w:id="40" w:name="capability"/>
-    <w:p>
-      <w:pPr>
-        <w:pStyle w:val="Heading2"/>
-      </w:pPr>
-      <w:r>
-        <w:t xml:space="preserve">7.5 Capability</w:t>
+        <w:t xml:space="preserve"> </w:t>
+      </w:r>
+      <w:r>
+        <w:t xml:space="preserve">are factors of the two designs above, and the remaining operating variables of the step</w:t>
+      </w:r>
+      <w:r>
+        <w:t xml:space="preserve"> </w:t>
+      </w:r>
+      <w:r>
+        <w:t xml:space="preserve">are held at their set-points under SOP-2012 and are supported by platform experience.</w:t>
+      </w:r>
+    </w:p>
+    <w:p>
+      <w:pPr>
+        <w:pStyle w:val="BodyText"/>
+      </w:pPr>
+      <w:r>
+        <w:t xml:space="preserve">Where the study finds an effect that the two designs cannot separate, a univariate</w:t>
+      </w:r>
+      <w:r>
+        <w:t xml:space="preserve"> </w:t>
+      </w:r>
+      <w:r>
+        <w:t xml:space="preserve">confirmation run may be added. Any such run will be justified against the data that</w:t>
+      </w:r>
+      <w:r>
+        <w:t xml:space="preserve"> </w:t>
+      </w:r>
+      <w:r>
+        <w:t xml:space="preserve">prompted it and reported in PCR-009 with the same acceptance criteria as the designed</w:t>
+      </w:r>
+      <w:r>
+        <w:t xml:space="preserve"> </w:t>
+      </w:r>
+      <w:r>
+        <w:t xml:space="preserve">runs.</w:t>
+      </w:r>
+    </w:p>
+    <w:bookmarkEnd w:id="34"/>
+    <w:bookmarkEnd w:id="35"/>
+    <w:bookmarkStart w:id="37" w:name="acceptance-and-decision-criteria"/>
+    <w:p>
+      <w:pPr>
+        <w:pStyle w:val="Heading1"/>
+      </w:pPr>
+      <w:r>
+        <w:t xml:space="preserve">7. Acceptance and decision criteria</w:t>
       </w:r>
     </w:p>
     <w:p>
@@ -4454,62 +4424,13 @@
         <w:pStyle w:val="FirstParagraph"/>
       </w:pPr>
       <w:r>
-        <w:t xml:space="preserve">Capability will be estimated as described in §5.5 and judged against the minimum Cpk set</w:t>
-      </w:r>
-      <w:r>
-        <w:t xml:space="preserve"> </w:t>
-      </w:r>
-      <w:r>
-        <w:t xml:space="preserve">out in the acceptance framework of PCMP-001. No numeric capability threshold is fixed in</w:t>
-      </w:r>
-      <w:r>
-        <w:t xml:space="preserve"> </w:t>
-      </w:r>
-      <w:r>
-        <w:t xml:space="preserve">this plan, because the threshold is a campaign-level criterion and is stated once for the</w:t>
-      </w:r>
-      <w:r>
-        <w:t xml:space="preserve"> </w:t>
-      </w:r>
-      <w:r>
-        <w:t xml:space="preserve">whole campaign in the master plan.</w:t>
-      </w:r>
-    </w:p>
-    <w:bookmarkEnd w:id="40"/>
-    <w:bookmarkEnd w:id="41"/>
-    <w:bookmarkStart w:id="42" w:name="X6e399b04be57e9d5f909b4238f9408193405dfd"/>
-    <w:p>
-      <w:pPr>
-        <w:pStyle w:val="Heading1"/>
-      </w:pPr>
-      <w:r>
-        <w:t xml:space="preserve">8. Proven acceptable ranges (planned analysis)</w:t>
-      </w:r>
-    </w:p>
-    <w:p>
-      <w:pPr>
-        <w:pStyle w:val="FirstParagraph"/>
-      </w:pPr>
-      <w:r>
-        <w:t xml:space="preserve">The operating region of this step is multivariate, and the proven acceptable ranges</w:t>
-      </w:r>
-      <w:r>
-        <w:t xml:space="preserve"> </w:t>
-      </w:r>
-      <w:r>
-        <w:t xml:space="preserve">complement it with a statement per parameter that an assessor and an operator can both use.</w:t>
-      </w:r>
-      <w:r>
-        <w:t xml:space="preserve"> </w:t>
-      </w:r>
-      <w:r>
-        <w:t xml:space="preserve">A range will be determined for each parameter against each of the two clearance criteria,</w:t>
-      </w:r>
-      <w:r>
-        <w:t xml:space="preserve"> </w:t>
-      </w:r>
-      <w:r>
-        <w:t xml:space="preserve">and reported together with the analysis that produced it.</w:t>
+        <w:t xml:space="preserve">Three kinds of criterion apply to this study. One applies to the scale-down model, one to</w:t>
+      </w:r>
+      <w:r>
+        <w:t xml:space="preserve"> </w:t>
+      </w:r>
+      <w:r>
+        <w:t xml:space="preserve">the fitted models, and one to the responses themselves.</w:t>
       </w:r>
     </w:p>
     <w:p>
@@ -4517,19 +4438,19 @@
         <w:pStyle w:val="BodyText"/>
       </w:pPr>
       <w:r>
-        <w:t xml:space="preserve">The acceptance basis is the step-level criterion of §7.2 for both viral responses. Step</w:t>
-      </w:r>
-      <w:r>
-        <w:t xml:space="preserve"> </w:t>
-      </w:r>
-      <w:r>
-        <w:t xml:space="preserve">yield maps to no drug-substance criterion, so no proven acceptable range is determined for</w:t>
-      </w:r>
-      <w:r>
-        <w:t xml:space="preserve"> </w:t>
-      </w:r>
-      <w:r>
-        <w:t xml:space="preserve">it.</w:t>
+        <w:t xml:space="preserve">The scale-down model criterion is stated in §5.1. The screening runs will not begin until</w:t>
+      </w:r>
+      <w:r>
+        <w:t xml:space="preserve"> </w:t>
+      </w:r>
+      <w:r>
+        <w:t xml:space="preserve">it has been met, because a model that does not represent the commercial step cannot</w:t>
+      </w:r>
+      <w:r>
+        <w:t xml:space="preserve"> </w:t>
+      </w:r>
+      <w:r>
+        <w:t xml:space="preserve">support a viral clearance claim from it.</w:t>
       </w:r>
     </w:p>
     <w:p>
@@ -4537,220 +4458,44 @@
         <w:pStyle w:val="BodyText"/>
       </w:pPr>
       <w:r>
-        <w:t xml:space="preserve">Two analyses will be run for each parameter and each viral response. The first holds the</w:t>
-      </w:r>
-      <w:r>
-        <w:t xml:space="preserve"> </w:t>
-      </w:r>
-      <w:r>
-        <w:t xml:space="preserve">other parameter at its set-point and scans the parameter of interest across its</w:t>
-      </w:r>
-      <w:r>
-        <w:t xml:space="preserve"> </w:t>
-      </w:r>
-      <w:r>
-        <w:t xml:space="preserve">characterization range on a grid of 81 points, using the fitted</w:t>
-      </w:r>
-      <w:r>
-        <w:t xml:space="preserve"> </w:t>
-      </w:r>
-      <w:r>
-        <w:t xml:space="preserve">response-surface model. The second propagates the normal operating range of the other</w:t>
-      </w:r>
-      <w:r>
-        <w:t xml:space="preserve"> </w:t>
-      </w:r>
-      <w:r>
-        <w:t xml:space="preserve">parameter. At each grid point the other parameter is drawn 2,000 times</w:t>
-      </w:r>
-      <w:r>
-        <w:t xml:space="preserve"> </w:t>
-      </w:r>
-      <w:r>
-        <w:t xml:space="preserve">from within its normal operating range, and the response is predicted for every draw. The</w:t>
-      </w:r>
-      <w:r>
-        <w:t xml:space="preserve"> </w:t>
-      </w:r>
-      <w:r>
-        <w:t xml:space="preserve">range reported by the second analysis is one that survives routine variation in the</w:t>
-      </w:r>
-      <w:r>
-        <w:t xml:space="preserve"> </w:t>
-      </w:r>
-      <w:r>
-        <w:t xml:space="preserve">parameter that is not being scanned, which is the form a control strategy can rely on.</w:t>
+        <w:t xml:space="preserve">A fitted response-surface model will be accepted as predictive where the lack of fit test</w:t>
+      </w:r>
+      <w:r>
+        <w:t xml:space="preserve"> </w:t>
+      </w:r>
+      <w:r>
+        <w:t xml:space="preserve">is not significant at α = 0.05 against the pure error from the centre point replicates,</w:t>
+      </w:r>
+      <w:r>
+        <w:t xml:space="preserve"> </w:t>
+      </w:r>
+      <w:r>
+        <w:t xml:space="preserve">where the residuals show no trend against the predicted value and no material departure</w:t>
+      </w:r>
+      <w:r>
+        <w:t xml:space="preserve"> </w:t>
+      </w:r>
+      <w:r>
+        <w:t xml:space="preserve">from normality, and where the residual standard error is small against the distance</w:t>
+      </w:r>
+      <w:r>
+        <w:t xml:space="preserve"> </w:t>
+      </w:r>
+      <w:r>
+        <w:t xml:space="preserve">between the predicted response and its criterion. Where a model fails these checks, the</w:t>
+      </w:r>
+      <w:r>
+        <w:t xml:space="preserve"> </w:t>
+      </w:r>
+      <w:r>
+        <w:t xml:space="preserve">affected response will be reported descriptively and no range will be claimed from it.</w:t>
       </w:r>
     </w:p>
     <w:p>
       <w:pPr>
         <w:pStyle w:val="BodyText"/>
       </w:pPr>
-      <w:r>
-        <w:t xml:space="preserve">The proven acceptable range is the contiguous interval of the parameter, containing the</w:t>
-      </w:r>
-      <w:r>
-        <w:t xml:space="preserve"> </w:t>
-      </w:r>
-      <w:r>
-        <w:t xml:space="preserve">set-point, over which the response stays within acceptance under the analysis in question.</w:t>
-      </w:r>
-      <w:r>
-        <w:t xml:space="preserve"> </w:t>
-      </w:r>
-      <w:r>
-        <w:t xml:space="preserve">Where the two analyses give the same interval, and that interval is the whole</w:t>
-      </w:r>
-      <w:r>
-        <w:t xml:space="preserve"> </w:t>
-      </w:r>
-      <w:r>
-        <w:t xml:space="preserve">characterization range, the parameter is proven acceptable across everything studied and is</w:t>
-      </w:r>
-      <w:r>
-        <w:t xml:space="preserve"> </w:t>
-      </w:r>
-      <w:r>
-        <w:t xml:space="preserve">robust to variation in the other parameter. Where the propagated analysis gives the</w:t>
-      </w:r>
-      <w:r>
-        <w:t xml:space="preserve"> </w:t>
-      </w:r>
-      <w:r>
-        <w:t xml:space="preserve">narrower interval, PCR-009 will name the binding response and give the margin that remains</w:t>
-      </w:r>
-      <w:r>
-        <w:t xml:space="preserve"> </w:t>
-      </w:r>
-      <w:r>
-        <w:t xml:space="preserve">at the set-point.</w:t>
-      </w:r>
-    </w:p>
-    <w:p>
-      <w:pPr>
-        <w:pStyle w:val="BodyText"/>
-      </w:pPr>
-      <w:r>
-        <w:t xml:space="preserve">Each range will be reported with a plot of the response against the parameter, with the</w:t>
-      </w:r>
-      <w:r>
-        <w:t xml:space="preserve"> </w:t>
-      </w:r>
-      <w:r>
-        <w:t xml:space="preserve">acceptance limit drawn, the acceptable region shaded green, and the set-point and the</w:t>
-      </w:r>
-      <w:r>
-        <w:t xml:space="preserve"> </w:t>
-      </w:r>
-      <w:r>
-        <w:t xml:space="preserve">normal operating range marked, and the two analyses appear as the two panels of that plot.</w:t>
-      </w:r>
-      <w:r>
-        <w:t xml:space="preserve"> </w:t>
-      </w:r>
-      <w:r>
-        <w:t xml:space="preserve">The ranges are statements about one parameter and the operating region is multivariate, so</w:t>
-      </w:r>
-      <w:r>
-        <w:t xml:space="preserve"> </w:t>
-      </w:r>
-      <w:r>
-        <w:t xml:space="preserve">where a whole characterization range is proven acceptable the binding constraint on</w:t>
-      </w:r>
-      <w:r>
-        <w:t xml:space="preserve"> </w:t>
-      </w:r>
-      <w:r>
-        <w:t xml:space="preserve">operation is the corner of the region and not the range. Every range will be bounded by the</w:t>
-      </w:r>
-      <w:r>
-        <w:t xml:space="preserve"> </w:t>
-      </w:r>
-      <w:r>
-        <w:t xml:space="preserve">characterization ranges of §6.1 and by the fitted model, and none will be extrapolated</w:t>
-      </w:r>
-      <w:r>
-        <w:t xml:space="preserve"> </w:t>
-      </w:r>
-      <w:r>
-        <w:t xml:space="preserve">beyond a studied edge.</w:t>
-      </w:r>
-    </w:p>
-    <w:bookmarkEnd w:id="42"/>
-    <w:bookmarkStart w:id="43" w:name="data-management-and-integrity"/>
-    <w:p>
-      <w:pPr>
-        <w:pStyle w:val="Heading1"/>
-      </w:pPr>
-      <w:r>
-        <w:t xml:space="preserve">9. Data management and integrity</w:t>
-      </w:r>
-    </w:p>
-    <w:p>
-      <w:pPr>
-        <w:pStyle w:val="FirstParagraph"/>
-      </w:pPr>
-      <w:r>
-        <w:t xml:space="preserve">Study data will be recorded and retained under the ALCOA+ principles. Raw analytical data</w:t>
-      </w:r>
-      <w:r>
-        <w:t xml:space="preserve"> </w:t>
-      </w:r>
-      <w:r>
-        <w:t xml:space="preserve">will be captured in the validated laboratory information management system (LIMS), run</w:t>
-      </w:r>
-      <w:r>
-        <w:t xml:space="preserve"> </w:t>
-      </w:r>
-      <w:r>
-        <w:t xml:space="preserve">records in</w:t>
-      </w:r>
-      <w:r>
-        <w:t xml:space="preserve"> </w:t>
-      </w:r>
-      <w:r>
-        <w:t xml:space="preserve">the electronic notebook, and the statistical analysis in a version-controlled script that</w:t>
-      </w:r>
-      <w:r>
-        <w:t xml:space="preserve"> </w:t>
-      </w:r>
-      <w:r>
-        <w:t xml:space="preserve">regenerates every table of PCR-009 from the raw data. All entries are attributable,</w:t>
-      </w:r>
-      <w:r>
-        <w:t xml:space="preserve"> </w:t>
-      </w:r>
-      <w:r>
-        <w:t xml:space="preserve">contemporaneous and reviewed by a second person before the data are used in the analysis.</w:t>
-      </w:r>
-      <w:r>
-        <w:t xml:space="preserve"> </w:t>
-      </w:r>
-      <w:r>
-        <w:t xml:space="preserve">A change made after review requires an audit trail entry with a reason.</w:t>
-      </w:r>
-    </w:p>
-    <w:bookmarkEnd w:id="43"/>
-    <w:bookmarkStart w:id="45" w:name="roles-and-responsibilities"/>
-    <w:p>
-      <w:pPr>
-        <w:pStyle w:val="Heading1"/>
-      </w:pPr>
-      <w:r>
-        <w:t xml:space="preserve">10. Roles and responsibilities</w:t>
-      </w:r>
-    </w:p>
-    <w:p>
-      <w:pPr>
-        <w:pStyle w:val="FirstParagraph"/>
-      </w:pPr>
-      <w:r>
-        <w:t xml:space="preserve">The functions responsible for the study and for its report are listed in</w:t>
-      </w:r>
-      <w:r>
-        <w:t xml:space="preserve"> </w:t>
-      </w:r>
-      <w:hyperlink w:anchor="tbl-roles">
+      <w:hyperlink w:anchor="tbl-crit">
         <w:r>
           <w:rPr>
             <w:rStyle w:val="Hyperlink"/>
@@ -4759,19 +4504,10 @@
         </w:r>
       </w:hyperlink>
       <w:r>
-        <w:t xml:space="preserve">.</w:t>
-      </w:r>
-      <w:r>
-        <w:t xml:space="preserve"> </w:t>
-      </w:r>
-      <w:r>
-        <w:t xml:space="preserve">Process Development owns the plan, its execution and the report. Quality Assurance approves</w:t>
-      </w:r>
-      <w:r>
-        <w:t xml:space="preserve"> </w:t>
-      </w:r>
-      <w:r>
-        <w:t xml:space="preserve">the plan before execution and approves PCR-009 on completion.</w:t>
+        <w:t xml:space="preserve"> </w:t>
+      </w:r>
+      <w:r>
+        <w:t xml:space="preserve">gives the criterion each response will be judged against.</w:t>
       </w:r>
     </w:p>
     <w:tbl>
@@ -4787,7 +4523,7 @@
       <w:tr>
         <w:tc>
           <w:tcPr/>
-          <w:bookmarkStart w:id="44" w:name="tbl-roles"/>
+          <w:bookmarkStart w:id="36" w:name="tbl-crit"/>
           <w:p>
             <w:pPr>
               <w:jc w:val="center"/>
@@ -4798,7 +4534,805 @@
               <w:pStyle w:val="ImageCaption"/>
             </w:pPr>
             <w:r>
-              <w:t xml:space="preserve">Table 8: Functions and responsibilities for the study.</w:t>
+              <w:t xml:space="preserve">Table 8: Acceptance criteria for the study responses.</w:t>
+            </w:r>
+          </w:p>
+          <w:tbl>
+            <w:tblPr>
+              <w:tblStyle w:val="Table"/>
+              <w:tblW w:type="auto" w:w="0"/>
+              <w:tblLook w:firstRow="1" w:lastRow="0" w:firstColumn="0" w:lastColumn="0" w:noHBand="0" w:noVBand="0" w:val="0020"/>
+            </w:tblPr>
+            <w:tblGrid>
+              <w:gridCol w:w="2640"/>
+              <w:gridCol w:w="2640"/>
+              <w:gridCol w:w="2640"/>
+            </w:tblGrid>
+            <w:tr>
+              <w:trPr>
+                <w:tblHeader w:val="on"/>
+              </w:trPr>
+              <w:tc>
+                <w:tcPr/>
+                <w:p>
+                  <w:pPr>
+                    <w:pStyle w:val="Compact"/>
+                    <w:jc w:val="left"/>
+                    <w:jc w:val="center"/>
+                  </w:pPr>
+                  <w:r>
+                    <w:t xml:space="preserve">Response</w:t>
+                  </w:r>
+                </w:p>
+              </w:tc>
+              <w:tc>
+                <w:tcPr/>
+                <w:p>
+                  <w:pPr>
+                    <w:pStyle w:val="Compact"/>
+                    <w:jc w:val="left"/>
+                    <w:jc w:val="center"/>
+                  </w:pPr>
+                  <w:r>
+                    <w:t xml:space="preserve">Criterion</w:t>
+                  </w:r>
+                </w:p>
+              </w:tc>
+              <w:tc>
+                <w:tcPr/>
+                <w:p>
+                  <w:pPr>
+                    <w:pStyle w:val="Compact"/>
+                    <w:jc w:val="left"/>
+                    <w:jc w:val="center"/>
+                  </w:pPr>
+                  <w:r>
+                    <w:t xml:space="preserve">Basis</w:t>
+                  </w:r>
+                </w:p>
+              </w:tc>
+            </w:tr>
+            <w:tr>
+              <w:tc>
+                <w:tcPr/>
+                <w:p>
+                  <w:pPr>
+                    <w:pStyle w:val="Compact"/>
+                    <w:jc w:val="left"/>
+                    <w:jc w:val="center"/>
+                  </w:pPr>
+                  <w:r>
+                    <w:t xml:space="preserve">MVM LRF (log₁₀)</w:t>
+                  </w:r>
+                </w:p>
+              </w:tc>
+              <w:tc>
+                <w:tcPr/>
+                <w:p>
+                  <w:pPr>
+                    <w:pStyle w:val="Compact"/>
+                    <w:jc w:val="left"/>
+                    <w:jc w:val="center"/>
+                  </w:pPr>
+                  <w:r>
+                    <w:t xml:space="preserve">≥ 4.97</w:t>
+                  </w:r>
+                </w:p>
+              </w:tc>
+              <w:tc>
+                <w:tcPr/>
+                <w:p>
+                  <w:pPr>
+                    <w:pStyle w:val="Compact"/>
+                    <w:jc w:val="left"/>
+                    <w:jc w:val="center"/>
+                  </w:pPr>
+                  <w:r>
+                    <w:t xml:space="preserve">in-process</w:t>
+                  </w:r>
+                </w:p>
+              </w:tc>
+            </w:tr>
+            <w:tr>
+              <w:tc>
+                <w:tcPr/>
+                <w:p>
+                  <w:pPr>
+                    <w:pStyle w:val="Compact"/>
+                    <w:jc w:val="left"/>
+                    <w:jc w:val="center"/>
+                  </w:pPr>
+                  <w:r>
+                    <w:t xml:space="preserve">XMuLV LRF (log₁₀)</w:t>
+                  </w:r>
+                </w:p>
+              </w:tc>
+              <w:tc>
+                <w:tcPr/>
+                <w:p>
+                  <w:pPr>
+                    <w:pStyle w:val="Compact"/>
+                    <w:jc w:val="left"/>
+                    <w:jc w:val="center"/>
+                  </w:pPr>
+                  <w:r>
+                    <w:t xml:space="preserve">≥ 5.47</w:t>
+                  </w:r>
+                </w:p>
+              </w:tc>
+              <w:tc>
+                <w:tcPr/>
+                <w:p>
+                  <w:pPr>
+                    <w:pStyle w:val="Compact"/>
+                    <w:jc w:val="left"/>
+                    <w:jc w:val="center"/>
+                  </w:pPr>
+                  <w:r>
+                    <w:t xml:space="preserve">in-process</w:t>
+                  </w:r>
+                </w:p>
+              </w:tc>
+            </w:tr>
+            <w:tr>
+              <w:tc>
+                <w:tcPr/>
+                <w:p>
+                  <w:pPr>
+                    <w:pStyle w:val="Compact"/>
+                    <w:jc w:val="left"/>
+                    <w:jc w:val="center"/>
+                  </w:pPr>
+                  <w:r>
+                    <w:t xml:space="preserve">Step yield</w:t>
+                  </w:r>
+                </w:p>
+              </w:tc>
+              <w:tc>
+                <w:tcPr/>
+                <w:p>
+                  <w:pPr>
+                    <w:pStyle w:val="Compact"/>
+                    <w:jc w:val="left"/>
+                    <w:jc w:val="center"/>
+                  </w:pPr>
+                  <w:r>
+                    <w:t xml:space="preserve">none</w:t>
+                  </w:r>
+                </w:p>
+              </w:tc>
+              <w:tc>
+                <w:tcPr/>
+                <w:p>
+                  <w:pPr>
+                    <w:pStyle w:val="Compact"/>
+                    <w:jc w:val="left"/>
+                    <w:jc w:val="center"/>
+                  </w:pPr>
+                  <w:r>
+                    <w:t xml:space="preserve">process performance</w:t>
+                  </w:r>
+                </w:p>
+              </w:tc>
+            </w:tr>
+          </w:tbl>
+          <w:bookmarkEnd w:id="36"/>
+          <w:p/>
+        </w:tc>
+      </w:tr>
+    </w:tbl>
+    <w:p>
+      <w:pPr>
+        <w:pStyle w:val="BodyText"/>
+      </w:pPr>
+      <w:r>
+        <w:t xml:space="preserve">The two viral clearance responses are judged against an in-process criterion rather than</w:t>
+      </w:r>
+      <w:r>
+        <w:t xml:space="preserve"> </w:t>
+      </w:r>
+      <w:r>
+        <w:t xml:space="preserve">against the drug substance requirement. The requirement in</w:t>
+      </w:r>
+      <w:r>
+        <w:t xml:space="preserve"> </w:t>
+      </w:r>
+      <w:hyperlink w:anchor="tbl-cqa">
+        <w:r>
+          <w:rPr>
+            <w:rStyle w:val="Hyperlink"/>
+          </w:rPr>
+          <w:t xml:space="preserve">Table 4</w:t>
+        </w:r>
+      </w:hyperlink>
+      <w:r>
+        <w:t xml:space="preserve"> </w:t>
+      </w:r>
+      <w:r>
+        <w:t xml:space="preserve">is cumulative, at</w:t>
+      </w:r>
+      <w:r>
+        <w:t xml:space="preserve"> </w:t>
+      </w:r>
+      <w:r>
+        <w:t xml:space="preserve">8.6 log10 for MVM and 16.7 log10 for</w:t>
+      </w:r>
+      <w:r>
+        <w:t xml:space="preserve"> </w:t>
+      </w:r>
+      <w:r>
+        <w:t xml:space="preserve">XMuLV. Subtracting the clearance credited to the other steps of the train leaves this step</w:t>
+      </w:r>
+      <w:r>
+        <w:t xml:space="preserve"> </w:t>
+      </w:r>
+      <w:r>
+        <w:t xml:space="preserve">a floor of 3.89 log10 for MVM and</w:t>
+      </w:r>
+      <w:r>
+        <w:t xml:space="preserve"> </w:t>
+      </w:r>
+      <w:r>
+        <w:t xml:space="preserve">3.65 log10 for XMuLV. The criteria in</w:t>
+      </w:r>
+      <w:r>
+        <w:t xml:space="preserve"> </w:t>
+      </w:r>
+      <w:hyperlink w:anchor="tbl-crit">
+        <w:r>
+          <w:rPr>
+            <w:rStyle w:val="Hyperlink"/>
+          </w:rPr>
+          <w:t xml:space="preserve">Table 8</w:t>
+        </w:r>
+      </w:hyperlink>
+      <w:r>
+        <w:t xml:space="preserve"> </w:t>
+      </w:r>
+      <w:r>
+        <w:t xml:space="preserve">are tighter</w:t>
+      </w:r>
+      <w:r>
+        <w:t xml:space="preserve"> </w:t>
+      </w:r>
+      <w:r>
+        <w:t xml:space="preserve">than those floors, because each is set from the log reduction credited to this step in the</w:t>
+      </w:r>
+      <w:r>
+        <w:t xml:space="preserve"> </w:t>
+      </w:r>
+      <w:r>
+        <w:t xml:space="preserve">modular clearance strategy, less the assay allowance of</w:t>
+      </w:r>
+      <w:r>
+        <w:t xml:space="preserve"> </w:t>
+      </w:r>
+      <w:r>
+        <w:t xml:space="preserve">0.35 log10 described in §5.3. The criteria in</w:t>
+      </w:r>
+      <w:r>
+        <w:t xml:space="preserve"> </w:t>
+      </w:r>
+      <w:hyperlink w:anchor="tbl-crit">
+        <w:r>
+          <w:rPr>
+            <w:rStyle w:val="Hyperlink"/>
+          </w:rPr>
+          <w:t xml:space="preserve">Table 8</w:t>
+        </w:r>
+      </w:hyperlink>
+      <w:r>
+        <w:t xml:space="preserve"> </w:t>
+      </w:r>
+      <w:r>
+        <w:t xml:space="preserve">are the</w:t>
+      </w:r>
+      <w:r>
+        <w:t xml:space="preserve"> </w:t>
+      </w:r>
+      <w:r>
+        <w:t xml:space="preserve">tighter of the two, so the study will be judged against them, and PCR-009 will quote the</w:t>
+      </w:r>
+      <w:r>
+        <w:t xml:space="preserve"> </w:t>
+      </w:r>
+      <w:r>
+        <w:t xml:space="preserve">floors only to show the margin the cumulative claim retains.</w:t>
+      </w:r>
+    </w:p>
+    <w:p>
+      <w:pPr>
+        <w:pStyle w:val="BodyText"/>
+      </w:pPr>
+      <w:r>
+        <w:t xml:space="preserve">Step yield carries no criterion. It will be reported with the operating region and used to</w:t>
+      </w:r>
+      <w:r>
+        <w:t xml:space="preserve"> </w:t>
+      </w:r>
+      <w:r>
+        <w:t xml:space="preserve">show what the region costs in product, and no acceptance decision will rest on it.</w:t>
+      </w:r>
+    </w:p>
+    <w:p>
+      <w:pPr>
+        <w:pStyle w:val="BodyText"/>
+      </w:pPr>
+      <w:r>
+        <w:t xml:space="preserve">An operating range for a parameter will be declared where the response-surface model</w:t>
+      </w:r>
+      <w:r>
+        <w:t xml:space="preserve"> </w:t>
+      </w:r>
+      <w:r>
+        <w:t xml:space="preserve">predicts that both viral clearance responses meet their criteria across that range. The design</w:t>
+      </w:r>
+      <w:r>
+        <w:t xml:space="preserve"> </w:t>
+      </w:r>
+      <w:r>
+        <w:t xml:space="preserve">space for the step is the part of the characterized region where both viral clearance</w:t>
+      </w:r>
+      <w:r>
+        <w:t xml:space="preserve"> </w:t>
+      </w:r>
+      <w:r>
+        <w:t xml:space="preserve">responses meet their criteria at the same time, and PCR-009 will report its size from the</w:t>
+      </w:r>
+      <w:r>
+        <w:t xml:space="preserve"> </w:t>
+      </w:r>
+      <w:r>
+        <w:t xml:space="preserve">fitted models rather than assert that it is the whole characterized region.</w:t>
+      </w:r>
+    </w:p>
+    <w:p>
+      <w:pPr>
+        <w:pStyle w:val="BodyText"/>
+      </w:pPr>
+      <w:r>
+        <w:t xml:space="preserve">Each parameter will be classified under SOP-4001 from the outcome of the study. A</w:t>
+      </w:r>
+      <w:r>
+        <w:t xml:space="preserve"> </w:t>
+      </w:r>
+      <w:r>
+        <w:t xml:space="preserve">parameter whose variability affects a critical quality attribute will be classified as a</w:t>
+      </w:r>
+      <w:r>
+        <w:t xml:space="preserve"> </w:t>
+      </w:r>
+      <w:r>
+        <w:t xml:space="preserve">CPP, or as a WC-CPP where the risk of operating outside the design space is low given the</w:t>
+      </w:r>
+      <w:r>
+        <w:t xml:space="preserve"> </w:t>
+      </w:r>
+      <w:r>
+        <w:t xml:space="preserve">control capability of the commercial equipment. A parameter that affects process</w:t>
+      </w:r>
+      <w:r>
+        <w:t xml:space="preserve"> </w:t>
+      </w:r>
+      <w:r>
+        <w:t xml:space="preserve">performance but no quality attribute will be classified as a KPP, and a parameter with</w:t>
+      </w:r>
+      <w:r>
+        <w:t xml:space="preserve"> </w:t>
+      </w:r>
+      <w:r>
+        <w:t xml:space="preserve">neither effect as a GPP</w:t>
+      </w:r>
+      <w:r>
+        <w:t xml:space="preserve"> </w:t>
+      </w:r>
+      <w:r>
+        <w:t xml:space="preserve">(International Council for Harmonisation 2009)</w:t>
+      </w:r>
+      <w:r>
+        <w:t xml:space="preserve">.</w:t>
+      </w:r>
+    </w:p>
+    <w:p>
+      <w:pPr>
+        <w:pStyle w:val="BodyText"/>
+      </w:pPr>
+      <w:r>
+        <w:t xml:space="preserve">The study will be considered successful where the scale-down model is qualified, both</w:t>
+      </w:r>
+      <w:r>
+        <w:t xml:space="preserve"> </w:t>
+      </w:r>
+      <w:r>
+        <w:t xml:space="preserve">viral clearance models are accepted as predictive, and a proven acceptable range</w:t>
+      </w:r>
+      <w:r>
+        <w:t xml:space="preserve"> </w:t>
+      </w:r>
+      <w:r>
+        <w:t xml:space="preserve">containing the NOR is established for each parameter against each of the two viral</w:t>
+      </w:r>
+      <w:r>
+        <w:t xml:space="preserve"> </w:t>
+      </w:r>
+      <w:r>
+        <w:t xml:space="preserve">clearance responses. Where</w:t>
+      </w:r>
+      <w:r>
+        <w:t xml:space="preserve"> </w:t>
+      </w:r>
+      <w:r>
+        <w:t xml:space="preserve">no such range exists, PCR-009 will report the range that does exist and the operating</w:t>
+      </w:r>
+      <w:r>
+        <w:t xml:space="preserve"> </w:t>
+      </w:r>
+      <w:r>
+        <w:t xml:space="preserve">limit that follows from it.</w:t>
+      </w:r>
+    </w:p>
+    <w:bookmarkEnd w:id="37"/>
+    <w:bookmarkStart w:id="38" w:name="X6e399b04be57e9d5f909b4238f9408193405dfd"/>
+    <w:p>
+      <w:pPr>
+        <w:pStyle w:val="Heading1"/>
+      </w:pPr>
+      <w:r>
+        <w:t xml:space="preserve">8. Proven acceptable ranges (planned analysis)</w:t>
+      </w:r>
+    </w:p>
+    <w:p>
+      <w:pPr>
+        <w:pStyle w:val="FirstParagraph"/>
+      </w:pPr>
+      <w:r>
+        <w:t xml:space="preserve">A proven acceptable range is the range of a parameter over which the response meets its</w:t>
+      </w:r>
+      <w:r>
+        <w:t xml:space="preserve"> </w:t>
+      </w:r>
+      <w:r>
+        <w:t xml:space="preserve">criterion, given a stated treatment of the other parameters</w:t>
+      </w:r>
+      <w:r>
+        <w:t xml:space="preserve"> </w:t>
+      </w:r>
+      <w:r>
+        <w:t xml:space="preserve">(International Council for Harmonisation 2009)</w:t>
+      </w:r>
+      <w:r>
+        <w:t xml:space="preserve">. Two analyses will be</w:t>
+      </w:r>
+      <w:r>
+        <w:t xml:space="preserve"> </w:t>
+      </w:r>
+      <w:r>
+        <w:t xml:space="preserve">run for each parameter and each of the two viral clearance responses, and both will be</w:t>
+      </w:r>
+      <w:r>
+        <w:t xml:space="preserve"> </w:t>
+      </w:r>
+      <w:r>
+        <w:t xml:space="preserve">reported.</w:t>
+      </w:r>
+    </w:p>
+    <w:p>
+      <w:pPr>
+        <w:pStyle w:val="BodyText"/>
+      </w:pPr>
+      <w:r>
+        <w:t xml:space="preserve">The first holds the other parameter at its set-point and scans the parameter of interest</w:t>
+      </w:r>
+      <w:r>
+        <w:t xml:space="preserve"> </w:t>
+      </w:r>
+      <w:r>
+        <w:t xml:space="preserve">across its characterization range on a grid of 201 points, using</w:t>
+      </w:r>
+      <w:r>
+        <w:t xml:space="preserve"> </w:t>
+      </w:r>
+      <w:r>
+        <w:t xml:space="preserve">the fitted response-surface model. It answers what the parameter may do while the rest of</w:t>
+      </w:r>
+      <w:r>
+        <w:t xml:space="preserve"> </w:t>
+      </w:r>
+      <w:r>
+        <w:t xml:space="preserve">the step is operated at target.</w:t>
+      </w:r>
+    </w:p>
+    <w:p>
+      <w:pPr>
+        <w:pStyle w:val="BodyText"/>
+      </w:pPr>
+      <w:r>
+        <w:t xml:space="preserve">The second varies the other parameter within its NOR by Monte-Carlo simulation of the</w:t>
+      </w:r>
+      <w:r>
+        <w:t xml:space="preserve"> </w:t>
+      </w:r>
+      <w:r>
+        <w:t xml:space="preserve">fitted model, with 2,000 draws at each of</w:t>
+      </w:r>
+      <w:r>
+        <w:t xml:space="preserve"> </w:t>
+      </w:r>
+      <w:r>
+        <w:t xml:space="preserve">81 grid points, and takes the range over which the 95 %</w:t>
+      </w:r>
+      <w:r>
+        <w:t xml:space="preserve"> </w:t>
+      </w:r>
+      <w:r>
+        <w:t xml:space="preserve">prediction interval of the response stays within acceptance. The draws carry the residual</w:t>
+      </w:r>
+      <w:r>
+        <w:t xml:space="preserve"> </w:t>
+      </w:r>
+      <w:r>
+        <w:t xml:space="preserve">variability of the model as well as the variability of the other parameter, so this range</w:t>
+      </w:r>
+      <w:r>
+        <w:t xml:space="preserve"> </w:t>
+      </w:r>
+      <w:r>
+        <w:t xml:space="preserve">will normally be the narrower of the two. Where the two analyses disagree, the range from</w:t>
+      </w:r>
+      <w:r>
+        <w:t xml:space="preserve"> </w:t>
+      </w:r>
+      <w:r>
+        <w:t xml:space="preserve">the second is the one carried into the control strategy, because the commercial process</w:t>
+      </w:r>
+      <w:r>
+        <w:t xml:space="preserve"> </w:t>
+      </w:r>
+      <w:r>
+        <w:t xml:space="preserve">holds each parameter somewhere within its normal operating range and not at its</w:t>
+      </w:r>
+      <w:r>
+        <w:t xml:space="preserve"> </w:t>
+      </w:r>
+      <w:r>
+        <w:t xml:space="preserve">set-point.</w:t>
+      </w:r>
+    </w:p>
+    <w:p>
+      <w:pPr>
+        <w:pStyle w:val="BodyText"/>
+      </w:pPr>
+      <w:r>
+        <w:t xml:space="preserve">The reported range in each case is the contiguous interval that contains the set-point.</w:t>
+      </w:r>
+      <w:r>
+        <w:t xml:space="preserve"> </w:t>
+      </w:r>
+      <w:r>
+        <w:t xml:space="preserve">Where the predicted response leaves acceptance inside the characterization range, the</w:t>
+      </w:r>
+      <w:r>
+        <w:t xml:space="preserve"> </w:t>
+      </w:r>
+      <w:r>
+        <w:t xml:space="preserve">proven acceptable range is narrower than the range studied, and PCR-009 will state the</w:t>
+      </w:r>
+      <w:r>
+        <w:t xml:space="preserve"> </w:t>
+      </w:r>
+      <w:r>
+        <w:t xml:space="preserve">value at which the response crosses its criterion.</w:t>
+      </w:r>
+    </w:p>
+    <w:p>
+      <w:pPr>
+        <w:pStyle w:val="BodyText"/>
+      </w:pPr>
+      <w:r>
+        <w:t xml:space="preserve">Each proven acceptable range will be reported with a plot of the response against the</w:t>
+      </w:r>
+      <w:r>
+        <w:t xml:space="preserve"> </w:t>
+      </w:r>
+      <w:r>
+        <w:t xml:space="preserve">parameter, with the acceptance limit drawn, the acceptable region shaded green, and the</w:t>
+      </w:r>
+      <w:r>
+        <w:t xml:space="preserve"> </w:t>
+      </w:r>
+      <w:r>
+        <w:t xml:space="preserve">set-point and the NOR marked. The two analyses will be shown as the two panels of one</w:t>
+      </w:r>
+      <w:r>
+        <w:t xml:space="preserve"> </w:t>
+      </w:r>
+      <w:r>
+        <w:t xml:space="preserve">figure, so that the cost of the robustness criterion is visible.</w:t>
+      </w:r>
+    </w:p>
+    <w:p>
+      <w:pPr>
+        <w:pStyle w:val="BodyText"/>
+      </w:pPr>
+      <w:r>
+        <w:t xml:space="preserve">The ranges themselves will be reported in PCR-009.</w:t>
+      </w:r>
+    </w:p>
+    <w:bookmarkEnd w:id="38"/>
+    <w:bookmarkStart w:id="39" w:name="data-management-and-integrity"/>
+    <w:p>
+      <w:pPr>
+        <w:pStyle w:val="Heading1"/>
+      </w:pPr>
+      <w:r>
+        <w:t xml:space="preserve">9. Data management and integrity</w:t>
+      </w:r>
+    </w:p>
+    <w:p>
+      <w:pPr>
+        <w:pStyle w:val="FirstParagraph"/>
+      </w:pPr>
+      <w:r>
+        <w:t xml:space="preserve">Raw data will be recorded at the time of the activity, in the electronic laboratory</w:t>
+      </w:r>
+      <w:r>
+        <w:t xml:space="preserve"> </w:t>
+      </w:r>
+      <w:r>
+        <w:t xml:space="preserve">notebook for the process runs and in the laboratory information management system for the</w:t>
+      </w:r>
+      <w:r>
+        <w:t xml:space="preserve"> </w:t>
+      </w:r>
+      <w:r>
+        <w:t xml:space="preserve">analytical results. Records will meet the ALCOA+ expectations, and the audit trails of</w:t>
+      </w:r>
+      <w:r>
+        <w:t xml:space="preserve"> </w:t>
+      </w:r>
+      <w:r>
+        <w:t xml:space="preserve">both systems will be retained for the life of the application</w:t>
+      </w:r>
+      <w:r>
+        <w:t xml:space="preserve"> </w:t>
+      </w:r>
+      <w:r>
+        <w:t xml:space="preserve">(International Council for Harmonisation 2008)</w:t>
+      </w:r>
+      <w:r>
+        <w:t xml:space="preserve">.</w:t>
+      </w:r>
+    </w:p>
+    <w:p>
+      <w:pPr>
+        <w:pStyle w:val="BodyText"/>
+      </w:pPr>
+      <w:r>
+        <w:t xml:space="preserve">Analytical results will be transferred to the analysis by controlled file export. The</w:t>
+      </w:r>
+      <w:r>
+        <w:t xml:space="preserve"> </w:t>
+      </w:r>
+      <w:r>
+        <w:t xml:space="preserve">fitted models, the tables and the figures of PCR-009 will be generated from the exported</w:t>
+      </w:r>
+      <w:r>
+        <w:t xml:space="preserve"> </w:t>
+      </w:r>
+      <w:r>
+        <w:t xml:space="preserve">data by a single reproducible run of the analysis script, and a second reviewer will</w:t>
+      </w:r>
+      <w:r>
+        <w:t xml:space="preserve"> </w:t>
+      </w:r>
+      <w:r>
+        <w:t xml:space="preserve">confirm that the reported numbers come from that run. Any manual entry of a value into the</w:t>
+      </w:r>
+      <w:r>
+        <w:t xml:space="preserve"> </w:t>
+      </w:r>
+      <w:r>
+        <w:t xml:space="preserve">analysis is a data integrity finding and will be handled as one.</w:t>
+      </w:r>
+    </w:p>
+    <w:p>
+      <w:pPr>
+        <w:pStyle w:val="BodyText"/>
+      </w:pPr>
+      <w:r>
+        <w:t xml:space="preserve">Deviations from this plan will be recorded when they occur and reported in PCR-009 with</w:t>
+      </w:r>
+      <w:r>
+        <w:t xml:space="preserve"> </w:t>
+      </w:r>
+      <w:r>
+        <w:t xml:space="preserve">their assessed impact on the study. A deviation that invalidates a design point will be</w:t>
+      </w:r>
+      <w:r>
+        <w:t xml:space="preserve"> </w:t>
+      </w:r>
+      <w:r>
+        <w:t xml:space="preserve">dispositioned before the affected runs are analysed, and where the disposition is to</w:t>
+      </w:r>
+      <w:r>
+        <w:t xml:space="preserve"> </w:t>
+      </w:r>
+      <w:r>
+        <w:t xml:space="preserve">repeat the affected runs, the superseded data will be retained and referenced rather than</w:t>
+      </w:r>
+      <w:r>
+        <w:t xml:space="preserve"> </w:t>
+      </w:r>
+      <w:r>
+        <w:t xml:space="preserve">deleted.</w:t>
+      </w:r>
+    </w:p>
+    <w:bookmarkEnd w:id="39"/>
+    <w:bookmarkStart w:id="41" w:name="roles-and-responsibilities"/>
+    <w:p>
+      <w:pPr>
+        <w:pStyle w:val="Heading1"/>
+      </w:pPr>
+      <w:r>
+        <w:t xml:space="preserve">10. Roles and responsibilities</w:t>
+      </w:r>
+    </w:p>
+    <w:p>
+      <w:pPr>
+        <w:pStyle w:val="FirstParagraph"/>
+      </w:pPr>
+      <w:hyperlink w:anchor="tbl-roles">
+        <w:r>
+          <w:rPr>
+            <w:rStyle w:val="Hyperlink"/>
+          </w:rPr>
+          <w:t xml:space="preserve">Table 9</w:t>
+        </w:r>
+      </w:hyperlink>
+      <w:r>
+        <w:t xml:space="preserve"> </w:t>
+      </w:r>
+      <w:r>
+        <w:t xml:space="preserve">gives the functions involved in the study and what each is accountable for. The</w:t>
+      </w:r>
+      <w:r>
+        <w:t xml:space="preserve"> </w:t>
+      </w:r>
+      <w:r>
+        <w:t xml:space="preserve">named individuals are recorded in the approval table of each document rather than here, so</w:t>
+      </w:r>
+      <w:r>
+        <w:t xml:space="preserve"> </w:t>
+      </w:r>
+      <w:r>
+        <w:t xml:space="preserve">that a change of personnel does not require a revision of this plan.</w:t>
+      </w:r>
+    </w:p>
+    <w:tbl>
+      <w:tblPr>
+        <w:tblStyle w:val="Table"/>
+        <w:tblW w:type="pct" w:w="5000"/>
+        <w:tblLayout w:type="fixed"/>
+        <w:tblLook w:firstRow="0" w:lastRow="0" w:firstColumn="0" w:lastColumn="0" w:noHBand="0" w:noVBand="0" w:val="0000"/>
+      </w:tblPr>
+      <w:tblGrid>
+        <w:gridCol w:w="7920"/>
+      </w:tblGrid>
+      <w:tr>
+        <w:tc>
+          <w:tcPr/>
+          <w:bookmarkStart w:id="40" w:name="tbl-roles"/>
+          <w:p>
+            <w:pPr>
+              <w:jc w:val="center"/>
+            </w:pPr>
+            <w:pPr>
+              <w:jc w:val="left"/>
+              <w:spacing w:before="200"/>
+              <w:pStyle w:val="ImageCaption"/>
+            </w:pPr>
+            <w:r>
+              <w:t xml:space="preserve">Table 9: Functions and responsibilities for the study.</w:t>
             </w:r>
           </w:p>
           <w:tbl>
@@ -4862,7 +5396,7 @@
                     <w:jc w:val="center"/>
                   </w:pPr>
                   <w:r>
-                    <w:t xml:space="preserve">Authors the plan; qualifies the scale-down model; executes the designed experiments; authors PCR-009</w:t>
+                    <w:t xml:space="preserve">Owns this plan, executes the filtration runs, authors PCR-009</w:t>
                   </w:r>
                 </w:p>
               </w:tc>
@@ -4888,7 +5422,7 @@
                     <w:jc w:val="center"/>
                   </w:pPr>
                   <w:r>
-                    <w:t xml:space="preserve">Performs the infectivity assays and the protein assay; maintains the method validations</w:t>
+                    <w:t xml:space="preserve">Performs the infectivity assays and the protein determinations under the validated methods</w:t>
                   </w:r>
                 </w:p>
               </w:tc>
@@ -4902,19 +5436,19 @@
                     <w:jc w:val="center"/>
                   </w:pPr>
                   <w:r>
-                    <w:t xml:space="preserve">Virology laboratory</w:t>
-                  </w:r>
-                </w:p>
-              </w:tc>
-              <w:tc>
-                <w:tcPr/>
-                <w:p>
-                  <w:pPr>
-                    <w:pStyle w:val="Compact"/>
-                    <w:jc w:val="center"/>
-                  </w:pPr>
-                  <w:r>
-                    <w:t xml:space="preserve">Prepares and titrates the virus stocks; performs the spiked runs under containment</w:t>
+                    <w:t xml:space="preserve">Statistics</w:t>
+                  </w:r>
+                </w:p>
+              </w:tc>
+              <w:tc>
+                <w:tcPr/>
+                <w:p>
+                  <w:pPr>
+                    <w:pStyle w:val="Compact"/>
+                    <w:jc w:val="center"/>
+                  </w:pPr>
+                  <w:r>
+                    <w:t xml:space="preserve">Designs the experiments, performs the analysis, reviews model adequacy</w:t>
                   </w:r>
                 </w:p>
               </w:tc>
@@ -4928,19 +5462,19 @@
                     <w:jc w:val="center"/>
                   </w:pPr>
                   <w:r>
-                    <w:t xml:space="preserve">Statistics</w:t>
-                  </w:r>
-                </w:p>
-              </w:tc>
-              <w:tc>
-                <w:tcPr/>
-                <w:p>
-                  <w:pPr>
-                    <w:pStyle w:val="Compact"/>
-                    <w:jc w:val="center"/>
-                  </w:pPr>
-                  <w:r>
-                    <w:t xml:space="preserve">Reviews the designs before execution; performs and reviews the model fitting and the capability estimate</w:t>
+                    <w:t xml:space="preserve">Manufacturing Science, receiving site</w:t>
+                  </w:r>
+                </w:p>
+              </w:tc>
+              <w:tc>
+                <w:tcPr/>
+                <w:p>
+                  <w:pPr>
+                    <w:pStyle w:val="Compact"/>
+                    <w:jc w:val="center"/>
+                  </w:pPr>
+                  <w:r>
+                    <w:t xml:space="preserve">Reviews the operating ranges against the control capability of the commercial equipment</w:t>
                   </w:r>
                 </w:p>
               </w:tc>
@@ -4954,32 +5488,6 @@
                     <w:jc w:val="center"/>
                   </w:pPr>
                   <w:r>
-                    <w:t xml:space="preserve">Manufacturing Science</w:t>
-                  </w:r>
-                </w:p>
-              </w:tc>
-              <w:tc>
-                <w:tcPr/>
-                <w:p>
-                  <w:pPr>
-                    <w:pStyle w:val="Compact"/>
-                    <w:jc w:val="center"/>
-                  </w:pPr>
-                  <w:r>
-                    <w:t xml:space="preserve">Reviews the scale-down qualification and the ranges proposed for the receiving site</w:t>
-                  </w:r>
-                </w:p>
-              </w:tc>
-            </w:tr>
-            <w:tr>
-              <w:tc>
-                <w:tcPr/>
-                <w:p>
-                  <w:pPr>
-                    <w:pStyle w:val="Compact"/>
-                    <w:jc w:val="center"/>
-                  </w:pPr>
-                  <w:r>
                     <w:t xml:space="preserve">Quality Assurance</w:t>
                   </w:r>
                 </w:p>
@@ -4992,19 +5500,42 @@
                     <w:jc w:val="center"/>
                   </w:pPr>
                   <w:r>
-                    <w:t xml:space="preserve">Approves this plan and PCR-009; dispositions any deviation raised during the study</w:t>
+                    <w:t xml:space="preserve">Approves this plan and PCR-009, and dispositions deviations</w:t>
                   </w:r>
                 </w:p>
               </w:tc>
             </w:tr>
           </w:tbl>
-          <w:bookmarkEnd w:id="44"/>
+          <w:bookmarkEnd w:id="40"/>
           <w:p/>
         </w:tc>
       </w:tr>
     </w:tbl>
-    <w:bookmarkEnd w:id="45"/>
-    <w:bookmarkStart w:id="46" w:name="deliverables-and-schedule"/>
+    <w:p>
+      <w:pPr>
+        <w:pStyle w:val="BodyText"/>
+      </w:pPr>
+      <w:r>
+        <w:t xml:space="preserve">The receiving site reviews the ranges before they are fixed, because a range the</w:t>
+      </w:r>
+      <w:r>
+        <w:t xml:space="preserve"> </w:t>
+      </w:r>
+      <w:r>
+        <w:t xml:space="preserve">commercial equipment cannot hold is of no use in the control strategy</w:t>
+      </w:r>
+      <w:r>
+        <w:t xml:space="preserve"> </w:t>
+      </w:r>
+      <w:r>
+        <w:t xml:space="preserve">(International Council for Harmonisation 2008)</w:t>
+      </w:r>
+      <w:r>
+        <w:t xml:space="preserve">.</w:t>
+      </w:r>
+    </w:p>
+    <w:bookmarkEnd w:id="41"/>
+    <w:bookmarkStart w:id="42" w:name="deliverables-and-schedule"/>
     <w:p>
       <w:pPr>
         <w:pStyle w:val="Heading1"/>
@@ -5018,41 +5549,117 @@
         <w:pStyle w:val="FirstParagraph"/>
       </w:pPr>
       <w:r>
-        <w:t xml:space="preserve">The deliverable of this plan is PCR-009, the characterization report for this step. The</w:t>
-      </w:r>
-      <w:r>
-        <w:t xml:space="preserve"> </w:t>
-      </w:r>
-      <w:r>
-        <w:t xml:space="preserve">study runs in four phases, which are the scale-down model qualification, the screening</w:t>
-      </w:r>
-      <w:r>
-        <w:t xml:space="preserve"> </w:t>
-      </w:r>
-      <w:r>
-        <w:t xml:space="preserve">design, the response-surface design, and the analysis and reporting. Each phase begins only</w:t>
-      </w:r>
-      <w:r>
-        <w:t xml:space="preserve"> </w:t>
-      </w:r>
-      <w:r>
-        <w:t xml:space="preserve">when the preceding phase has been reviewed, and the response-surface runs are committed only</w:t>
-      </w:r>
-      <w:r>
-        <w:t xml:space="preserve"> </w:t>
-      </w:r>
-      <w:r>
-        <w:t xml:space="preserve">after the screening results have been assessed against §7. No calendar dates are fixed in</w:t>
-      </w:r>
-      <w:r>
-        <w:t xml:space="preserve"> </w:t>
-      </w:r>
-      <w:r>
-        <w:t xml:space="preserve">this plan. The campaign schedule is held in PCMP-001.</w:t>
-      </w:r>
-    </w:p>
-    <w:bookmarkEnd w:id="46"/>
-    <w:bookmarkStart w:id="47" w:name="risks-and-assumptions"/>
+        <w:t xml:space="preserve">The deliverable of the study is PCR-009. It will report the qualification of the</w:t>
+      </w:r>
+      <w:r>
+        <w:t xml:space="preserve"> </w:t>
+      </w:r>
+      <w:r>
+        <w:t xml:space="preserve">scale-down model, the screening effects, the response-surface models with their</w:t>
+      </w:r>
+      <w:r>
+        <w:t xml:space="preserve"> </w:t>
+      </w:r>
+      <w:r>
+        <w:t xml:space="preserve">diagnostics, the proven acceptable ranges, the design space of the step, the parameter</w:t>
+      </w:r>
+      <w:r>
+        <w:t xml:space="preserve"> </w:t>
+      </w:r>
+      <w:r>
+        <w:t xml:space="preserve">classification and the contribution of the step to the control strategy and to the modular</w:t>
+      </w:r>
+      <w:r>
+        <w:t xml:space="preserve"> </w:t>
+      </w:r>
+      <w:r>
+        <w:t xml:space="preserve">viral clearance claim.</w:t>
+      </w:r>
+    </w:p>
+    <w:p>
+      <w:pPr>
+        <w:pStyle w:val="BodyText"/>
+      </w:pPr>
+      <w:r>
+        <w:t xml:space="preserve">The study will be executed in four phases, in this order.</w:t>
+      </w:r>
+    </w:p>
+    <w:p>
+      <w:pPr>
+        <w:pStyle w:val="Compact"/>
+        <w:numPr>
+          <w:ilvl w:val="0"/>
+          <w:numId w:val="1002"/>
+        </w:numPr>
+      </w:pPr>
+      <w:r>
+        <w:t xml:space="preserve">Qualification of the scale-down model, against the criterion in §5.1.</w:t>
+      </w:r>
+    </w:p>
+    <w:p>
+      <w:pPr>
+        <w:pStyle w:val="Compact"/>
+        <w:numPr>
+          <w:ilvl w:val="0"/>
+          <w:numId w:val="1002"/>
+        </w:numPr>
+      </w:pPr>
+      <w:r>
+        <w:t xml:space="preserve">The screening runs and their analysis.</w:t>
+      </w:r>
+    </w:p>
+    <w:p>
+      <w:pPr>
+        <w:pStyle w:val="Compact"/>
+        <w:numPr>
+          <w:ilvl w:val="0"/>
+          <w:numId w:val="1002"/>
+        </w:numPr>
+      </w:pPr>
+      <w:r>
+        <w:t xml:space="preserve">The response-surface runs and their analysis.</w:t>
+      </w:r>
+    </w:p>
+    <w:p>
+      <w:pPr>
+        <w:pStyle w:val="Compact"/>
+        <w:numPr>
+          <w:ilvl w:val="0"/>
+          <w:numId w:val="1002"/>
+        </w:numPr>
+      </w:pPr>
+      <w:r>
+        <w:t xml:space="preserve">The proven acceptable range analysis, the classification and the report.</w:t>
+      </w:r>
+    </w:p>
+    <w:p>
+      <w:pPr>
+        <w:pStyle w:val="FirstParagraph"/>
+      </w:pPr>
+      <w:r>
+        <w:t xml:space="preserve">Each phase begins when the preceding phase has met its criterion in §7. No calendar dates</w:t>
+      </w:r>
+      <w:r>
+        <w:t xml:space="preserve"> </w:t>
+      </w:r>
+      <w:r>
+        <w:t xml:space="preserve">are fixed in this plan. The study is scheduled against the transfer programme in PTP-001,</w:t>
+      </w:r>
+      <w:r>
+        <w:t xml:space="preserve"> </w:t>
+      </w:r>
+      <w:r>
+        <w:t xml:space="preserve">and its report rolls up into PCMR-001 with the reports of the other two viral safety</w:t>
+      </w:r>
+      <w:r>
+        <w:t xml:space="preserve"> </w:t>
+      </w:r>
+      <w:r>
+        <w:t xml:space="preserve">steps.</w:t>
+      </w:r>
+    </w:p>
+    <w:bookmarkEnd w:id="42"/>
+    <w:bookmarkStart w:id="43" w:name="risks-and-assumptions"/>
     <w:p>
       <w:pPr>
         <w:pStyle w:val="Heading1"/>
@@ -5066,31 +5673,31 @@
         <w:pStyle w:val="FirstParagraph"/>
       </w:pPr>
       <w:r>
-        <w:t xml:space="preserve">The principal risk to the study is that the scale-down model does not represent the</w:t>
-      </w:r>
-      <w:r>
-        <w:t xml:space="preserve"> </w:t>
-      </w:r>
-      <w:r>
-        <w:t xml:space="preserve">commercial device. The model is qualified before use (§5.1), but the qualification is</w:t>
-      </w:r>
-      <w:r>
-        <w:t xml:space="preserve"> </w:t>
-      </w:r>
-      <w:r>
-        <w:t xml:space="preserve">performed at the centre condition, and representativeness at the extremes of the load range</w:t>
-      </w:r>
-      <w:r>
-        <w:t xml:space="preserve"> </w:t>
-      </w:r>
-      <w:r>
-        <w:t xml:space="preserve">is an assumption the study cannot itself test, so PCR-009 will state that bound on its</w:t>
-      </w:r>
-      <w:r>
-        <w:t xml:space="preserve"> </w:t>
-      </w:r>
-      <w:r>
-        <w:t xml:space="preserve">conclusions.</w:t>
+        <w:t xml:space="preserve">The clearance claim for this step rests entirely on a scale-down model, because virus</w:t>
+      </w:r>
+      <w:r>
+        <w:t xml:space="preserve"> </w:t>
+      </w:r>
+      <w:r>
+        <w:t xml:space="preserve">cannot be spiked at manufacturing scale. If the qualification in §5.1 fails, the study</w:t>
+      </w:r>
+      <w:r>
+        <w:t xml:space="preserve"> </w:t>
+      </w:r>
+      <w:r>
+        <w:t xml:space="preserve">cannot proceed. The mitigation is to re-scale the model on membrane area and on hold-up</w:t>
+      </w:r>
+      <w:r>
+        <w:t xml:space="preserve"> </w:t>
+      </w:r>
+      <w:r>
+        <w:t xml:space="preserve">volume and to repeat the qualification, and any change made to the model will be recorded</w:t>
+      </w:r>
+      <w:r>
+        <w:t xml:space="preserve"> </w:t>
+      </w:r>
+      <w:r>
+        <w:t xml:space="preserve">in PCR-009.</w:t>
       </w:r>
     </w:p>
     <w:p>
@@ -5098,25 +5705,37 @@
         <w:pStyle w:val="BodyText"/>
       </w:pPr>
       <w:r>
-        <w:t xml:space="preserve">The second risk is the virus spike. A spike carrying aggregated material can foul the</w:t>
-      </w:r>
-      <w:r>
-        <w:t xml:space="preserve"> </w:t>
-      </w:r>
-      <w:r>
-        <w:t xml:space="preserve">membrane and depress the apparent clearance at high load, which would place the load limit</w:t>
-      </w:r>
-      <w:r>
-        <w:t xml:space="preserve"> </w:t>
-      </w:r>
-      <w:r>
-        <w:t xml:space="preserve">lower than the unspiked process warrants. Filtration of the virus stock before addition and</w:t>
-      </w:r>
-      <w:r>
-        <w:t xml:space="preserve"> </w:t>
-      </w:r>
-      <w:r>
-        <w:t xml:space="preserve">the unspiked control run are the controls for that risk (§5.1).</w:t>
+        <w:t xml:space="preserve">Spiking adds material to the load, and retention depends on how the membrane fouls. A</w:t>
+      </w:r>
+      <w:r>
+        <w:t xml:space="preserve"> </w:t>
+      </w:r>
+      <w:r>
+        <w:t xml:space="preserve">spike that fouls the membrane differently from unspiked process material would bias the</w:t>
+      </w:r>
+      <w:r>
+        <w:t xml:space="preserve"> </w:t>
+      </w:r>
+      <w:r>
+        <w:t xml:space="preserve">measured log reduction, and the bias would be largest at the top of the volumetric range,</w:t>
+      </w:r>
+      <w:r>
+        <w:t xml:space="preserve"> </w:t>
+      </w:r>
+      <w:r>
+        <w:t xml:space="preserve">which is the part of the range the claim depends on. The virus stock will therefore be</w:t>
+      </w:r>
+      <w:r>
+        <w:t xml:space="preserve"> </w:t>
+      </w:r>
+      <w:r>
+        <w:t xml:space="preserve">clarified before addition and its volume kept small against the load volume, and the flux</w:t>
+      </w:r>
+      <w:r>
+        <w:t xml:space="preserve"> </w:t>
+      </w:r>
+      <w:r>
+        <w:t xml:space="preserve">decay of the spiked runs will be compared with that of the unspiked qualification runs.</w:t>
       </w:r>
     </w:p>
     <w:p>
@@ -5124,25 +5743,37 @@
         <w:pStyle w:val="BodyText"/>
       </w:pPr>
       <w:r>
-        <w:t xml:space="preserve">The third risk is analytical. The largest log reduction the study can demonstrate is fixed</w:t>
-      </w:r>
-      <w:r>
-        <w:t xml:space="preserve"> </w:t>
-      </w:r>
-      <w:r>
-        <w:t xml:space="preserve">by the titre of the spiked load and by the detection limit of the assay, so a result at</w:t>
-      </w:r>
-      <w:r>
-        <w:t xml:space="preserve"> </w:t>
-      </w:r>
-      <w:r>
-        <w:t xml:space="preserve">that bound is a property of the method and not a measurement of the filter. Clearance will</w:t>
-      </w:r>
-      <w:r>
-        <w:t xml:space="preserve"> </w:t>
-      </w:r>
-      <w:r>
-        <w:t xml:space="preserve">therefore be claimed only to the bound, as stated in §5.3.</w:t>
+        <w:t xml:space="preserve">The log reduction that can be measured is bounded by the titre of the spiked load and by</w:t>
+      </w:r>
+      <w:r>
+        <w:t xml:space="preserve"> </w:t>
+      </w:r>
+      <w:r>
+        <w:t xml:space="preserve">the limit of detection of the infectivity assay. Where no virus is detected in the</w:t>
+      </w:r>
+      <w:r>
+        <w:t xml:space="preserve"> </w:t>
+      </w:r>
+      <w:r>
+        <w:t xml:space="preserve">filtrate, the result is a lower bound, and a lower bound that falls short of the criterion</w:t>
+      </w:r>
+      <w:r>
+        <w:t xml:space="preserve"> </w:t>
+      </w:r>
+      <w:r>
+        <w:t xml:space="preserve">in §7 cannot be resolved by repeating the assay. The load will therefore be spiked to a</w:t>
+      </w:r>
+      <w:r>
+        <w:t xml:space="preserve"> </w:t>
+      </w:r>
+      <w:r>
+        <w:t xml:space="preserve">titre that allows the criterion to be demonstrated with margin, and the achieved titre will</w:t>
+      </w:r>
+      <w:r>
+        <w:t xml:space="preserve"> </w:t>
+      </w:r>
+      <w:r>
+        <w:t xml:space="preserve">be reported with each run.</w:t>
       </w:r>
     </w:p>
     <w:p>
@@ -5150,29 +5781,69 @@
         <w:pStyle w:val="BodyText"/>
       </w:pPr>
       <w:r>
-        <w:t xml:space="preserve">The study assumes that the anion-exchange pool used as feed is representative of routine</w:t>
-      </w:r>
-      <w:r>
-        <w:t xml:space="preserve"> </w:t>
-      </w:r>
-      <w:r>
-        <w:t xml:space="preserve">operation, and that the filter devices come from a single lot family. Both assumptions will</w:t>
-      </w:r>
-      <w:r>
-        <w:t xml:space="preserve"> </w:t>
-      </w:r>
-      <w:r>
-        <w:t xml:space="preserve">be recorded in PCR-009 with the identifiers of the material actually used. A change of</w:t>
-      </w:r>
-      <w:r>
-        <w:t xml:space="preserve"> </w:t>
-      </w:r>
-      <w:r>
-        <w:t xml:space="preserve">membrane lot family during the study would require the affected runs to be repeated.</w:t>
-      </w:r>
-    </w:p>
-    <w:bookmarkEnd w:id="47"/>
-    <w:bookmarkStart w:id="48" w:name="approvals-1"/>
+        <w:t xml:space="preserve">The study assumes that the anion exchange pool used in the runs represents commercial</w:t>
+      </w:r>
+      <w:r>
+        <w:t xml:space="preserve"> </w:t>
+      </w:r>
+      <w:r>
+        <w:t xml:space="preserve">material. Anion exchange is the step immediately upstream and its own characterization is</w:t>
+      </w:r>
+      <w:r>
+        <w:t xml:space="preserve"> </w:t>
+      </w:r>
+      <w:r>
+        <w:t xml:space="preserve">reported in PCR-008. Pool from a run that was itself out of trend will not be used, and</w:t>
+      </w:r>
+      <w:r>
+        <w:t xml:space="preserve"> </w:t>
+      </w:r>
+      <w:r>
+        <w:t xml:space="preserve">the load material used in each filtration run will be identified in PCR-009.</w:t>
+      </w:r>
+    </w:p>
+    <w:p>
+      <w:pPr>
+        <w:pStyle w:val="BodyText"/>
+      </w:pPr>
+      <w:r>
+        <w:t xml:space="preserve">The study assumes uninterrupted filtration, as stated in §5.2. The ranges it produces do</w:t>
+      </w:r>
+      <w:r>
+        <w:t xml:space="preserve"> </w:t>
+      </w:r>
+      <w:r>
+        <w:t xml:space="preserve">not cover an interruption of flow, and an interruption at commercial scale will be</w:t>
+      </w:r>
+      <w:r>
+        <w:t xml:space="preserve"> </w:t>
+      </w:r>
+      <w:r>
+        <w:t xml:space="preserve">assessed as a deviation against the mechanism in §4.1 rather than against these ranges.</w:t>
+      </w:r>
+    </w:p>
+    <w:p>
+      <w:pPr>
+        <w:pStyle w:val="BodyText"/>
+      </w:pPr>
+      <w:r>
+        <w:t xml:space="preserve">Material supply is the principal risk to the schedule. Each design point consumes anion</w:t>
+      </w:r>
+      <w:r>
+        <w:t xml:space="preserve"> </w:t>
+      </w:r>
+      <w:r>
+        <w:t xml:space="preserve">exchange pool, and the runs will be scheduled against pool availability rather than</w:t>
+      </w:r>
+      <w:r>
+        <w:t xml:space="preserve"> </w:t>
+      </w:r>
+      <w:r>
+        <w:t xml:space="preserve">against a fixed calendar.</w:t>
+      </w:r>
+    </w:p>
+    <w:bookmarkEnd w:id="43"/>
+    <w:bookmarkStart w:id="44" w:name="approvals-1"/>
     <w:p>
       <w:pPr>
         <w:pStyle w:val="Heading1"/>
@@ -5186,7 +5857,7 @@
         <w:pStyle w:val="FirstParagraph"/>
       </w:pPr>
       <w:r>
-        <w:t xml:space="preserve">This plan becomes effective when it has been approved by the functions listed in</w:t>
+        <w:t xml:space="preserve">This plan takes effect when it has been approved by the functions listed in</w:t>
       </w:r>
       <w:r>
         <w:t xml:space="preserve"> </w:t>
@@ -5206,45 +5877,147 @@
         <w:t xml:space="preserve"> </w:t>
       </w:r>
       <w:r>
-        <w:t xml:space="preserve">Execution will not begin before that approval has been recorded.</w:t>
-      </w:r>
-    </w:p>
-    <w:bookmarkEnd w:id="48"/>
-    <w:bookmarkStart w:id="50" w:name="X7149527b81b82ac7e9fc876cc411d0dd5d45eb6"/>
+        <w:t xml:space="preserve">Approval records that the study design in §6, the acceptance criteria in §7 and the data</w:t>
+      </w:r>
+      <w:r>
+        <w:t xml:space="preserve"> </w:t>
+      </w:r>
+      <w:r>
+        <w:t xml:space="preserve">management provisions in §9 are adequate to support the transfer and the viral clearance</w:t>
+      </w:r>
+      <w:r>
+        <w:t xml:space="preserve"> </w:t>
+      </w:r>
+      <w:r>
+        <w:t xml:space="preserve">claim.</w:t>
+      </w:r>
+    </w:p>
+    <w:p>
+      <w:pPr>
+        <w:pStyle w:val="BodyText"/>
+      </w:pPr>
+      <w:r>
+        <w:t xml:space="preserve">A change to the factors, to the ranges in</w:t>
+      </w:r>
+      <w:r>
+        <w:t xml:space="preserve"> </w:t>
+      </w:r>
+      <w:hyperlink w:anchor="tbl-params">
+        <w:r>
+          <w:rPr>
+            <w:rStyle w:val="Hyperlink"/>
+          </w:rPr>
+          <w:t xml:space="preserve">Table 6</w:t>
+        </w:r>
+      </w:hyperlink>
+      <w:r>
+        <w:t xml:space="preserve"> </w:t>
+      </w:r>
+      <w:r>
+        <w:t xml:space="preserve">or to the acceptance criteria in</w:t>
+      </w:r>
+      <w:r>
+        <w:t xml:space="preserve"> </w:t>
+      </w:r>
+      <w:hyperlink w:anchor="tbl-crit">
+        <w:r>
+          <w:rPr>
+            <w:rStyle w:val="Hyperlink"/>
+          </w:rPr>
+          <w:t xml:space="preserve">Table 8</w:t>
+        </w:r>
+      </w:hyperlink>
+      <w:r>
+        <w:t xml:space="preserve"> </w:t>
+      </w:r>
+      <w:r>
+        <w:t xml:space="preserve">after approval requires a revision of this plan and re-approval before the</w:t>
+      </w:r>
+      <w:r>
+        <w:t xml:space="preserve"> </w:t>
+      </w:r>
+      <w:r>
+        <w:t xml:space="preserve">affected runs are executed. A change made after the affected runs have been executed will</w:t>
+      </w:r>
+      <w:r>
+        <w:t xml:space="preserve"> </w:t>
+      </w:r>
+      <w:r>
+        <w:t xml:space="preserve">be reported in PCR-009 as a deviation from this plan.</w:t>
+      </w:r>
+    </w:p>
+    <w:p>
+      <w:r>
+        <w:br w:type="page"/>
+      </w:r>
+    </w:p>
+    <w:bookmarkEnd w:id="44"/>
+    <w:bookmarkStart w:id="47" w:name="X7149527b81b82ac7e9fc876cc411d0dd5d45eb6"/>
     <w:p>
       <w:pPr>
         <w:pStyle w:val="Heading1"/>
       </w:pPr>
       <w:r>
-        <w:t xml:space="preserve">Appendix A — Planned screening design matrix</w:t>
+        <w:t xml:space="preserve">14. Appendix A — Planned screening design matrix</w:t>
       </w:r>
     </w:p>
     <w:p>
       <w:pPr>
         <w:pStyle w:val="FirstParagraph"/>
       </w:pPr>
-      <w:r>
-        <w:t xml:space="preserve">The coded screening design is given in</w:t>
-      </w:r>
-      <w:r>
-        <w:t xml:space="preserve"> </w:t>
-      </w:r>
       <w:hyperlink w:anchor="tbl-appa">
         <w:r>
           <w:rPr>
             <w:rStyle w:val="Hyperlink"/>
           </w:rPr>
-          <w:t xml:space="preserve">Table 9</w:t>
+          <w:t xml:space="preserve">Table 10</w:t>
         </w:r>
       </w:hyperlink>
       <w:r>
-        <w:t xml:space="preserve">. Response columns are not shown, because</w:t>
-      </w:r>
-      <w:r>
-        <w:t xml:space="preserve"> </w:t>
-      </w:r>
-      <w:r>
-        <w:t xml:space="preserve">no data exist when this plan is approved.</w:t>
+        <w:t xml:space="preserve"> </w:t>
+      </w:r>
+      <w:r>
+        <w:t xml:space="preserve">gives the coded settings of the 7 screening runs. The letters</w:t>
+      </w:r>
+      <w:r>
+        <w:t xml:space="preserve"> </w:t>
+      </w:r>
+      <w:r>
+        <w:t xml:space="preserve">are those of</w:t>
+      </w:r>
+      <w:r>
+        <w:t xml:space="preserve"> </w:t>
+      </w:r>
+      <w:hyperlink w:anchor="tbl-legend">
+        <w:r>
+          <w:rPr>
+            <w:rStyle w:val="Hyperlink"/>
+          </w:rPr>
+          <w:t xml:space="preserve">Table 7</w:t>
+        </w:r>
+      </w:hyperlink>
+      <w:r>
+        <w:t xml:space="preserve">, and the coded levels -1, 0 and +1 correspond to the low edge, the</w:t>
+      </w:r>
+      <w:r>
+        <w:t xml:space="preserve"> </w:t>
+      </w:r>
+      <w:r>
+        <w:t xml:space="preserve">midpoint and the high edge of each characterization range in</w:t>
+      </w:r>
+      <w:r>
+        <w:t xml:space="preserve"> </w:t>
+      </w:r>
+      <w:hyperlink w:anchor="tbl-params">
+        <w:r>
+          <w:rPr>
+            <w:rStyle w:val="Hyperlink"/>
+          </w:rPr>
+          <w:t xml:space="preserve">Table 6</w:t>
+        </w:r>
+      </w:hyperlink>
+      <w:r>
+        <w:t xml:space="preserve">.</w:t>
       </w:r>
     </w:p>
     <w:tbl>
@@ -5260,7 +6033,7 @@
       <w:tr>
         <w:tc>
           <w:tcPr/>
-          <w:bookmarkStart w:id="49" w:name="tbl-appa"/>
+          <w:bookmarkStart w:id="45" w:name="tbl-appa"/>
           <w:p>
             <w:pPr>
               <w:jc w:val="center"/>
@@ -5271,7 +6044,7 @@
               <w:pStyle w:val="ImageCaption"/>
             </w:pPr>
             <w:r>
-              <w:t xml:space="preserve">Table 9: Planned screening design matrix, coded levels (A = filtration volume, B = filtration pressure).</w:t>
+              <w:t xml:space="preserve">Table 10: Planned screening design, coded settings.</w:t>
             </w:r>
           </w:p>
           <w:tbl>
@@ -5722,55 +6495,16 @@
               </w:tc>
             </w:tr>
           </w:tbl>
-          <w:bookmarkEnd w:id="49"/>
+          <w:bookmarkEnd w:id="45"/>
           <w:p/>
         </w:tc>
       </w:tr>
     </w:tbl>
-    <w:bookmarkEnd w:id="50"/>
-    <w:bookmarkStart w:id="53" w:name="Xd035249cb2928fc67e6106bc8a61a8b12039d8a"/>
-    <w:p>
-      <w:pPr>
-        <w:pStyle w:val="Heading1"/>
-      </w:pPr>
-      <w:r>
-        <w:t xml:space="preserve">Appendix B — Planned response-surface design matrix</w:t>
-      </w:r>
-    </w:p>
-    <w:p>
-      <w:pPr>
-        <w:pStyle w:val="FirstParagraph"/>
-      </w:pPr>
-      <w:r>
-        <w:t xml:space="preserve">The coded response-surface design is given in</w:t>
-      </w:r>
-      <w:r>
-        <w:t xml:space="preserve"> </w:t>
-      </w:r>
-      <w:hyperlink w:anchor="tbl-appb">
-        <w:r>
-          <w:rPr>
-            <w:rStyle w:val="Hyperlink"/>
-          </w:rPr>
-          <w:t xml:space="preserve">Table 10</w:t>
-        </w:r>
-      </w:hyperlink>
-      <w:r>
-        <w:t xml:space="preserve"> </w:t>
-      </w:r>
-      <w:r>
-        <w:t xml:space="preserve">and the same design in natural</w:t>
-      </w:r>
-      <w:r>
-        <w:t xml:space="preserve"> </w:t>
-      </w:r>
-      <w:r>
-        <w:t xml:space="preserve">units in</w:t>
-      </w:r>
-      <w:r>
-        <w:t xml:space="preserve"> </w:t>
-      </w:r>
-      <w:hyperlink w:anchor="tbl-appc">
+    <w:p>
+      <w:pPr>
+        <w:pStyle w:val="BodyText"/>
+      </w:pPr>
+      <w:hyperlink w:anchor="tbl-appan">
         <w:r>
           <w:rPr>
             <w:rStyle w:val="Hyperlink"/>
@@ -5779,7 +6513,10 @@
         </w:r>
       </w:hyperlink>
       <w:r>
-        <w:t xml:space="preserve">.</w:t>
+        <w:t xml:space="preserve"> </w:t>
+      </w:r>
+      <w:r>
+        <w:t xml:space="preserve">gives the same design in the units the runs will be executed in.</w:t>
       </w:r>
     </w:p>
     <w:tbl>
@@ -5795,7 +6532,7 @@
       <w:tr>
         <w:tc>
           <w:tcPr/>
-          <w:bookmarkStart w:id="51" w:name="tbl-appb"/>
+          <w:bookmarkStart w:id="46" w:name="tbl-appan"/>
           <w:p>
             <w:pPr>
               <w:jc w:val="center"/>
@@ -5806,765 +6543,7 @@
               <w:pStyle w:val="ImageCaption"/>
             </w:pPr>
             <w:r>
-              <w:t xml:space="preserve">Table 10: Planned response-surface design matrix, coded levels.</w:t>
-            </w:r>
-          </w:p>
-          <w:tbl>
-            <w:tblPr>
-              <w:tblStyle w:val="Table"/>
-              <w:tblW w:type="auto" w:w="0"/>
-              <w:tblLook w:firstRow="1" w:lastRow="0" w:firstColumn="0" w:lastColumn="0" w:noHBand="0" w:noVBand="0" w:val="0020"/>
-            </w:tblPr>
-            <w:tblGrid>
-              <w:gridCol w:w="1980"/>
-              <w:gridCol w:w="1980"/>
-              <w:gridCol w:w="1980"/>
-              <w:gridCol w:w="1980"/>
-            </w:tblGrid>
-            <w:tr>
-              <w:trPr>
-                <w:tblHeader w:val="on"/>
-              </w:trPr>
-              <w:tc>
-                <w:tcPr/>
-                <w:p>
-                  <w:pPr>
-                    <w:pStyle w:val="Compact"/>
-                    <w:jc w:val="right"/>
-                    <w:jc w:val="center"/>
-                  </w:pPr>
-                  <w:r>
-                    <w:t xml:space="preserve">Run</w:t>
-                  </w:r>
-                </w:p>
-              </w:tc>
-              <w:tc>
-                <w:tcPr/>
-                <w:p>
-                  <w:pPr>
-                    <w:pStyle w:val="Compact"/>
-                    <w:jc w:val="left"/>
-                    <w:jc w:val="center"/>
-                  </w:pPr>
-                  <w:r>
-                    <w:t xml:space="preserve">Type</w:t>
-                  </w:r>
-                </w:p>
-              </w:tc>
-              <w:tc>
-                <w:tcPr/>
-                <w:p>
-                  <w:pPr>
-                    <w:pStyle w:val="Compact"/>
-                    <w:jc w:val="right"/>
-                    <w:jc w:val="center"/>
-                  </w:pPr>
-                  <w:r>
-                    <w:t xml:space="preserve">A</w:t>
-                  </w:r>
-                </w:p>
-              </w:tc>
-              <w:tc>
-                <w:tcPr/>
-                <w:p>
-                  <w:pPr>
-                    <w:pStyle w:val="Compact"/>
-                    <w:jc w:val="right"/>
-                    <w:jc w:val="center"/>
-                  </w:pPr>
-                  <w:r>
-                    <w:t xml:space="preserve">B</w:t>
-                  </w:r>
-                </w:p>
-              </w:tc>
-            </w:tr>
-            <w:tr>
-              <w:tc>
-                <w:tcPr/>
-                <w:p>
-                  <w:pPr>
-                    <w:pStyle w:val="Compact"/>
-                    <w:jc w:val="right"/>
-                    <w:jc w:val="center"/>
-                  </w:pPr>
-                  <w:r>
-                    <w:t xml:space="preserve">1</w:t>
-                  </w:r>
-                </w:p>
-              </w:tc>
-              <w:tc>
-                <w:tcPr/>
-                <w:p>
-                  <w:pPr>
-                    <w:pStyle w:val="Compact"/>
-                    <w:jc w:val="left"/>
-                    <w:jc w:val="center"/>
-                  </w:pPr>
-                  <w:r>
-                    <w:t xml:space="preserve">factorial</w:t>
-                  </w:r>
-                </w:p>
-              </w:tc>
-              <w:tc>
-                <w:tcPr/>
-                <w:p>
-                  <w:pPr>
-                    <w:pStyle w:val="Compact"/>
-                    <w:jc w:val="right"/>
-                    <w:jc w:val="center"/>
-                  </w:pPr>
-                  <w:r>
-                    <w:t xml:space="preserve">-1</w:t>
-                  </w:r>
-                </w:p>
-              </w:tc>
-              <w:tc>
-                <w:tcPr/>
-                <w:p>
-                  <w:pPr>
-                    <w:pStyle w:val="Compact"/>
-                    <w:jc w:val="right"/>
-                    <w:jc w:val="center"/>
-                  </w:pPr>
-                  <w:r>
-                    <w:t xml:space="preserve">-1</w:t>
-                  </w:r>
-                </w:p>
-              </w:tc>
-            </w:tr>
-            <w:tr>
-              <w:tc>
-                <w:tcPr/>
-                <w:p>
-                  <w:pPr>
-                    <w:pStyle w:val="Compact"/>
-                    <w:jc w:val="right"/>
-                    <w:jc w:val="center"/>
-                  </w:pPr>
-                  <w:r>
-                    <w:t xml:space="preserve">2</w:t>
-                  </w:r>
-                </w:p>
-              </w:tc>
-              <w:tc>
-                <w:tcPr/>
-                <w:p>
-                  <w:pPr>
-                    <w:pStyle w:val="Compact"/>
-                    <w:jc w:val="left"/>
-                    <w:jc w:val="center"/>
-                  </w:pPr>
-                  <w:r>
-                    <w:t xml:space="preserve">factorial</w:t>
-                  </w:r>
-                </w:p>
-              </w:tc>
-              <w:tc>
-                <w:tcPr/>
-                <w:p>
-                  <w:pPr>
-                    <w:pStyle w:val="Compact"/>
-                    <w:jc w:val="right"/>
-                    <w:jc w:val="center"/>
-                  </w:pPr>
-                  <w:r>
-                    <w:t xml:space="preserve">-1</w:t>
-                  </w:r>
-                </w:p>
-              </w:tc>
-              <w:tc>
-                <w:tcPr/>
-                <w:p>
-                  <w:pPr>
-                    <w:pStyle w:val="Compact"/>
-                    <w:jc w:val="right"/>
-                    <w:jc w:val="center"/>
-                  </w:pPr>
-                  <w:r>
-                    <w:t xml:space="preserve">1</w:t>
-                  </w:r>
-                </w:p>
-              </w:tc>
-            </w:tr>
-            <w:tr>
-              <w:tc>
-                <w:tcPr/>
-                <w:p>
-                  <w:pPr>
-                    <w:pStyle w:val="Compact"/>
-                    <w:jc w:val="right"/>
-                    <w:jc w:val="center"/>
-                  </w:pPr>
-                  <w:r>
-                    <w:t xml:space="preserve">3</w:t>
-                  </w:r>
-                </w:p>
-              </w:tc>
-              <w:tc>
-                <w:tcPr/>
-                <w:p>
-                  <w:pPr>
-                    <w:pStyle w:val="Compact"/>
-                    <w:jc w:val="left"/>
-                    <w:jc w:val="center"/>
-                  </w:pPr>
-                  <w:r>
-                    <w:t xml:space="preserve">factorial</w:t>
-                  </w:r>
-                </w:p>
-              </w:tc>
-              <w:tc>
-                <w:tcPr/>
-                <w:p>
-                  <w:pPr>
-                    <w:pStyle w:val="Compact"/>
-                    <w:jc w:val="right"/>
-                    <w:jc w:val="center"/>
-                  </w:pPr>
-                  <w:r>
-                    <w:t xml:space="preserve">1</w:t>
-                  </w:r>
-                </w:p>
-              </w:tc>
-              <w:tc>
-                <w:tcPr/>
-                <w:p>
-                  <w:pPr>
-                    <w:pStyle w:val="Compact"/>
-                    <w:jc w:val="right"/>
-                    <w:jc w:val="center"/>
-                  </w:pPr>
-                  <w:r>
-                    <w:t xml:space="preserve">-1</w:t>
-                  </w:r>
-                </w:p>
-              </w:tc>
-            </w:tr>
-            <w:tr>
-              <w:tc>
-                <w:tcPr/>
-                <w:p>
-                  <w:pPr>
-                    <w:pStyle w:val="Compact"/>
-                    <w:jc w:val="right"/>
-                    <w:jc w:val="center"/>
-                  </w:pPr>
-                  <w:r>
-                    <w:t xml:space="preserve">4</w:t>
-                  </w:r>
-                </w:p>
-              </w:tc>
-              <w:tc>
-                <w:tcPr/>
-                <w:p>
-                  <w:pPr>
-                    <w:pStyle w:val="Compact"/>
-                    <w:jc w:val="left"/>
-                    <w:jc w:val="center"/>
-                  </w:pPr>
-                  <w:r>
-                    <w:t xml:space="preserve">factorial</w:t>
-                  </w:r>
-                </w:p>
-              </w:tc>
-              <w:tc>
-                <w:tcPr/>
-                <w:p>
-                  <w:pPr>
-                    <w:pStyle w:val="Compact"/>
-                    <w:jc w:val="right"/>
-                    <w:jc w:val="center"/>
-                  </w:pPr>
-                  <w:r>
-                    <w:t xml:space="preserve">1</w:t>
-                  </w:r>
-                </w:p>
-              </w:tc>
-              <w:tc>
-                <w:tcPr/>
-                <w:p>
-                  <w:pPr>
-                    <w:pStyle w:val="Compact"/>
-                    <w:jc w:val="right"/>
-                    <w:jc w:val="center"/>
-                  </w:pPr>
-                  <w:r>
-                    <w:t xml:space="preserve">1</w:t>
-                  </w:r>
-                </w:p>
-              </w:tc>
-            </w:tr>
-            <w:tr>
-              <w:tc>
-                <w:tcPr/>
-                <w:p>
-                  <w:pPr>
-                    <w:pStyle w:val="Compact"/>
-                    <w:jc w:val="right"/>
-                    <w:jc w:val="center"/>
-                  </w:pPr>
-                  <w:r>
-                    <w:t xml:space="preserve">5</w:t>
-                  </w:r>
-                </w:p>
-              </w:tc>
-              <w:tc>
-                <w:tcPr/>
-                <w:p>
-                  <w:pPr>
-                    <w:pStyle w:val="Compact"/>
-                    <w:jc w:val="left"/>
-                    <w:jc w:val="center"/>
-                  </w:pPr>
-                  <w:r>
-                    <w:t xml:space="preserve">axial</w:t>
-                  </w:r>
-                </w:p>
-              </w:tc>
-              <w:tc>
-                <w:tcPr/>
-                <w:p>
-                  <w:pPr>
-                    <w:pStyle w:val="Compact"/>
-                    <w:jc w:val="right"/>
-                    <w:jc w:val="center"/>
-                  </w:pPr>
-                  <w:r>
-                    <w:t xml:space="preserve">-1</w:t>
-                  </w:r>
-                </w:p>
-              </w:tc>
-              <w:tc>
-                <w:tcPr/>
-                <w:p>
-                  <w:pPr>
-                    <w:pStyle w:val="Compact"/>
-                    <w:jc w:val="right"/>
-                    <w:jc w:val="center"/>
-                  </w:pPr>
-                  <w:r>
-                    <w:t xml:space="preserve">0</w:t>
-                  </w:r>
-                </w:p>
-              </w:tc>
-            </w:tr>
-            <w:tr>
-              <w:tc>
-                <w:tcPr/>
-                <w:p>
-                  <w:pPr>
-                    <w:pStyle w:val="Compact"/>
-                    <w:jc w:val="right"/>
-                    <w:jc w:val="center"/>
-                  </w:pPr>
-                  <w:r>
-                    <w:t xml:space="preserve">6</w:t>
-                  </w:r>
-                </w:p>
-              </w:tc>
-              <w:tc>
-                <w:tcPr/>
-                <w:p>
-                  <w:pPr>
-                    <w:pStyle w:val="Compact"/>
-                    <w:jc w:val="left"/>
-                    <w:jc w:val="center"/>
-                  </w:pPr>
-                  <w:r>
-                    <w:t xml:space="preserve">axial</w:t>
-                  </w:r>
-                </w:p>
-              </w:tc>
-              <w:tc>
-                <w:tcPr/>
-                <w:p>
-                  <w:pPr>
-                    <w:pStyle w:val="Compact"/>
-                    <w:jc w:val="right"/>
-                    <w:jc w:val="center"/>
-                  </w:pPr>
-                  <w:r>
-                    <w:t xml:space="preserve">1</w:t>
-                  </w:r>
-                </w:p>
-              </w:tc>
-              <w:tc>
-                <w:tcPr/>
-                <w:p>
-                  <w:pPr>
-                    <w:pStyle w:val="Compact"/>
-                    <w:jc w:val="right"/>
-                    <w:jc w:val="center"/>
-                  </w:pPr>
-                  <w:r>
-                    <w:t xml:space="preserve">0</w:t>
-                  </w:r>
-                </w:p>
-              </w:tc>
-            </w:tr>
-            <w:tr>
-              <w:tc>
-                <w:tcPr/>
-                <w:p>
-                  <w:pPr>
-                    <w:pStyle w:val="Compact"/>
-                    <w:jc w:val="right"/>
-                    <w:jc w:val="center"/>
-                  </w:pPr>
-                  <w:r>
-                    <w:t xml:space="preserve">7</w:t>
-                  </w:r>
-                </w:p>
-              </w:tc>
-              <w:tc>
-                <w:tcPr/>
-                <w:p>
-                  <w:pPr>
-                    <w:pStyle w:val="Compact"/>
-                    <w:jc w:val="left"/>
-                    <w:jc w:val="center"/>
-                  </w:pPr>
-                  <w:r>
-                    <w:t xml:space="preserve">axial</w:t>
-                  </w:r>
-                </w:p>
-              </w:tc>
-              <w:tc>
-                <w:tcPr/>
-                <w:p>
-                  <w:pPr>
-                    <w:pStyle w:val="Compact"/>
-                    <w:jc w:val="right"/>
-                    <w:jc w:val="center"/>
-                  </w:pPr>
-                  <w:r>
-                    <w:t xml:space="preserve">0</w:t>
-                  </w:r>
-                </w:p>
-              </w:tc>
-              <w:tc>
-                <w:tcPr/>
-                <w:p>
-                  <w:pPr>
-                    <w:pStyle w:val="Compact"/>
-                    <w:jc w:val="right"/>
-                    <w:jc w:val="center"/>
-                  </w:pPr>
-                  <w:r>
-                    <w:t xml:space="preserve">-1</w:t>
-                  </w:r>
-                </w:p>
-              </w:tc>
-            </w:tr>
-            <w:tr>
-              <w:tc>
-                <w:tcPr/>
-                <w:p>
-                  <w:pPr>
-                    <w:pStyle w:val="Compact"/>
-                    <w:jc w:val="right"/>
-                    <w:jc w:val="center"/>
-                  </w:pPr>
-                  <w:r>
-                    <w:t xml:space="preserve">8</w:t>
-                  </w:r>
-                </w:p>
-              </w:tc>
-              <w:tc>
-                <w:tcPr/>
-                <w:p>
-                  <w:pPr>
-                    <w:pStyle w:val="Compact"/>
-                    <w:jc w:val="left"/>
-                    <w:jc w:val="center"/>
-                  </w:pPr>
-                  <w:r>
-                    <w:t xml:space="preserve">axial</w:t>
-                  </w:r>
-                </w:p>
-              </w:tc>
-              <w:tc>
-                <w:tcPr/>
-                <w:p>
-                  <w:pPr>
-                    <w:pStyle w:val="Compact"/>
-                    <w:jc w:val="right"/>
-                    <w:jc w:val="center"/>
-                  </w:pPr>
-                  <w:r>
-                    <w:t xml:space="preserve">0</w:t>
-                  </w:r>
-                </w:p>
-              </w:tc>
-              <w:tc>
-                <w:tcPr/>
-                <w:p>
-                  <w:pPr>
-                    <w:pStyle w:val="Compact"/>
-                    <w:jc w:val="right"/>
-                    <w:jc w:val="center"/>
-                  </w:pPr>
-                  <w:r>
-                    <w:t xml:space="preserve">1</w:t>
-                  </w:r>
-                </w:p>
-              </w:tc>
-            </w:tr>
-            <w:tr>
-              <w:tc>
-                <w:tcPr/>
-                <w:p>
-                  <w:pPr>
-                    <w:pStyle w:val="Compact"/>
-                    <w:jc w:val="right"/>
-                    <w:jc w:val="center"/>
-                  </w:pPr>
-                  <w:r>
-                    <w:t xml:space="preserve">9</w:t>
-                  </w:r>
-                </w:p>
-              </w:tc>
-              <w:tc>
-                <w:tcPr/>
-                <w:p>
-                  <w:pPr>
-                    <w:pStyle w:val="Compact"/>
-                    <w:jc w:val="left"/>
-                    <w:jc w:val="center"/>
-                  </w:pPr>
-                  <w:r>
-                    <w:t xml:space="preserve">center</w:t>
-                  </w:r>
-                </w:p>
-              </w:tc>
-              <w:tc>
-                <w:tcPr/>
-                <w:p>
-                  <w:pPr>
-                    <w:pStyle w:val="Compact"/>
-                    <w:jc w:val="right"/>
-                    <w:jc w:val="center"/>
-                  </w:pPr>
-                  <w:r>
-                    <w:t xml:space="preserve">0</w:t>
-                  </w:r>
-                </w:p>
-              </w:tc>
-              <w:tc>
-                <w:tcPr/>
-                <w:p>
-                  <w:pPr>
-                    <w:pStyle w:val="Compact"/>
-                    <w:jc w:val="right"/>
-                    <w:jc w:val="center"/>
-                  </w:pPr>
-                  <w:r>
-                    <w:t xml:space="preserve">0</w:t>
-                  </w:r>
-                </w:p>
-              </w:tc>
-            </w:tr>
-            <w:tr>
-              <w:tc>
-                <w:tcPr/>
-                <w:p>
-                  <w:pPr>
-                    <w:pStyle w:val="Compact"/>
-                    <w:jc w:val="right"/>
-                    <w:jc w:val="center"/>
-                  </w:pPr>
-                  <w:r>
-                    <w:t xml:space="preserve">10</w:t>
-                  </w:r>
-                </w:p>
-              </w:tc>
-              <w:tc>
-                <w:tcPr/>
-                <w:p>
-                  <w:pPr>
-                    <w:pStyle w:val="Compact"/>
-                    <w:jc w:val="left"/>
-                    <w:jc w:val="center"/>
-                  </w:pPr>
-                  <w:r>
-                    <w:t xml:space="preserve">center</w:t>
-                  </w:r>
-                </w:p>
-              </w:tc>
-              <w:tc>
-                <w:tcPr/>
-                <w:p>
-                  <w:pPr>
-                    <w:pStyle w:val="Compact"/>
-                    <w:jc w:val="right"/>
-                    <w:jc w:val="center"/>
-                  </w:pPr>
-                  <w:r>
-                    <w:t xml:space="preserve">0</w:t>
-                  </w:r>
-                </w:p>
-              </w:tc>
-              <w:tc>
-                <w:tcPr/>
-                <w:p>
-                  <w:pPr>
-                    <w:pStyle w:val="Compact"/>
-                    <w:jc w:val="right"/>
-                    <w:jc w:val="center"/>
-                  </w:pPr>
-                  <w:r>
-                    <w:t xml:space="preserve">0</w:t>
-                  </w:r>
-                </w:p>
-              </w:tc>
-            </w:tr>
-            <w:tr>
-              <w:tc>
-                <w:tcPr/>
-                <w:p>
-                  <w:pPr>
-                    <w:pStyle w:val="Compact"/>
-                    <w:jc w:val="right"/>
-                    <w:jc w:val="center"/>
-                  </w:pPr>
-                  <w:r>
-                    <w:t xml:space="preserve">11</w:t>
-                  </w:r>
-                </w:p>
-              </w:tc>
-              <w:tc>
-                <w:tcPr/>
-                <w:p>
-                  <w:pPr>
-                    <w:pStyle w:val="Compact"/>
-                    <w:jc w:val="left"/>
-                    <w:jc w:val="center"/>
-                  </w:pPr>
-                  <w:r>
-                    <w:t xml:space="preserve">center</w:t>
-                  </w:r>
-                </w:p>
-              </w:tc>
-              <w:tc>
-                <w:tcPr/>
-                <w:p>
-                  <w:pPr>
-                    <w:pStyle w:val="Compact"/>
-                    <w:jc w:val="right"/>
-                    <w:jc w:val="center"/>
-                  </w:pPr>
-                  <w:r>
-                    <w:t xml:space="preserve">0</w:t>
-                  </w:r>
-                </w:p>
-              </w:tc>
-              <w:tc>
-                <w:tcPr/>
-                <w:p>
-                  <w:pPr>
-                    <w:pStyle w:val="Compact"/>
-                    <w:jc w:val="right"/>
-                    <w:jc w:val="center"/>
-                  </w:pPr>
-                  <w:r>
-                    <w:t xml:space="preserve">0</w:t>
-                  </w:r>
-                </w:p>
-              </w:tc>
-            </w:tr>
-            <w:tr>
-              <w:tc>
-                <w:tcPr/>
-                <w:p>
-                  <w:pPr>
-                    <w:pStyle w:val="Compact"/>
-                    <w:jc w:val="right"/>
-                    <w:jc w:val="center"/>
-                  </w:pPr>
-                  <w:r>
-                    <w:t xml:space="preserve">12</w:t>
-                  </w:r>
-                </w:p>
-              </w:tc>
-              <w:tc>
-                <w:tcPr/>
-                <w:p>
-                  <w:pPr>
-                    <w:pStyle w:val="Compact"/>
-                    <w:jc w:val="left"/>
-                    <w:jc w:val="center"/>
-                  </w:pPr>
-                  <w:r>
-                    <w:t xml:space="preserve">center</w:t>
-                  </w:r>
-                </w:p>
-              </w:tc>
-              <w:tc>
-                <w:tcPr/>
-                <w:p>
-                  <w:pPr>
-                    <w:pStyle w:val="Compact"/>
-                    <w:jc w:val="right"/>
-                    <w:jc w:val="center"/>
-                  </w:pPr>
-                  <w:r>
-                    <w:t xml:space="preserve">0</w:t>
-                  </w:r>
-                </w:p>
-              </w:tc>
-              <w:tc>
-                <w:tcPr/>
-                <w:p>
-                  <w:pPr>
-                    <w:pStyle w:val="Compact"/>
-                    <w:jc w:val="right"/>
-                    <w:jc w:val="center"/>
-                  </w:pPr>
-                  <w:r>
-                    <w:t xml:space="preserve">0</w:t>
-                  </w:r>
-                </w:p>
-              </w:tc>
-            </w:tr>
-          </w:tbl>
-          <w:bookmarkEnd w:id="51"/>
-          <w:p/>
-        </w:tc>
-      </w:tr>
-    </w:tbl>
-    <w:p>
-      <w:pPr>
-        <w:pStyle w:val="BodyText"/>
-      </w:pPr>
-      <w:r>
-        <w:t xml:space="preserve"> </w:t>
-      </w:r>
-    </w:p>
-    <w:tbl>
-      <w:tblPr>
-        <w:tblStyle w:val="Table"/>
-        <w:tblW w:type="pct" w:w="5000"/>
-        <w:tblLayout w:type="fixed"/>
-        <w:tblLook w:firstRow="0" w:lastRow="0" w:firstColumn="0" w:lastColumn="0" w:noHBand="0" w:noVBand="0" w:val="0000"/>
-      </w:tblPr>
-      <w:tblGrid>
-        <w:gridCol w:w="7920"/>
-      </w:tblGrid>
-      <w:tr>
-        <w:tc>
-          <w:tcPr/>
-          <w:bookmarkStart w:id="52" w:name="tbl-appc"/>
-          <w:p>
-            <w:pPr>
-              <w:jc w:val="center"/>
-            </w:pPr>
-            <w:pPr>
-              <w:jc w:val="left"/>
-              <w:spacing w:before="200"/>
-              <w:pStyle w:val="ImageCaption"/>
-            </w:pPr>
-            <w:r>
-              <w:t xml:space="preserve">Table 11: Planned response-surface design matrix, natural units.</w:t>
+              <w:t xml:space="preserve">Table 11: Planned screening design, natural unit settings.</w:t>
             </w:r>
           </w:p>
           <w:tbl>
@@ -6876,20 +6855,20 @@
                     <w:jc w:val="center"/>
                   </w:pPr>
                   <w:r>
-                    <w:t xml:space="preserve">axial</w:t>
-                  </w:r>
-                </w:p>
-              </w:tc>
-              <w:tc>
-                <w:tcPr/>
-                <w:p>
-                  <w:pPr>
-                    <w:pStyle w:val="Compact"/>
-                    <w:jc w:val="right"/>
-                    <w:jc w:val="center"/>
-                  </w:pPr>
-                  <w:r>
-                    <w:t xml:space="preserve">50</w:t>
+                    <w:t xml:space="preserve">center</w:t>
+                  </w:r>
+                </w:p>
+              </w:tc>
+              <w:tc>
+                <w:tcPr/>
+                <w:p>
+                  <w:pPr>
+                    <w:pStyle w:val="Compact"/>
+                    <w:jc w:val="right"/>
+                    <w:jc w:val="center"/>
+                  </w:pPr>
+                  <w:r>
+                    <w:t xml:space="preserve">95</w:t>
                   </w:r>
                 </w:p>
               </w:tc>
@@ -6930,20 +6909,20 @@
                     <w:jc w:val="center"/>
                   </w:pPr>
                   <w:r>
-                    <w:t xml:space="preserve">axial</w:t>
-                  </w:r>
-                </w:p>
-              </w:tc>
-              <w:tc>
-                <w:tcPr/>
-                <w:p>
-                  <w:pPr>
-                    <w:pStyle w:val="Compact"/>
-                    <w:jc w:val="right"/>
-                    <w:jc w:val="center"/>
-                  </w:pPr>
-                  <w:r>
-                    <w:t xml:space="preserve">140</w:t>
+                    <w:t xml:space="preserve">center</w:t>
+                  </w:r>
+                </w:p>
+              </w:tc>
+              <w:tc>
+                <w:tcPr/>
+                <w:p>
+                  <w:pPr>
+                    <w:pStyle w:val="Compact"/>
+                    <w:jc w:val="right"/>
+                    <w:jc w:val="center"/>
+                  </w:pPr>
+                  <w:r>
+                    <w:t xml:space="preserve">95</w:t>
                   </w:r>
                 </w:p>
               </w:tc>
@@ -6984,276 +6963,6 @@
                     <w:jc w:val="center"/>
                   </w:pPr>
                   <w:r>
-                    <w:t xml:space="preserve">axial</w:t>
-                  </w:r>
-                </w:p>
-              </w:tc>
-              <w:tc>
-                <w:tcPr/>
-                <w:p>
-                  <w:pPr>
-                    <w:pStyle w:val="Compact"/>
-                    <w:jc w:val="right"/>
-                    <w:jc w:val="center"/>
-                  </w:pPr>
-                  <w:r>
-                    <w:t xml:space="preserve">95</w:t>
-                  </w:r>
-                </w:p>
-              </w:tc>
-              <w:tc>
-                <w:tcPr/>
-                <w:p>
-                  <w:pPr>
-                    <w:pStyle w:val="Compact"/>
-                    <w:jc w:val="right"/>
-                    <w:jc w:val="center"/>
-                  </w:pPr>
-                  <w:r>
-                    <w:t xml:space="preserve">8</w:t>
-                  </w:r>
-                </w:p>
-              </w:tc>
-            </w:tr>
-            <w:tr>
-              <w:tc>
-                <w:tcPr/>
-                <w:p>
-                  <w:pPr>
-                    <w:pStyle w:val="Compact"/>
-                    <w:jc w:val="right"/>
-                    <w:jc w:val="center"/>
-                  </w:pPr>
-                  <w:r>
-                    <w:t xml:space="preserve">8</w:t>
-                  </w:r>
-                </w:p>
-              </w:tc>
-              <w:tc>
-                <w:tcPr/>
-                <w:p>
-                  <w:pPr>
-                    <w:pStyle w:val="Compact"/>
-                    <w:jc w:val="left"/>
-                    <w:jc w:val="center"/>
-                  </w:pPr>
-                  <w:r>
-                    <w:t xml:space="preserve">axial</w:t>
-                  </w:r>
-                </w:p>
-              </w:tc>
-              <w:tc>
-                <w:tcPr/>
-                <w:p>
-                  <w:pPr>
-                    <w:pStyle w:val="Compact"/>
-                    <w:jc w:val="right"/>
-                    <w:jc w:val="center"/>
-                  </w:pPr>
-                  <w:r>
-                    <w:t xml:space="preserve">95</w:t>
-                  </w:r>
-                </w:p>
-              </w:tc>
-              <w:tc>
-                <w:tcPr/>
-                <w:p>
-                  <w:pPr>
-                    <w:pStyle w:val="Compact"/>
-                    <w:jc w:val="right"/>
-                    <w:jc w:val="center"/>
-                  </w:pPr>
-                  <w:r>
-                    <w:t xml:space="preserve">30</w:t>
-                  </w:r>
-                </w:p>
-              </w:tc>
-            </w:tr>
-            <w:tr>
-              <w:tc>
-                <w:tcPr/>
-                <w:p>
-                  <w:pPr>
-                    <w:pStyle w:val="Compact"/>
-                    <w:jc w:val="right"/>
-                    <w:jc w:val="center"/>
-                  </w:pPr>
-                  <w:r>
-                    <w:t xml:space="preserve">9</w:t>
-                  </w:r>
-                </w:p>
-              </w:tc>
-              <w:tc>
-                <w:tcPr/>
-                <w:p>
-                  <w:pPr>
-                    <w:pStyle w:val="Compact"/>
-                    <w:jc w:val="left"/>
-                    <w:jc w:val="center"/>
-                  </w:pPr>
-                  <w:r>
-                    <w:t xml:space="preserve">center</w:t>
-                  </w:r>
-                </w:p>
-              </w:tc>
-              <w:tc>
-                <w:tcPr/>
-                <w:p>
-                  <w:pPr>
-                    <w:pStyle w:val="Compact"/>
-                    <w:jc w:val="right"/>
-                    <w:jc w:val="center"/>
-                  </w:pPr>
-                  <w:r>
-                    <w:t xml:space="preserve">95</w:t>
-                  </w:r>
-                </w:p>
-              </w:tc>
-              <w:tc>
-                <w:tcPr/>
-                <w:p>
-                  <w:pPr>
-                    <w:pStyle w:val="Compact"/>
-                    <w:jc w:val="right"/>
-                    <w:jc w:val="center"/>
-                  </w:pPr>
-                  <w:r>
-                    <w:t xml:space="preserve">19</w:t>
-                  </w:r>
-                </w:p>
-              </w:tc>
-            </w:tr>
-            <w:tr>
-              <w:tc>
-                <w:tcPr/>
-                <w:p>
-                  <w:pPr>
-                    <w:pStyle w:val="Compact"/>
-                    <w:jc w:val="right"/>
-                    <w:jc w:val="center"/>
-                  </w:pPr>
-                  <w:r>
-                    <w:t xml:space="preserve">10</w:t>
-                  </w:r>
-                </w:p>
-              </w:tc>
-              <w:tc>
-                <w:tcPr/>
-                <w:p>
-                  <w:pPr>
-                    <w:pStyle w:val="Compact"/>
-                    <w:jc w:val="left"/>
-                    <w:jc w:val="center"/>
-                  </w:pPr>
-                  <w:r>
-                    <w:t xml:space="preserve">center</w:t>
-                  </w:r>
-                </w:p>
-              </w:tc>
-              <w:tc>
-                <w:tcPr/>
-                <w:p>
-                  <w:pPr>
-                    <w:pStyle w:val="Compact"/>
-                    <w:jc w:val="right"/>
-                    <w:jc w:val="center"/>
-                  </w:pPr>
-                  <w:r>
-                    <w:t xml:space="preserve">95</w:t>
-                  </w:r>
-                </w:p>
-              </w:tc>
-              <w:tc>
-                <w:tcPr/>
-                <w:p>
-                  <w:pPr>
-                    <w:pStyle w:val="Compact"/>
-                    <w:jc w:val="right"/>
-                    <w:jc w:val="center"/>
-                  </w:pPr>
-                  <w:r>
-                    <w:t xml:space="preserve">19</w:t>
-                  </w:r>
-                </w:p>
-              </w:tc>
-            </w:tr>
-            <w:tr>
-              <w:tc>
-                <w:tcPr/>
-                <w:p>
-                  <w:pPr>
-                    <w:pStyle w:val="Compact"/>
-                    <w:jc w:val="right"/>
-                    <w:jc w:val="center"/>
-                  </w:pPr>
-                  <w:r>
-                    <w:t xml:space="preserve">11</w:t>
-                  </w:r>
-                </w:p>
-              </w:tc>
-              <w:tc>
-                <w:tcPr/>
-                <w:p>
-                  <w:pPr>
-                    <w:pStyle w:val="Compact"/>
-                    <w:jc w:val="left"/>
-                    <w:jc w:val="center"/>
-                  </w:pPr>
-                  <w:r>
-                    <w:t xml:space="preserve">center</w:t>
-                  </w:r>
-                </w:p>
-              </w:tc>
-              <w:tc>
-                <w:tcPr/>
-                <w:p>
-                  <w:pPr>
-                    <w:pStyle w:val="Compact"/>
-                    <w:jc w:val="right"/>
-                    <w:jc w:val="center"/>
-                  </w:pPr>
-                  <w:r>
-                    <w:t xml:space="preserve">95</w:t>
-                  </w:r>
-                </w:p>
-              </w:tc>
-              <w:tc>
-                <w:tcPr/>
-                <w:p>
-                  <w:pPr>
-                    <w:pStyle w:val="Compact"/>
-                    <w:jc w:val="right"/>
-                    <w:jc w:val="center"/>
-                  </w:pPr>
-                  <w:r>
-                    <w:t xml:space="preserve">19</w:t>
-                  </w:r>
-                </w:p>
-              </w:tc>
-            </w:tr>
-            <w:tr>
-              <w:tc>
-                <w:tcPr/>
-                <w:p>
-                  <w:pPr>
-                    <w:pStyle w:val="Compact"/>
-                    <w:jc w:val="right"/>
-                    <w:jc w:val="center"/>
-                  </w:pPr>
-                  <w:r>
-                    <w:t xml:space="preserve">12</w:t>
-                  </w:r>
-                </w:p>
-              </w:tc>
-              <w:tc>
-                <w:tcPr/>
-                <w:p>
-                  <w:pPr>
-                    <w:pStyle w:val="Compact"/>
-                    <w:jc w:val="left"/>
-                    <w:jc w:val="center"/>
-                  </w:pPr>
-                  <w:r>
                     <w:t xml:space="preserve">center</w:t>
                   </w:r>
                 </w:p>
@@ -7286,29 +6995,1693 @@
               </w:tc>
             </w:tr>
           </w:tbl>
-          <w:bookmarkEnd w:id="52"/>
+          <w:bookmarkEnd w:id="46"/>
           <w:p/>
         </w:tc>
       </w:tr>
     </w:tbl>
+    <w:p>
+      <w:pPr>
+        <w:pStyle w:val="BodyText"/>
+      </w:pPr>
+      <w:r>
+        <w:t xml:space="preserve">The executed matrices with their measured responses will appear in the appendices of</w:t>
+      </w:r>
+      <w:r>
+        <w:t xml:space="preserve"> </w:t>
+      </w:r>
+      <w:r>
+        <w:t xml:space="preserve">PCR-009.</w:t>
+      </w:r>
+    </w:p>
+    <w:bookmarkEnd w:id="47"/>
+    <w:bookmarkStart w:id="50" w:name="Xd035249cb2928fc67e6106bc8a61a8b12039d8a"/>
+    <w:p>
+      <w:pPr>
+        <w:pStyle w:val="Heading1"/>
+      </w:pPr>
+      <w:r>
+        <w:t xml:space="preserve">15. Appendix B — Planned response-surface design matrix</w:t>
+      </w:r>
+    </w:p>
+    <w:p>
+      <w:pPr>
+        <w:pStyle w:val="FirstParagraph"/>
+      </w:pPr>
+      <w:hyperlink w:anchor="tbl-appb">
+        <w:r>
+          <w:rPr>
+            <w:rStyle w:val="Hyperlink"/>
+          </w:rPr>
+          <w:t xml:space="preserve">Table 12</w:t>
+        </w:r>
+      </w:hyperlink>
+      <w:r>
+        <w:t xml:space="preserve"> </w:t>
+      </w:r>
+      <w:r>
+        <w:t xml:space="preserve">gives the coded settings of the 12 response-surface runs, in</w:t>
+      </w:r>
+      <w:r>
+        <w:t xml:space="preserve"> </w:t>
+      </w:r>
+      <w:r>
+        <w:t xml:space="preserve">the same coding as Appendix A. The axial runs carry one factor at an edge of its</w:t>
+      </w:r>
+      <w:r>
+        <w:t xml:space="preserve"> </w:t>
+      </w:r>
+      <w:r>
+        <w:t xml:space="preserve">characterization range and the other at the midpoint, and the centre point is replicated</w:t>
+      </w:r>
+      <w:r>
+        <w:t xml:space="preserve"> </w:t>
+      </w:r>
+      <w:r>
+        <w:t xml:space="preserve">4 times.</w:t>
+      </w:r>
+    </w:p>
+    <w:tbl>
+      <w:tblPr>
+        <w:tblStyle w:val="Table"/>
+        <w:tblW w:type="pct" w:w="5000"/>
+        <w:tblLayout w:type="fixed"/>
+        <w:tblLook w:firstRow="0" w:lastRow="0" w:firstColumn="0" w:lastColumn="0" w:noHBand="0" w:noVBand="0" w:val="0000"/>
+      </w:tblPr>
+      <w:tblGrid>
+        <w:gridCol w:w="7920"/>
+      </w:tblGrid>
+      <w:tr>
+        <w:tc>
+          <w:tcPr/>
+          <w:bookmarkStart w:id="48" w:name="tbl-appb"/>
+          <w:p>
+            <w:pPr>
+              <w:jc w:val="center"/>
+            </w:pPr>
+            <w:pPr>
+              <w:jc w:val="left"/>
+              <w:spacing w:before="200"/>
+              <w:pStyle w:val="ImageCaption"/>
+            </w:pPr>
+            <w:r>
+              <w:t xml:space="preserve">Table 12: Planned response-surface design, coded settings.</w:t>
+            </w:r>
+          </w:p>
+          <w:tbl>
+            <w:tblPr>
+              <w:tblStyle w:val="Table"/>
+              <w:tblW w:type="auto" w:w="0"/>
+              <w:tblLook w:firstRow="1" w:lastRow="0" w:firstColumn="0" w:lastColumn="0" w:noHBand="0" w:noVBand="0" w:val="0020"/>
+            </w:tblPr>
+            <w:tblGrid>
+              <w:gridCol w:w="1980"/>
+              <w:gridCol w:w="1980"/>
+              <w:gridCol w:w="1980"/>
+              <w:gridCol w:w="1980"/>
+            </w:tblGrid>
+            <w:tr>
+              <w:trPr>
+                <w:tblHeader w:val="on"/>
+              </w:trPr>
+              <w:tc>
+                <w:tcPr/>
+                <w:p>
+                  <w:pPr>
+                    <w:pStyle w:val="Compact"/>
+                    <w:jc w:val="right"/>
+                    <w:jc w:val="center"/>
+                  </w:pPr>
+                  <w:r>
+                    <w:t xml:space="preserve">Run</w:t>
+                  </w:r>
+                </w:p>
+              </w:tc>
+              <w:tc>
+                <w:tcPr/>
+                <w:p>
+                  <w:pPr>
+                    <w:pStyle w:val="Compact"/>
+                    <w:jc w:val="left"/>
+                    <w:jc w:val="center"/>
+                  </w:pPr>
+                  <w:r>
+                    <w:t xml:space="preserve">Type</w:t>
+                  </w:r>
+                </w:p>
+              </w:tc>
+              <w:tc>
+                <w:tcPr/>
+                <w:p>
+                  <w:pPr>
+                    <w:pStyle w:val="Compact"/>
+                    <w:jc w:val="right"/>
+                    <w:jc w:val="center"/>
+                  </w:pPr>
+                  <w:r>
+                    <w:t xml:space="preserve">A</w:t>
+                  </w:r>
+                </w:p>
+              </w:tc>
+              <w:tc>
+                <w:tcPr/>
+                <w:p>
+                  <w:pPr>
+                    <w:pStyle w:val="Compact"/>
+                    <w:jc w:val="right"/>
+                    <w:jc w:val="center"/>
+                  </w:pPr>
+                  <w:r>
+                    <w:t xml:space="preserve">B</w:t>
+                  </w:r>
+                </w:p>
+              </w:tc>
+            </w:tr>
+            <w:tr>
+              <w:tc>
+                <w:tcPr/>
+                <w:p>
+                  <w:pPr>
+                    <w:pStyle w:val="Compact"/>
+                    <w:jc w:val="right"/>
+                    <w:jc w:val="center"/>
+                  </w:pPr>
+                  <w:r>
+                    <w:t xml:space="preserve">1</w:t>
+                  </w:r>
+                </w:p>
+              </w:tc>
+              <w:tc>
+                <w:tcPr/>
+                <w:p>
+                  <w:pPr>
+                    <w:pStyle w:val="Compact"/>
+                    <w:jc w:val="left"/>
+                    <w:jc w:val="center"/>
+                  </w:pPr>
+                  <w:r>
+                    <w:t xml:space="preserve">factorial</w:t>
+                  </w:r>
+                </w:p>
+              </w:tc>
+              <w:tc>
+                <w:tcPr/>
+                <w:p>
+                  <w:pPr>
+                    <w:pStyle w:val="Compact"/>
+                    <w:jc w:val="right"/>
+                    <w:jc w:val="center"/>
+                  </w:pPr>
+                  <w:r>
+                    <w:t xml:space="preserve">-1</w:t>
+                  </w:r>
+                </w:p>
+              </w:tc>
+              <w:tc>
+                <w:tcPr/>
+                <w:p>
+                  <w:pPr>
+                    <w:pStyle w:val="Compact"/>
+                    <w:jc w:val="right"/>
+                    <w:jc w:val="center"/>
+                  </w:pPr>
+                  <w:r>
+                    <w:t xml:space="preserve">-1</w:t>
+                  </w:r>
+                </w:p>
+              </w:tc>
+            </w:tr>
+            <w:tr>
+              <w:tc>
+                <w:tcPr/>
+                <w:p>
+                  <w:pPr>
+                    <w:pStyle w:val="Compact"/>
+                    <w:jc w:val="right"/>
+                    <w:jc w:val="center"/>
+                  </w:pPr>
+                  <w:r>
+                    <w:t xml:space="preserve">2</w:t>
+                  </w:r>
+                </w:p>
+              </w:tc>
+              <w:tc>
+                <w:tcPr/>
+                <w:p>
+                  <w:pPr>
+                    <w:pStyle w:val="Compact"/>
+                    <w:jc w:val="left"/>
+                    <w:jc w:val="center"/>
+                  </w:pPr>
+                  <w:r>
+                    <w:t xml:space="preserve">factorial</w:t>
+                  </w:r>
+                </w:p>
+              </w:tc>
+              <w:tc>
+                <w:tcPr/>
+                <w:p>
+                  <w:pPr>
+                    <w:pStyle w:val="Compact"/>
+                    <w:jc w:val="right"/>
+                    <w:jc w:val="center"/>
+                  </w:pPr>
+                  <w:r>
+                    <w:t xml:space="preserve">-1</w:t>
+                  </w:r>
+                </w:p>
+              </w:tc>
+              <w:tc>
+                <w:tcPr/>
+                <w:p>
+                  <w:pPr>
+                    <w:pStyle w:val="Compact"/>
+                    <w:jc w:val="right"/>
+                    <w:jc w:val="center"/>
+                  </w:pPr>
+                  <w:r>
+                    <w:t xml:space="preserve">1</w:t>
+                  </w:r>
+                </w:p>
+              </w:tc>
+            </w:tr>
+            <w:tr>
+              <w:tc>
+                <w:tcPr/>
+                <w:p>
+                  <w:pPr>
+                    <w:pStyle w:val="Compact"/>
+                    <w:jc w:val="right"/>
+                    <w:jc w:val="center"/>
+                  </w:pPr>
+                  <w:r>
+                    <w:t xml:space="preserve">3</w:t>
+                  </w:r>
+                </w:p>
+              </w:tc>
+              <w:tc>
+                <w:tcPr/>
+                <w:p>
+                  <w:pPr>
+                    <w:pStyle w:val="Compact"/>
+                    <w:jc w:val="left"/>
+                    <w:jc w:val="center"/>
+                  </w:pPr>
+                  <w:r>
+                    <w:t xml:space="preserve">factorial</w:t>
+                  </w:r>
+                </w:p>
+              </w:tc>
+              <w:tc>
+                <w:tcPr/>
+                <w:p>
+                  <w:pPr>
+                    <w:pStyle w:val="Compact"/>
+                    <w:jc w:val="right"/>
+                    <w:jc w:val="center"/>
+                  </w:pPr>
+                  <w:r>
+                    <w:t xml:space="preserve">1</w:t>
+                  </w:r>
+                </w:p>
+              </w:tc>
+              <w:tc>
+                <w:tcPr/>
+                <w:p>
+                  <w:pPr>
+                    <w:pStyle w:val="Compact"/>
+                    <w:jc w:val="right"/>
+                    <w:jc w:val="center"/>
+                  </w:pPr>
+                  <w:r>
+                    <w:t xml:space="preserve">-1</w:t>
+                  </w:r>
+                </w:p>
+              </w:tc>
+            </w:tr>
+            <w:tr>
+              <w:tc>
+                <w:tcPr/>
+                <w:p>
+                  <w:pPr>
+                    <w:pStyle w:val="Compact"/>
+                    <w:jc w:val="right"/>
+                    <w:jc w:val="center"/>
+                  </w:pPr>
+                  <w:r>
+                    <w:t xml:space="preserve">4</w:t>
+                  </w:r>
+                </w:p>
+              </w:tc>
+              <w:tc>
+                <w:tcPr/>
+                <w:p>
+                  <w:pPr>
+                    <w:pStyle w:val="Compact"/>
+                    <w:jc w:val="left"/>
+                    <w:jc w:val="center"/>
+                  </w:pPr>
+                  <w:r>
+                    <w:t xml:space="preserve">factorial</w:t>
+                  </w:r>
+                </w:p>
+              </w:tc>
+              <w:tc>
+                <w:tcPr/>
+                <w:p>
+                  <w:pPr>
+                    <w:pStyle w:val="Compact"/>
+                    <w:jc w:val="right"/>
+                    <w:jc w:val="center"/>
+                  </w:pPr>
+                  <w:r>
+                    <w:t xml:space="preserve">1</w:t>
+                  </w:r>
+                </w:p>
+              </w:tc>
+              <w:tc>
+                <w:tcPr/>
+                <w:p>
+                  <w:pPr>
+                    <w:pStyle w:val="Compact"/>
+                    <w:jc w:val="right"/>
+                    <w:jc w:val="center"/>
+                  </w:pPr>
+                  <w:r>
+                    <w:t xml:space="preserve">1</w:t>
+                  </w:r>
+                </w:p>
+              </w:tc>
+            </w:tr>
+            <w:tr>
+              <w:tc>
+                <w:tcPr/>
+                <w:p>
+                  <w:pPr>
+                    <w:pStyle w:val="Compact"/>
+                    <w:jc w:val="right"/>
+                    <w:jc w:val="center"/>
+                  </w:pPr>
+                  <w:r>
+                    <w:t xml:space="preserve">5</w:t>
+                  </w:r>
+                </w:p>
+              </w:tc>
+              <w:tc>
+                <w:tcPr/>
+                <w:p>
+                  <w:pPr>
+                    <w:pStyle w:val="Compact"/>
+                    <w:jc w:val="left"/>
+                    <w:jc w:val="center"/>
+                  </w:pPr>
+                  <w:r>
+                    <w:t xml:space="preserve">axial</w:t>
+                  </w:r>
+                </w:p>
+              </w:tc>
+              <w:tc>
+                <w:tcPr/>
+                <w:p>
+                  <w:pPr>
+                    <w:pStyle w:val="Compact"/>
+                    <w:jc w:val="right"/>
+                    <w:jc w:val="center"/>
+                  </w:pPr>
+                  <w:r>
+                    <w:t xml:space="preserve">-1</w:t>
+                  </w:r>
+                </w:p>
+              </w:tc>
+              <w:tc>
+                <w:tcPr/>
+                <w:p>
+                  <w:pPr>
+                    <w:pStyle w:val="Compact"/>
+                    <w:jc w:val="right"/>
+                    <w:jc w:val="center"/>
+                  </w:pPr>
+                  <w:r>
+                    <w:t xml:space="preserve">0</w:t>
+                  </w:r>
+                </w:p>
+              </w:tc>
+            </w:tr>
+            <w:tr>
+              <w:tc>
+                <w:tcPr/>
+                <w:p>
+                  <w:pPr>
+                    <w:pStyle w:val="Compact"/>
+                    <w:jc w:val="right"/>
+                    <w:jc w:val="center"/>
+                  </w:pPr>
+                  <w:r>
+                    <w:t xml:space="preserve">6</w:t>
+                  </w:r>
+                </w:p>
+              </w:tc>
+              <w:tc>
+                <w:tcPr/>
+                <w:p>
+                  <w:pPr>
+                    <w:pStyle w:val="Compact"/>
+                    <w:jc w:val="left"/>
+                    <w:jc w:val="center"/>
+                  </w:pPr>
+                  <w:r>
+                    <w:t xml:space="preserve">axial</w:t>
+                  </w:r>
+                </w:p>
+              </w:tc>
+              <w:tc>
+                <w:tcPr/>
+                <w:p>
+                  <w:pPr>
+                    <w:pStyle w:val="Compact"/>
+                    <w:jc w:val="right"/>
+                    <w:jc w:val="center"/>
+                  </w:pPr>
+                  <w:r>
+                    <w:t xml:space="preserve">1</w:t>
+                  </w:r>
+                </w:p>
+              </w:tc>
+              <w:tc>
+                <w:tcPr/>
+                <w:p>
+                  <w:pPr>
+                    <w:pStyle w:val="Compact"/>
+                    <w:jc w:val="right"/>
+                    <w:jc w:val="center"/>
+                  </w:pPr>
+                  <w:r>
+                    <w:t xml:space="preserve">0</w:t>
+                  </w:r>
+                </w:p>
+              </w:tc>
+            </w:tr>
+            <w:tr>
+              <w:tc>
+                <w:tcPr/>
+                <w:p>
+                  <w:pPr>
+                    <w:pStyle w:val="Compact"/>
+                    <w:jc w:val="right"/>
+                    <w:jc w:val="center"/>
+                  </w:pPr>
+                  <w:r>
+                    <w:t xml:space="preserve">7</w:t>
+                  </w:r>
+                </w:p>
+              </w:tc>
+              <w:tc>
+                <w:tcPr/>
+                <w:p>
+                  <w:pPr>
+                    <w:pStyle w:val="Compact"/>
+                    <w:jc w:val="left"/>
+                    <w:jc w:val="center"/>
+                  </w:pPr>
+                  <w:r>
+                    <w:t xml:space="preserve">axial</w:t>
+                  </w:r>
+                </w:p>
+              </w:tc>
+              <w:tc>
+                <w:tcPr/>
+                <w:p>
+                  <w:pPr>
+                    <w:pStyle w:val="Compact"/>
+                    <w:jc w:val="right"/>
+                    <w:jc w:val="center"/>
+                  </w:pPr>
+                  <w:r>
+                    <w:t xml:space="preserve">0</w:t>
+                  </w:r>
+                </w:p>
+              </w:tc>
+              <w:tc>
+                <w:tcPr/>
+                <w:p>
+                  <w:pPr>
+                    <w:pStyle w:val="Compact"/>
+                    <w:jc w:val="right"/>
+                    <w:jc w:val="center"/>
+                  </w:pPr>
+                  <w:r>
+                    <w:t xml:space="preserve">-1</w:t>
+                  </w:r>
+                </w:p>
+              </w:tc>
+            </w:tr>
+            <w:tr>
+              <w:tc>
+                <w:tcPr/>
+                <w:p>
+                  <w:pPr>
+                    <w:pStyle w:val="Compact"/>
+                    <w:jc w:val="right"/>
+                    <w:jc w:val="center"/>
+                  </w:pPr>
+                  <w:r>
+                    <w:t xml:space="preserve">8</w:t>
+                  </w:r>
+                </w:p>
+              </w:tc>
+              <w:tc>
+                <w:tcPr/>
+                <w:p>
+                  <w:pPr>
+                    <w:pStyle w:val="Compact"/>
+                    <w:jc w:val="left"/>
+                    <w:jc w:val="center"/>
+                  </w:pPr>
+                  <w:r>
+                    <w:t xml:space="preserve">axial</w:t>
+                  </w:r>
+                </w:p>
+              </w:tc>
+              <w:tc>
+                <w:tcPr/>
+                <w:p>
+                  <w:pPr>
+                    <w:pStyle w:val="Compact"/>
+                    <w:jc w:val="right"/>
+                    <w:jc w:val="center"/>
+                  </w:pPr>
+                  <w:r>
+                    <w:t xml:space="preserve">0</w:t>
+                  </w:r>
+                </w:p>
+              </w:tc>
+              <w:tc>
+                <w:tcPr/>
+                <w:p>
+                  <w:pPr>
+                    <w:pStyle w:val="Compact"/>
+                    <w:jc w:val="right"/>
+                    <w:jc w:val="center"/>
+                  </w:pPr>
+                  <w:r>
+                    <w:t xml:space="preserve">1</w:t>
+                  </w:r>
+                </w:p>
+              </w:tc>
+            </w:tr>
+            <w:tr>
+              <w:tc>
+                <w:tcPr/>
+                <w:p>
+                  <w:pPr>
+                    <w:pStyle w:val="Compact"/>
+                    <w:jc w:val="right"/>
+                    <w:jc w:val="center"/>
+                  </w:pPr>
+                  <w:r>
+                    <w:t xml:space="preserve">9</w:t>
+                  </w:r>
+                </w:p>
+              </w:tc>
+              <w:tc>
+                <w:tcPr/>
+                <w:p>
+                  <w:pPr>
+                    <w:pStyle w:val="Compact"/>
+                    <w:jc w:val="left"/>
+                    <w:jc w:val="center"/>
+                  </w:pPr>
+                  <w:r>
+                    <w:t xml:space="preserve">center</w:t>
+                  </w:r>
+                </w:p>
+              </w:tc>
+              <w:tc>
+                <w:tcPr/>
+                <w:p>
+                  <w:pPr>
+                    <w:pStyle w:val="Compact"/>
+                    <w:jc w:val="right"/>
+                    <w:jc w:val="center"/>
+                  </w:pPr>
+                  <w:r>
+                    <w:t xml:space="preserve">0</w:t>
+                  </w:r>
+                </w:p>
+              </w:tc>
+              <w:tc>
+                <w:tcPr/>
+                <w:p>
+                  <w:pPr>
+                    <w:pStyle w:val="Compact"/>
+                    <w:jc w:val="right"/>
+                    <w:jc w:val="center"/>
+                  </w:pPr>
+                  <w:r>
+                    <w:t xml:space="preserve">0</w:t>
+                  </w:r>
+                </w:p>
+              </w:tc>
+            </w:tr>
+            <w:tr>
+              <w:tc>
+                <w:tcPr/>
+                <w:p>
+                  <w:pPr>
+                    <w:pStyle w:val="Compact"/>
+                    <w:jc w:val="right"/>
+                    <w:jc w:val="center"/>
+                  </w:pPr>
+                  <w:r>
+                    <w:t xml:space="preserve">10</w:t>
+                  </w:r>
+                </w:p>
+              </w:tc>
+              <w:tc>
+                <w:tcPr/>
+                <w:p>
+                  <w:pPr>
+                    <w:pStyle w:val="Compact"/>
+                    <w:jc w:val="left"/>
+                    <w:jc w:val="center"/>
+                  </w:pPr>
+                  <w:r>
+                    <w:t xml:space="preserve">center</w:t>
+                  </w:r>
+                </w:p>
+              </w:tc>
+              <w:tc>
+                <w:tcPr/>
+                <w:p>
+                  <w:pPr>
+                    <w:pStyle w:val="Compact"/>
+                    <w:jc w:val="right"/>
+                    <w:jc w:val="center"/>
+                  </w:pPr>
+                  <w:r>
+                    <w:t xml:space="preserve">0</w:t>
+                  </w:r>
+                </w:p>
+              </w:tc>
+              <w:tc>
+                <w:tcPr/>
+                <w:p>
+                  <w:pPr>
+                    <w:pStyle w:val="Compact"/>
+                    <w:jc w:val="right"/>
+                    <w:jc w:val="center"/>
+                  </w:pPr>
+                  <w:r>
+                    <w:t xml:space="preserve">0</w:t>
+                  </w:r>
+                </w:p>
+              </w:tc>
+            </w:tr>
+            <w:tr>
+              <w:tc>
+                <w:tcPr/>
+                <w:p>
+                  <w:pPr>
+                    <w:pStyle w:val="Compact"/>
+                    <w:jc w:val="right"/>
+                    <w:jc w:val="center"/>
+                  </w:pPr>
+                  <w:r>
+                    <w:t xml:space="preserve">11</w:t>
+                  </w:r>
+                </w:p>
+              </w:tc>
+              <w:tc>
+                <w:tcPr/>
+                <w:p>
+                  <w:pPr>
+                    <w:pStyle w:val="Compact"/>
+                    <w:jc w:val="left"/>
+                    <w:jc w:val="center"/>
+                  </w:pPr>
+                  <w:r>
+                    <w:t xml:space="preserve">center</w:t>
+                  </w:r>
+                </w:p>
+              </w:tc>
+              <w:tc>
+                <w:tcPr/>
+                <w:p>
+                  <w:pPr>
+                    <w:pStyle w:val="Compact"/>
+                    <w:jc w:val="right"/>
+                    <w:jc w:val="center"/>
+                  </w:pPr>
+                  <w:r>
+                    <w:t xml:space="preserve">0</w:t>
+                  </w:r>
+                </w:p>
+              </w:tc>
+              <w:tc>
+                <w:tcPr/>
+                <w:p>
+                  <w:pPr>
+                    <w:pStyle w:val="Compact"/>
+                    <w:jc w:val="right"/>
+                    <w:jc w:val="center"/>
+                  </w:pPr>
+                  <w:r>
+                    <w:t xml:space="preserve">0</w:t>
+                  </w:r>
+                </w:p>
+              </w:tc>
+            </w:tr>
+            <w:tr>
+              <w:tc>
+                <w:tcPr/>
+                <w:p>
+                  <w:pPr>
+                    <w:pStyle w:val="Compact"/>
+                    <w:jc w:val="right"/>
+                    <w:jc w:val="center"/>
+                  </w:pPr>
+                  <w:r>
+                    <w:t xml:space="preserve">12</w:t>
+                  </w:r>
+                </w:p>
+              </w:tc>
+              <w:tc>
+                <w:tcPr/>
+                <w:p>
+                  <w:pPr>
+                    <w:pStyle w:val="Compact"/>
+                    <w:jc w:val="left"/>
+                    <w:jc w:val="center"/>
+                  </w:pPr>
+                  <w:r>
+                    <w:t xml:space="preserve">center</w:t>
+                  </w:r>
+                </w:p>
+              </w:tc>
+              <w:tc>
+                <w:tcPr/>
+                <w:p>
+                  <w:pPr>
+                    <w:pStyle w:val="Compact"/>
+                    <w:jc w:val="right"/>
+                    <w:jc w:val="center"/>
+                  </w:pPr>
+                  <w:r>
+                    <w:t xml:space="preserve">0</w:t>
+                  </w:r>
+                </w:p>
+              </w:tc>
+              <w:tc>
+                <w:tcPr/>
+                <w:p>
+                  <w:pPr>
+                    <w:pStyle w:val="Compact"/>
+                    <w:jc w:val="right"/>
+                    <w:jc w:val="center"/>
+                  </w:pPr>
+                  <w:r>
+                    <w:t xml:space="preserve">0</w:t>
+                  </w:r>
+                </w:p>
+              </w:tc>
+            </w:tr>
+          </w:tbl>
+          <w:bookmarkEnd w:id="48"/>
+          <w:p/>
+        </w:tc>
+      </w:tr>
+    </w:tbl>
+    <w:p>
+      <w:pPr>
+        <w:pStyle w:val="BodyText"/>
+      </w:pPr>
+      <w:hyperlink w:anchor="tbl-appbn">
+        <w:r>
+          <w:rPr>
+            <w:rStyle w:val="Hyperlink"/>
+          </w:rPr>
+          <w:t xml:space="preserve">Table 13</w:t>
+        </w:r>
+      </w:hyperlink>
+      <w:r>
+        <w:t xml:space="preserve"> </w:t>
+      </w:r>
+      <w:r>
+        <w:t xml:space="preserve">gives the same design in natural units.</w:t>
+      </w:r>
+    </w:p>
+    <w:tbl>
+      <w:tblPr>
+        <w:tblStyle w:val="Table"/>
+        <w:tblW w:type="pct" w:w="5000"/>
+        <w:tblLayout w:type="fixed"/>
+        <w:tblLook w:firstRow="0" w:lastRow="0" w:firstColumn="0" w:lastColumn="0" w:noHBand="0" w:noVBand="0" w:val="0000"/>
+      </w:tblPr>
+      <w:tblGrid>
+        <w:gridCol w:w="7920"/>
+      </w:tblGrid>
+      <w:tr>
+        <w:tc>
+          <w:tcPr/>
+          <w:bookmarkStart w:id="49" w:name="tbl-appbn"/>
+          <w:p>
+            <w:pPr>
+              <w:jc w:val="center"/>
+            </w:pPr>
+            <w:pPr>
+              <w:jc w:val="left"/>
+              <w:spacing w:before="200"/>
+              <w:pStyle w:val="ImageCaption"/>
+            </w:pPr>
+            <w:r>
+              <w:t xml:space="preserve">Table 13: Planned response-surface design, natural unit settings.</w:t>
+            </w:r>
+          </w:p>
+          <w:tbl>
+            <w:tblPr>
+              <w:tblStyle w:val="Table"/>
+              <w:tblW w:type="pct" w:w="5000"/>
+              <w:tblLayout w:type="fixed"/>
+              <w:tblLook w:firstRow="1" w:lastRow="0" w:firstColumn="0" w:lastColumn="0" w:noHBand="0" w:noVBand="0" w:val="0020"/>
+            </w:tblPr>
+            <w:tblGrid>
+              <w:gridCol w:w="803"/>
+              <w:gridCol w:w="1262"/>
+              <w:gridCol w:w="3213"/>
+              <w:gridCol w:w="2640"/>
+            </w:tblGrid>
+            <w:tr>
+              <w:trPr>
+                <w:tblHeader w:val="on"/>
+              </w:trPr>
+              <w:tc>
+                <w:tcPr/>
+                <w:p>
+                  <w:pPr>
+                    <w:pStyle w:val="Compact"/>
+                    <w:jc w:val="right"/>
+                    <w:jc w:val="center"/>
+                  </w:pPr>
+                  <w:r>
+                    <w:t xml:space="preserve">Run</w:t>
+                  </w:r>
+                </w:p>
+              </w:tc>
+              <w:tc>
+                <w:tcPr/>
+                <w:p>
+                  <w:pPr>
+                    <w:pStyle w:val="Compact"/>
+                    <w:jc w:val="left"/>
+                    <w:jc w:val="center"/>
+                  </w:pPr>
+                  <w:r>
+                    <w:t xml:space="preserve">Type</w:t>
+                  </w:r>
+                </w:p>
+              </w:tc>
+              <w:tc>
+                <w:tcPr/>
+                <w:p>
+                  <w:pPr>
+                    <w:pStyle w:val="Compact"/>
+                    <w:jc w:val="right"/>
+                    <w:jc w:val="center"/>
+                  </w:pPr>
+                  <w:r>
+                    <w:t xml:space="preserve">Filtration volume (load)</w:t>
+                  </w:r>
+                </w:p>
+              </w:tc>
+              <w:tc>
+                <w:tcPr/>
+                <w:p>
+                  <w:pPr>
+                    <w:pStyle w:val="Compact"/>
+                    <w:jc w:val="right"/>
+                    <w:jc w:val="center"/>
+                  </w:pPr>
+                  <w:r>
+                    <w:t xml:space="preserve">Filtration pressure</w:t>
+                  </w:r>
+                </w:p>
+              </w:tc>
+            </w:tr>
+            <w:tr>
+              <w:tc>
+                <w:tcPr/>
+                <w:p>
+                  <w:pPr>
+                    <w:pStyle w:val="Compact"/>
+                    <w:jc w:val="right"/>
+                    <w:jc w:val="center"/>
+                  </w:pPr>
+                  <w:r>
+                    <w:t xml:space="preserve">1</w:t>
+                  </w:r>
+                </w:p>
+              </w:tc>
+              <w:tc>
+                <w:tcPr/>
+                <w:p>
+                  <w:pPr>
+                    <w:pStyle w:val="Compact"/>
+                    <w:jc w:val="left"/>
+                    <w:jc w:val="center"/>
+                  </w:pPr>
+                  <w:r>
+                    <w:t xml:space="preserve">factorial</w:t>
+                  </w:r>
+                </w:p>
+              </w:tc>
+              <w:tc>
+                <w:tcPr/>
+                <w:p>
+                  <w:pPr>
+                    <w:pStyle w:val="Compact"/>
+                    <w:jc w:val="right"/>
+                    <w:jc w:val="center"/>
+                  </w:pPr>
+                  <w:r>
+                    <w:t xml:space="preserve">50</w:t>
+                  </w:r>
+                </w:p>
+              </w:tc>
+              <w:tc>
+                <w:tcPr/>
+                <w:p>
+                  <w:pPr>
+                    <w:pStyle w:val="Compact"/>
+                    <w:jc w:val="right"/>
+                    <w:jc w:val="center"/>
+                  </w:pPr>
+                  <w:r>
+                    <w:t xml:space="preserve">8</w:t>
+                  </w:r>
+                </w:p>
+              </w:tc>
+            </w:tr>
+            <w:tr>
+              <w:tc>
+                <w:tcPr/>
+                <w:p>
+                  <w:pPr>
+                    <w:pStyle w:val="Compact"/>
+                    <w:jc w:val="right"/>
+                    <w:jc w:val="center"/>
+                  </w:pPr>
+                  <w:r>
+                    <w:t xml:space="preserve">2</w:t>
+                  </w:r>
+                </w:p>
+              </w:tc>
+              <w:tc>
+                <w:tcPr/>
+                <w:p>
+                  <w:pPr>
+                    <w:pStyle w:val="Compact"/>
+                    <w:jc w:val="left"/>
+                    <w:jc w:val="center"/>
+                  </w:pPr>
+                  <w:r>
+                    <w:t xml:space="preserve">factorial</w:t>
+                  </w:r>
+                </w:p>
+              </w:tc>
+              <w:tc>
+                <w:tcPr/>
+                <w:p>
+                  <w:pPr>
+                    <w:pStyle w:val="Compact"/>
+                    <w:jc w:val="right"/>
+                    <w:jc w:val="center"/>
+                  </w:pPr>
+                  <w:r>
+                    <w:t xml:space="preserve">50</w:t>
+                  </w:r>
+                </w:p>
+              </w:tc>
+              <w:tc>
+                <w:tcPr/>
+                <w:p>
+                  <w:pPr>
+                    <w:pStyle w:val="Compact"/>
+                    <w:jc w:val="right"/>
+                    <w:jc w:val="center"/>
+                  </w:pPr>
+                  <w:r>
+                    <w:t xml:space="preserve">30</w:t>
+                  </w:r>
+                </w:p>
+              </w:tc>
+            </w:tr>
+            <w:tr>
+              <w:tc>
+                <w:tcPr/>
+                <w:p>
+                  <w:pPr>
+                    <w:pStyle w:val="Compact"/>
+                    <w:jc w:val="right"/>
+                    <w:jc w:val="center"/>
+                  </w:pPr>
+                  <w:r>
+                    <w:t xml:space="preserve">3</w:t>
+                  </w:r>
+                </w:p>
+              </w:tc>
+              <w:tc>
+                <w:tcPr/>
+                <w:p>
+                  <w:pPr>
+                    <w:pStyle w:val="Compact"/>
+                    <w:jc w:val="left"/>
+                    <w:jc w:val="center"/>
+                  </w:pPr>
+                  <w:r>
+                    <w:t xml:space="preserve">factorial</w:t>
+                  </w:r>
+                </w:p>
+              </w:tc>
+              <w:tc>
+                <w:tcPr/>
+                <w:p>
+                  <w:pPr>
+                    <w:pStyle w:val="Compact"/>
+                    <w:jc w:val="right"/>
+                    <w:jc w:val="center"/>
+                  </w:pPr>
+                  <w:r>
+                    <w:t xml:space="preserve">140</w:t>
+                  </w:r>
+                </w:p>
+              </w:tc>
+              <w:tc>
+                <w:tcPr/>
+                <w:p>
+                  <w:pPr>
+                    <w:pStyle w:val="Compact"/>
+                    <w:jc w:val="right"/>
+                    <w:jc w:val="center"/>
+                  </w:pPr>
+                  <w:r>
+                    <w:t xml:space="preserve">8</w:t>
+                  </w:r>
+                </w:p>
+              </w:tc>
+            </w:tr>
+            <w:tr>
+              <w:tc>
+                <w:tcPr/>
+                <w:p>
+                  <w:pPr>
+                    <w:pStyle w:val="Compact"/>
+                    <w:jc w:val="right"/>
+                    <w:jc w:val="center"/>
+                  </w:pPr>
+                  <w:r>
+                    <w:t xml:space="preserve">4</w:t>
+                  </w:r>
+                </w:p>
+              </w:tc>
+              <w:tc>
+                <w:tcPr/>
+                <w:p>
+                  <w:pPr>
+                    <w:pStyle w:val="Compact"/>
+                    <w:jc w:val="left"/>
+                    <w:jc w:val="center"/>
+                  </w:pPr>
+                  <w:r>
+                    <w:t xml:space="preserve">factorial</w:t>
+                  </w:r>
+                </w:p>
+              </w:tc>
+              <w:tc>
+                <w:tcPr/>
+                <w:p>
+                  <w:pPr>
+                    <w:pStyle w:val="Compact"/>
+                    <w:jc w:val="right"/>
+                    <w:jc w:val="center"/>
+                  </w:pPr>
+                  <w:r>
+                    <w:t xml:space="preserve">140</w:t>
+                  </w:r>
+                </w:p>
+              </w:tc>
+              <w:tc>
+                <w:tcPr/>
+                <w:p>
+                  <w:pPr>
+                    <w:pStyle w:val="Compact"/>
+                    <w:jc w:val="right"/>
+                    <w:jc w:val="center"/>
+                  </w:pPr>
+                  <w:r>
+                    <w:t xml:space="preserve">30</w:t>
+                  </w:r>
+                </w:p>
+              </w:tc>
+            </w:tr>
+            <w:tr>
+              <w:tc>
+                <w:tcPr/>
+                <w:p>
+                  <w:pPr>
+                    <w:pStyle w:val="Compact"/>
+                    <w:jc w:val="right"/>
+                    <w:jc w:val="center"/>
+                  </w:pPr>
+                  <w:r>
+                    <w:t xml:space="preserve">5</w:t>
+                  </w:r>
+                </w:p>
+              </w:tc>
+              <w:tc>
+                <w:tcPr/>
+                <w:p>
+                  <w:pPr>
+                    <w:pStyle w:val="Compact"/>
+                    <w:jc w:val="left"/>
+                    <w:jc w:val="center"/>
+                  </w:pPr>
+                  <w:r>
+                    <w:t xml:space="preserve">axial</w:t>
+                  </w:r>
+                </w:p>
+              </w:tc>
+              <w:tc>
+                <w:tcPr/>
+                <w:p>
+                  <w:pPr>
+                    <w:pStyle w:val="Compact"/>
+                    <w:jc w:val="right"/>
+                    <w:jc w:val="center"/>
+                  </w:pPr>
+                  <w:r>
+                    <w:t xml:space="preserve">50</w:t>
+                  </w:r>
+                </w:p>
+              </w:tc>
+              <w:tc>
+                <w:tcPr/>
+                <w:p>
+                  <w:pPr>
+                    <w:pStyle w:val="Compact"/>
+                    <w:jc w:val="right"/>
+                    <w:jc w:val="center"/>
+                  </w:pPr>
+                  <w:r>
+                    <w:t xml:space="preserve">19</w:t>
+                  </w:r>
+                </w:p>
+              </w:tc>
+            </w:tr>
+            <w:tr>
+              <w:tc>
+                <w:tcPr/>
+                <w:p>
+                  <w:pPr>
+                    <w:pStyle w:val="Compact"/>
+                    <w:jc w:val="right"/>
+                    <w:jc w:val="center"/>
+                  </w:pPr>
+                  <w:r>
+                    <w:t xml:space="preserve">6</w:t>
+                  </w:r>
+                </w:p>
+              </w:tc>
+              <w:tc>
+                <w:tcPr/>
+                <w:p>
+                  <w:pPr>
+                    <w:pStyle w:val="Compact"/>
+                    <w:jc w:val="left"/>
+                    <w:jc w:val="center"/>
+                  </w:pPr>
+                  <w:r>
+                    <w:t xml:space="preserve">axial</w:t>
+                  </w:r>
+                </w:p>
+              </w:tc>
+              <w:tc>
+                <w:tcPr/>
+                <w:p>
+                  <w:pPr>
+                    <w:pStyle w:val="Compact"/>
+                    <w:jc w:val="right"/>
+                    <w:jc w:val="center"/>
+                  </w:pPr>
+                  <w:r>
+                    <w:t xml:space="preserve">140</w:t>
+                  </w:r>
+                </w:p>
+              </w:tc>
+              <w:tc>
+                <w:tcPr/>
+                <w:p>
+                  <w:pPr>
+                    <w:pStyle w:val="Compact"/>
+                    <w:jc w:val="right"/>
+                    <w:jc w:val="center"/>
+                  </w:pPr>
+                  <w:r>
+                    <w:t xml:space="preserve">19</w:t>
+                  </w:r>
+                </w:p>
+              </w:tc>
+            </w:tr>
+            <w:tr>
+              <w:tc>
+                <w:tcPr/>
+                <w:p>
+                  <w:pPr>
+                    <w:pStyle w:val="Compact"/>
+                    <w:jc w:val="right"/>
+                    <w:jc w:val="center"/>
+                  </w:pPr>
+                  <w:r>
+                    <w:t xml:space="preserve">7</w:t>
+                  </w:r>
+                </w:p>
+              </w:tc>
+              <w:tc>
+                <w:tcPr/>
+                <w:p>
+                  <w:pPr>
+                    <w:pStyle w:val="Compact"/>
+                    <w:jc w:val="left"/>
+                    <w:jc w:val="center"/>
+                  </w:pPr>
+                  <w:r>
+                    <w:t xml:space="preserve">axial</w:t>
+                  </w:r>
+                </w:p>
+              </w:tc>
+              <w:tc>
+                <w:tcPr/>
+                <w:p>
+                  <w:pPr>
+                    <w:pStyle w:val="Compact"/>
+                    <w:jc w:val="right"/>
+                    <w:jc w:val="center"/>
+                  </w:pPr>
+                  <w:r>
+                    <w:t xml:space="preserve">95</w:t>
+                  </w:r>
+                </w:p>
+              </w:tc>
+              <w:tc>
+                <w:tcPr/>
+                <w:p>
+                  <w:pPr>
+                    <w:pStyle w:val="Compact"/>
+                    <w:jc w:val="right"/>
+                    <w:jc w:val="center"/>
+                  </w:pPr>
+                  <w:r>
+                    <w:t xml:space="preserve">8</w:t>
+                  </w:r>
+                </w:p>
+              </w:tc>
+            </w:tr>
+            <w:tr>
+              <w:tc>
+                <w:tcPr/>
+                <w:p>
+                  <w:pPr>
+                    <w:pStyle w:val="Compact"/>
+                    <w:jc w:val="right"/>
+                    <w:jc w:val="center"/>
+                  </w:pPr>
+                  <w:r>
+                    <w:t xml:space="preserve">8</w:t>
+                  </w:r>
+                </w:p>
+              </w:tc>
+              <w:tc>
+                <w:tcPr/>
+                <w:p>
+                  <w:pPr>
+                    <w:pStyle w:val="Compact"/>
+                    <w:jc w:val="left"/>
+                    <w:jc w:val="center"/>
+                  </w:pPr>
+                  <w:r>
+                    <w:t xml:space="preserve">axial</w:t>
+                  </w:r>
+                </w:p>
+              </w:tc>
+              <w:tc>
+                <w:tcPr/>
+                <w:p>
+                  <w:pPr>
+                    <w:pStyle w:val="Compact"/>
+                    <w:jc w:val="right"/>
+                    <w:jc w:val="center"/>
+                  </w:pPr>
+                  <w:r>
+                    <w:t xml:space="preserve">95</w:t>
+                  </w:r>
+                </w:p>
+              </w:tc>
+              <w:tc>
+                <w:tcPr/>
+                <w:p>
+                  <w:pPr>
+                    <w:pStyle w:val="Compact"/>
+                    <w:jc w:val="right"/>
+                    <w:jc w:val="center"/>
+                  </w:pPr>
+                  <w:r>
+                    <w:t xml:space="preserve">30</w:t>
+                  </w:r>
+                </w:p>
+              </w:tc>
+            </w:tr>
+            <w:tr>
+              <w:tc>
+                <w:tcPr/>
+                <w:p>
+                  <w:pPr>
+                    <w:pStyle w:val="Compact"/>
+                    <w:jc w:val="right"/>
+                    <w:jc w:val="center"/>
+                  </w:pPr>
+                  <w:r>
+                    <w:t xml:space="preserve">9</w:t>
+                  </w:r>
+                </w:p>
+              </w:tc>
+              <w:tc>
+                <w:tcPr/>
+                <w:p>
+                  <w:pPr>
+                    <w:pStyle w:val="Compact"/>
+                    <w:jc w:val="left"/>
+                    <w:jc w:val="center"/>
+                  </w:pPr>
+                  <w:r>
+                    <w:t xml:space="preserve">center</w:t>
+                  </w:r>
+                </w:p>
+              </w:tc>
+              <w:tc>
+                <w:tcPr/>
+                <w:p>
+                  <w:pPr>
+                    <w:pStyle w:val="Compact"/>
+                    <w:jc w:val="right"/>
+                    <w:jc w:val="center"/>
+                  </w:pPr>
+                  <w:r>
+                    <w:t xml:space="preserve">95</w:t>
+                  </w:r>
+                </w:p>
+              </w:tc>
+              <w:tc>
+                <w:tcPr/>
+                <w:p>
+                  <w:pPr>
+                    <w:pStyle w:val="Compact"/>
+                    <w:jc w:val="right"/>
+                    <w:jc w:val="center"/>
+                  </w:pPr>
+                  <w:r>
+                    <w:t xml:space="preserve">19</w:t>
+                  </w:r>
+                </w:p>
+              </w:tc>
+            </w:tr>
+            <w:tr>
+              <w:tc>
+                <w:tcPr/>
+                <w:p>
+                  <w:pPr>
+                    <w:pStyle w:val="Compact"/>
+                    <w:jc w:val="right"/>
+                    <w:jc w:val="center"/>
+                  </w:pPr>
+                  <w:r>
+                    <w:t xml:space="preserve">10</w:t>
+                  </w:r>
+                </w:p>
+              </w:tc>
+              <w:tc>
+                <w:tcPr/>
+                <w:p>
+                  <w:pPr>
+                    <w:pStyle w:val="Compact"/>
+                    <w:jc w:val="left"/>
+                    <w:jc w:val="center"/>
+                  </w:pPr>
+                  <w:r>
+                    <w:t xml:space="preserve">center</w:t>
+                  </w:r>
+                </w:p>
+              </w:tc>
+              <w:tc>
+                <w:tcPr/>
+                <w:p>
+                  <w:pPr>
+                    <w:pStyle w:val="Compact"/>
+                    <w:jc w:val="right"/>
+                    <w:jc w:val="center"/>
+                  </w:pPr>
+                  <w:r>
+                    <w:t xml:space="preserve">95</w:t>
+                  </w:r>
+                </w:p>
+              </w:tc>
+              <w:tc>
+                <w:tcPr/>
+                <w:p>
+                  <w:pPr>
+                    <w:pStyle w:val="Compact"/>
+                    <w:jc w:val="right"/>
+                    <w:jc w:val="center"/>
+                  </w:pPr>
+                  <w:r>
+                    <w:t xml:space="preserve">19</w:t>
+                  </w:r>
+                </w:p>
+              </w:tc>
+            </w:tr>
+            <w:tr>
+              <w:tc>
+                <w:tcPr/>
+                <w:p>
+                  <w:pPr>
+                    <w:pStyle w:val="Compact"/>
+                    <w:jc w:val="right"/>
+                    <w:jc w:val="center"/>
+                  </w:pPr>
+                  <w:r>
+                    <w:t xml:space="preserve">11</w:t>
+                  </w:r>
+                </w:p>
+              </w:tc>
+              <w:tc>
+                <w:tcPr/>
+                <w:p>
+                  <w:pPr>
+                    <w:pStyle w:val="Compact"/>
+                    <w:jc w:val="left"/>
+                    <w:jc w:val="center"/>
+                  </w:pPr>
+                  <w:r>
+                    <w:t xml:space="preserve">center</w:t>
+                  </w:r>
+                </w:p>
+              </w:tc>
+              <w:tc>
+                <w:tcPr/>
+                <w:p>
+                  <w:pPr>
+                    <w:pStyle w:val="Compact"/>
+                    <w:jc w:val="right"/>
+                    <w:jc w:val="center"/>
+                  </w:pPr>
+                  <w:r>
+                    <w:t xml:space="preserve">95</w:t>
+                  </w:r>
+                </w:p>
+              </w:tc>
+              <w:tc>
+                <w:tcPr/>
+                <w:p>
+                  <w:pPr>
+                    <w:pStyle w:val="Compact"/>
+                    <w:jc w:val="right"/>
+                    <w:jc w:val="center"/>
+                  </w:pPr>
+                  <w:r>
+                    <w:t xml:space="preserve">19</w:t>
+                  </w:r>
+                </w:p>
+              </w:tc>
+            </w:tr>
+            <w:tr>
+              <w:tc>
+                <w:tcPr/>
+                <w:p>
+                  <w:pPr>
+                    <w:pStyle w:val="Compact"/>
+                    <w:jc w:val="right"/>
+                    <w:jc w:val="center"/>
+                  </w:pPr>
+                  <w:r>
+                    <w:t xml:space="preserve">12</w:t>
+                  </w:r>
+                </w:p>
+              </w:tc>
+              <w:tc>
+                <w:tcPr/>
+                <w:p>
+                  <w:pPr>
+                    <w:pStyle w:val="Compact"/>
+                    <w:jc w:val="left"/>
+                    <w:jc w:val="center"/>
+                  </w:pPr>
+                  <w:r>
+                    <w:t xml:space="preserve">center</w:t>
+                  </w:r>
+                </w:p>
+              </w:tc>
+              <w:tc>
+                <w:tcPr/>
+                <w:p>
+                  <w:pPr>
+                    <w:pStyle w:val="Compact"/>
+                    <w:jc w:val="right"/>
+                    <w:jc w:val="center"/>
+                  </w:pPr>
+                  <w:r>
+                    <w:t xml:space="preserve">95</w:t>
+                  </w:r>
+                </w:p>
+              </w:tc>
+              <w:tc>
+                <w:tcPr/>
+                <w:p>
+                  <w:pPr>
+                    <w:pStyle w:val="Compact"/>
+                    <w:jc w:val="right"/>
+                    <w:jc w:val="center"/>
+                  </w:pPr>
+                  <w:r>
+                    <w:t xml:space="preserve">19</w:t>
+                  </w:r>
+                </w:p>
+              </w:tc>
+            </w:tr>
+          </w:tbl>
+          <w:bookmarkEnd w:id="49"/>
+          <w:p/>
+        </w:tc>
+      </w:tr>
+    </w:tbl>
+    <w:p>
+      <w:pPr>
+        <w:pStyle w:val="BodyText"/>
+      </w:pPr>
+      <w:r>
+        <w:t xml:space="preserve">The execution order within each design will be randomized, so the run numbers in these</w:t>
+      </w:r>
+      <w:r>
+        <w:t xml:space="preserve"> </w:t>
+      </w:r>
+      <w:r>
+        <w:t xml:space="preserve">tables identify the design point and not the sequence in which it will be run.</w:t>
+      </w:r>
+    </w:p>
+    <w:bookmarkEnd w:id="50"/>
+    <w:bookmarkStart w:id="58" w:name="references"/>
+    <w:p>
+      <w:pPr>
+        <w:pStyle w:val="Heading1"/>
+      </w:pPr>
+      <w:r>
+        <w:t xml:space="preserve">References</w:t>
+      </w:r>
+    </w:p>
+    <w:bookmarkStart w:id="57" w:name="refs"/>
+    <w:bookmarkStart w:id="51" w:name="ref-amab2009"/>
+    <w:p>
+      <w:pPr>
+        <w:pStyle w:val="Bibliography"/>
+      </w:pPr>
+      <w:r>
+        <w:t xml:space="preserve">CMC Biotech Working Group. 2009.</w:t>
+      </w:r>
+      <w:r>
+        <w:t xml:space="preserve"> </w:t>
+      </w:r>
+      <w:r>
+        <w:rPr>
+          <w:i/>
+          <w:iCs/>
+        </w:rPr>
+        <w:t xml:space="preserve">A-Mab: A Case Study in Bioprocess Development</w:t>
+      </w:r>
+      <w:r>
+        <w:t xml:space="preserve">. CASSS.</w:t>
+      </w:r>
+    </w:p>
+    <w:bookmarkEnd w:id="51"/>
+    <w:bookmarkStart w:id="52" w:name="ref-ichq10"/>
+    <w:p>
+      <w:pPr>
+        <w:pStyle w:val="Bibliography"/>
+      </w:pPr>
+      <w:r>
+        <w:t xml:space="preserve">International Council for Harmonisation. 2008.</w:t>
+      </w:r>
+      <w:r>
+        <w:t xml:space="preserve"> </w:t>
+      </w:r>
+      <w:r>
+        <w:rPr>
+          <w:i/>
+          <w:iCs/>
+        </w:rPr>
+        <w:t xml:space="preserve">ICH Q10: Pharmaceutical Quality System</w:t>
+      </w:r>
+      <w:r>
+        <w:t xml:space="preserve">. ICH.</w:t>
+      </w:r>
+    </w:p>
+    <w:bookmarkEnd w:id="52"/>
+    <w:bookmarkStart w:id="53" w:name="ref-ichq8"/>
+    <w:p>
+      <w:pPr>
+        <w:pStyle w:val="Bibliography"/>
+      </w:pPr>
+      <w:r>
+        <w:t xml:space="preserve">International Council for Harmonisation. 2009.</w:t>
+      </w:r>
+      <w:r>
+        <w:t xml:space="preserve"> </w:t>
+      </w:r>
+      <w:r>
+        <w:rPr>
+          <w:i/>
+          <w:iCs/>
+        </w:rPr>
+        <w:t xml:space="preserve">ICH Q8(R2): Pharmaceutical Development</w:t>
+      </w:r>
+      <w:r>
+        <w:t xml:space="preserve">. ICH.</w:t>
+      </w:r>
+    </w:p>
     <w:bookmarkEnd w:id="53"/>
-    <w:bookmarkStart w:id="57" w:name="references"/>
-    <w:p>
-      <w:pPr>
-        <w:pStyle w:val="Heading1"/>
-      </w:pPr>
-      <w:r>
-        <w:t xml:space="preserve">References</w:t>
-      </w:r>
-    </w:p>
-    <w:bookmarkStart w:id="56" w:name="refs"/>
     <w:bookmarkStart w:id="54" w:name="ref-ichq5a"/>
     <w:p>
       <w:pPr>
         <w:pStyle w:val="Bibliography"/>
       </w:pPr>
       <w:r>
-        <w:t xml:space="preserve">International Council for Harmonisation. 2023.</w:t>
+        <w:t xml:space="preserve">International Council for Harmonisation. 2023a.</w:t>
       </w:r>
       <w:r>
         <w:t xml:space="preserve"> </w:t>
@@ -7325,7 +8698,30 @@
       </w:r>
     </w:p>
     <w:bookmarkEnd w:id="54"/>
-    <w:bookmarkStart w:id="55" w:name="ref-fda2011"/>
+    <w:bookmarkStart w:id="55" w:name="ref-ichq9"/>
+    <w:p>
+      <w:pPr>
+        <w:pStyle w:val="Bibliography"/>
+      </w:pPr>
+      <w:r>
+        <w:t xml:space="preserve">International Council for Harmonisation. 2023b.</w:t>
+      </w:r>
+      <w:r>
+        <w:t xml:space="preserve"> </w:t>
+      </w:r>
+      <w:r>
+        <w:rPr>
+          <w:i/>
+          <w:iCs/>
+        </w:rPr>
+        <w:t xml:space="preserve">ICH Q9(R1): Quality Risk Management</w:t>
+      </w:r>
+      <w:r>
+        <w:t xml:space="preserve">. ICH.</w:t>
+      </w:r>
+    </w:p>
+    <w:bookmarkEnd w:id="55"/>
+    <w:bookmarkStart w:id="56" w:name="ref-fda2011"/>
     <w:p>
       <w:pPr>
         <w:pStyle w:val="Bibliography"/>
@@ -7347,9 +8743,9 @@
         <w:t xml:space="preserve">. FDA.</w:t>
       </w:r>
     </w:p>
-    <w:bookmarkEnd w:id="55"/>
     <w:bookmarkEnd w:id="56"/>
     <w:bookmarkEnd w:id="57"/>
+    <w:bookmarkEnd w:id="58"/>
     <w:sectPr>
       <w:footnotePr>
         <w:numRestart w:val="eachSect"/>
@@ -7549,6 +8945,36 @@
     <w:abstractNumId w:val="990"/>
   </w:num>
   <w:num w:numId="1001">
+    <w:abstractNumId w:val="99411"/>
+    <w:lvlOverride w:ilvl="0">
+      <w:startOverride w:val="1"/>
+    </w:lvlOverride>
+    <w:lvlOverride w:ilvl="1">
+      <w:startOverride w:val="1"/>
+    </w:lvlOverride>
+    <w:lvlOverride w:ilvl="2">
+      <w:startOverride w:val="1"/>
+    </w:lvlOverride>
+    <w:lvlOverride w:ilvl="3">
+      <w:startOverride w:val="1"/>
+    </w:lvlOverride>
+    <w:lvlOverride w:ilvl="4">
+      <w:startOverride w:val="1"/>
+    </w:lvlOverride>
+    <w:lvlOverride w:ilvl="5">
+      <w:startOverride w:val="1"/>
+    </w:lvlOverride>
+    <w:lvlOverride w:ilvl="6">
+      <w:startOverride w:val="1"/>
+    </w:lvlOverride>
+    <w:lvlOverride w:ilvl="7">
+      <w:startOverride w:val="1"/>
+    </w:lvlOverride>
+    <w:lvlOverride w:ilvl="8">
+      <w:startOverride w:val="1"/>
+    </w:lvlOverride>
+  </w:num>
+  <w:num w:numId="1002">
     <w:abstractNumId w:val="99411"/>
     <w:lvlOverride w:ilvl="0">
       <w:startOverride w:val="1"/>
